--- a/projects/components/riscv-ip/kestrel-rv32i/docs/KESTREL_HAS_v0.1.docx
+++ b/projects/components/riscv-ip/kestrel-rv32i/docs/KESTREL_HAS_v0.1.docx
@@ -160,7 +160,7 @@
             </w:rPr>
             <w:fldChar w:fldCharType="separate"/>
           </w:r>
-          <w:hyperlink w:anchor="__RefHeading___Toc7426_1701033659">
+          <w:hyperlink w:anchor="__RefHeading___Toc7990_1205863382">
             <w:r>
               <w:rPr>
                 <w:webHidden/>
@@ -181,7 +181,7 @@
             </w:tabs>
             <w:rPr/>
           </w:pPr>
-          <w:hyperlink w:anchor="__RefHeading___Toc7428_1701033659">
+          <w:hyperlink w:anchor="__RefHeading___Toc7992_1205863382">
             <w:r>
               <w:rPr>
                 <w:webHidden/>
@@ -202,7 +202,7 @@
             </w:tabs>
             <w:rPr/>
           </w:pPr>
-          <w:hyperlink w:anchor="__RefHeading___Toc7430_1701033659">
+          <w:hyperlink w:anchor="__RefHeading___Toc7994_1205863382">
             <w:r>
               <w:rPr>
                 <w:webHidden/>
@@ -223,7 +223,7 @@
             </w:tabs>
             <w:rPr/>
           </w:pPr>
-          <w:hyperlink w:anchor="__RefHeading___Toc7432_1701033659">
+          <w:hyperlink w:anchor="__RefHeading___Toc7996_1205863382">
             <w:r>
               <w:rPr>
                 <w:webHidden/>
@@ -244,7 +244,7 @@
             </w:tabs>
             <w:rPr/>
           </w:pPr>
-          <w:hyperlink w:anchor="__RefHeading___Toc7434_1701033659">
+          <w:hyperlink w:anchor="__RefHeading___Toc7998_1205863382">
             <w:r>
               <w:rPr>
                 <w:webHidden/>
@@ -265,7 +265,7 @@
             </w:tabs>
             <w:rPr/>
           </w:pPr>
-          <w:hyperlink w:anchor="__RefHeading___Toc7436_1701033659">
+          <w:hyperlink w:anchor="__RefHeading___Toc8000_1205863382">
             <w:r>
               <w:rPr>
                 <w:webHidden/>
@@ -286,7 +286,7 @@
             </w:tabs>
             <w:rPr/>
           </w:pPr>
-          <w:hyperlink w:anchor="__RefHeading___Toc7438_1701033659">
+          <w:hyperlink w:anchor="__RefHeading___Toc8002_1205863382">
             <w:r>
               <w:rPr>
                 <w:webHidden/>
@@ -307,7 +307,7 @@
             </w:tabs>
             <w:rPr/>
           </w:pPr>
-          <w:hyperlink w:anchor="__RefHeading___Toc7440_1701033659">
+          <w:hyperlink w:anchor="__RefHeading___Toc8004_1205863382">
             <w:r>
               <w:rPr>
                 <w:webHidden/>
@@ -328,7 +328,7 @@
             </w:tabs>
             <w:rPr/>
           </w:pPr>
-          <w:hyperlink w:anchor="__RefHeading___Toc7442_1701033659">
+          <w:hyperlink w:anchor="__RefHeading___Toc8006_1205863382">
             <w:r>
               <w:rPr>
                 <w:webHidden/>
@@ -349,7 +349,7 @@
             </w:tabs>
             <w:rPr/>
           </w:pPr>
-          <w:hyperlink w:anchor="__RefHeading___Toc7444_1701033659">
+          <w:hyperlink w:anchor="__RefHeading___Toc8008_1205863382">
             <w:r>
               <w:rPr>
                 <w:webHidden/>
@@ -370,7 +370,7 @@
             </w:tabs>
             <w:rPr/>
           </w:pPr>
-          <w:hyperlink w:anchor="__RefHeading___Toc7446_1701033659">
+          <w:hyperlink w:anchor="__RefHeading___Toc8010_1205863382">
             <w:r>
               <w:rPr>
                 <w:webHidden/>
@@ -391,7 +391,7 @@
             </w:tabs>
             <w:rPr/>
           </w:pPr>
-          <w:hyperlink w:anchor="__RefHeading___Toc7448_1701033659">
+          <w:hyperlink w:anchor="__RefHeading___Toc8012_1205863382">
             <w:r>
               <w:rPr>
                 <w:webHidden/>
@@ -412,7 +412,7 @@
             </w:tabs>
             <w:rPr/>
           </w:pPr>
-          <w:hyperlink w:anchor="__RefHeading___Toc7450_1701033659">
+          <w:hyperlink w:anchor="__RefHeading___Toc8014_1205863382">
             <w:r>
               <w:rPr>
                 <w:webHidden/>
@@ -433,7 +433,7 @@
             </w:tabs>
             <w:rPr/>
           </w:pPr>
-          <w:hyperlink w:anchor="__RefHeading___Toc7452_1701033659">
+          <w:hyperlink w:anchor="__RefHeading___Toc8016_1205863382">
             <w:r>
               <w:rPr>
                 <w:webHidden/>
@@ -454,7 +454,7 @@
             </w:tabs>
             <w:rPr/>
           </w:pPr>
-          <w:hyperlink w:anchor="__RefHeading___Toc7454_1701033659">
+          <w:hyperlink w:anchor="__RefHeading___Toc8018_1205863382">
             <w:r>
               <w:rPr>
                 <w:webHidden/>
@@ -475,7 +475,7 @@
             </w:tabs>
             <w:rPr/>
           </w:pPr>
-          <w:hyperlink w:anchor="__RefHeading___Toc7456_1701033659">
+          <w:hyperlink w:anchor="__RefHeading___Toc8020_1205863382">
             <w:r>
               <w:rPr>
                 <w:webHidden/>
@@ -496,7 +496,7 @@
             </w:tabs>
             <w:rPr/>
           </w:pPr>
-          <w:hyperlink w:anchor="__RefHeading___Toc7458_1701033659">
+          <w:hyperlink w:anchor="__RefHeading___Toc8022_1205863382">
             <w:r>
               <w:rPr>
                 <w:webHidden/>
@@ -517,7 +517,7 @@
             </w:tabs>
             <w:rPr/>
           </w:pPr>
-          <w:hyperlink w:anchor="__RefHeading___Toc7460_1701033659">
+          <w:hyperlink w:anchor="__RefHeading___Toc8024_1205863382">
             <w:r>
               <w:rPr>
                 <w:webHidden/>
@@ -538,7 +538,7 @@
             </w:tabs>
             <w:rPr/>
           </w:pPr>
-          <w:hyperlink w:anchor="__RefHeading___Toc7462_1701033659">
+          <w:hyperlink w:anchor="__RefHeading___Toc8026_1205863382">
             <w:r>
               <w:rPr>
                 <w:webHidden/>
@@ -559,7 +559,7 @@
             </w:tabs>
             <w:rPr/>
           </w:pPr>
-          <w:hyperlink w:anchor="__RefHeading___Toc7464_1701033659">
+          <w:hyperlink w:anchor="__RefHeading___Toc8028_1205863382">
             <w:r>
               <w:rPr>
                 <w:webHidden/>
@@ -580,7 +580,7 @@
             </w:tabs>
             <w:rPr/>
           </w:pPr>
-          <w:hyperlink w:anchor="__RefHeading___Toc7466_1701033659">
+          <w:hyperlink w:anchor="__RefHeading___Toc8030_1205863382">
             <w:r>
               <w:rPr>
                 <w:webHidden/>
@@ -601,7 +601,7 @@
             </w:tabs>
             <w:rPr/>
           </w:pPr>
-          <w:hyperlink w:anchor="__RefHeading___Toc7468_1701033659">
+          <w:hyperlink w:anchor="__RefHeading___Toc8032_1205863382">
             <w:r>
               <w:rPr>
                 <w:webHidden/>
@@ -609,7 +609,7 @@
               </w:rPr>
               <w:t>4.2.3 Loader Integration (Boards)</w:t>
               <w:tab/>
-              <w:t>18</w:t>
+              <w:t>19</w:t>
             </w:r>
           </w:hyperlink>
         </w:p>
@@ -622,7 +622,7 @@
             </w:tabs>
             <w:rPr/>
           </w:pPr>
-          <w:hyperlink w:anchor="__RefHeading___Toc7470_1701033659">
+          <w:hyperlink w:anchor="__RefHeading___Toc8034_1205863382">
             <w:r>
               <w:rPr>
                 <w:webHidden/>
@@ -643,7 +643,7 @@
             </w:tabs>
             <w:rPr/>
           </w:pPr>
-          <w:hyperlink w:anchor="__RefHeading___Toc7472_1701033659">
+          <w:hyperlink w:anchor="__RefHeading___Toc8036_1205863382">
             <w:r>
               <w:rPr>
                 <w:webHidden/>
@@ -651,7 +651,7 @@
               </w:rPr>
               <w:t>5 ISA Scope</w:t>
               <w:tab/>
-              <w:t>20</w:t>
+              <w:t>21</w:t>
             </w:r>
           </w:hyperlink>
         </w:p>
@@ -664,7 +664,7 @@
             </w:tabs>
             <w:rPr/>
           </w:pPr>
-          <w:hyperlink w:anchor="__RefHeading___Toc7474_1701033659">
+          <w:hyperlink w:anchor="__RefHeading___Toc8038_1205863382">
             <w:r>
               <w:rPr>
                 <w:webHidden/>
@@ -672,7 +672,7 @@
               </w:rPr>
               <w:t>5.1 Instruction-Set Coverage</w:t>
               <w:tab/>
-              <w:t>20</w:t>
+              <w:t>21</w:t>
             </w:r>
           </w:hyperlink>
         </w:p>
@@ -685,7 +685,7 @@
             </w:tabs>
             <w:rPr/>
           </w:pPr>
-          <w:hyperlink w:anchor="__RefHeading___Toc7476_1701033659">
+          <w:hyperlink w:anchor="__RefHeading___Toc8040_1205863382">
             <w:r>
               <w:rPr>
                 <w:webHidden/>
@@ -693,7 +693,7 @@
               </w:rPr>
               <w:t>5.2 Reserved Encodings and HINTs</w:t>
               <w:tab/>
-              <w:t>23</w:t>
+              <w:t>24</w:t>
             </w:r>
           </w:hyperlink>
         </w:p>
@@ -706,7 +706,7 @@
             </w:tabs>
             <w:rPr/>
           </w:pPr>
-          <w:hyperlink w:anchor="__RefHeading___Toc7478_1701033659">
+          <w:hyperlink w:anchor="__RefHeading___Toc8042_1205863382">
             <w:r>
               <w:rPr>
                 <w:webHidden/>
@@ -714,7 +714,7 @@
               </w:rPr>
               <w:t>5.3 Misaligned Data Accesses</w:t>
               <w:tab/>
-              <w:t>23</w:t>
+              <w:t>24</w:t>
             </w:r>
           </w:hyperlink>
         </w:p>
@@ -727,7 +727,7 @@
             </w:tabs>
             <w:rPr/>
           </w:pPr>
-          <w:hyperlink w:anchor="__RefHeading___Toc7480_1701033659">
+          <w:hyperlink w:anchor="__RefHeading___Toc8044_1205863382">
             <w:r>
               <w:rPr>
                 <w:webHidden/>
@@ -735,7 +735,7 @@
               </w:rPr>
               <w:t>6 Programmer-Visible Machine State</w:t>
               <w:tab/>
-              <w:t>25</w:t>
+              <w:t>26</w:t>
             </w:r>
           </w:hyperlink>
         </w:p>
@@ -748,7 +748,7 @@
             </w:tabs>
             <w:rPr/>
           </w:pPr>
-          <w:hyperlink w:anchor="__RefHeading___Toc7482_1701033659">
+          <w:hyperlink w:anchor="__RefHeading___Toc8046_1205863382">
             <w:r>
               <w:rPr>
                 <w:webHidden/>
@@ -756,7 +756,7 @@
               </w:rPr>
               <w:t>6.1 The State an Integrator Programs Against</w:t>
               <w:tab/>
-              <w:t>25</w:t>
+              <w:t>26</w:t>
             </w:r>
           </w:hyperlink>
         </w:p>
@@ -769,7 +769,7 @@
             </w:tabs>
             <w:rPr/>
           </w:pPr>
-          <w:hyperlink w:anchor="__RefHeading___Toc7484_1701033659">
+          <w:hyperlink w:anchor="__RefHeading___Toc8048_1205863382">
             <w:r>
               <w:rPr>
                 <w:webHidden/>
@@ -777,7 +777,7 @@
               </w:rPr>
               <w:t>6.2 Consequences for Software</w:t>
               <w:tab/>
-              <w:t>26</w:t>
+              <w:t>27</w:t>
             </w:r>
           </w:hyperlink>
         </w:p>
@@ -790,7 +790,7 @@
             </w:tabs>
             <w:rPr/>
           </w:pPr>
-          <w:hyperlink w:anchor="__RefHeading___Toc7486_1701033659">
+          <w:hyperlink w:anchor="__RefHeading___Toc8050_1205863382">
             <w:r>
               <w:rPr>
                 <w:webHidden/>
@@ -798,7 +798,7 @@
               </w:rPr>
               <w:t>6.3 The Halt Boundary as State</w:t>
               <w:tab/>
-              <w:t>26</w:t>
+              <w:t>27</w:t>
             </w:r>
           </w:hyperlink>
         </w:p>
@@ -811,7 +811,7 @@
             </w:tabs>
             <w:rPr/>
           </w:pPr>
-          <w:hyperlink w:anchor="__RefHeading___Toc7488_1701033659">
+          <w:hyperlink w:anchor="__RefHeading___Toc8052_1205863382">
             <w:r>
               <w:rPr>
                 <w:webHidden/>
@@ -819,7 +819,7 @@
               </w:rPr>
               <w:t>7 kestrel_core Port Specification</w:t>
               <w:tab/>
-              <w:t>28</w:t>
+              <w:t>29</w:t>
             </w:r>
           </w:hyperlink>
         </w:p>
@@ -832,7 +832,7 @@
             </w:tabs>
             <w:rPr/>
           </w:pPr>
-          <w:hyperlink w:anchor="__RefHeading___Toc7490_1701033659">
+          <w:hyperlink w:anchor="__RefHeading___Toc8054_1205863382">
             <w:r>
               <w:rPr>
                 <w:webHidden/>
@@ -840,7 +840,7 @@
               </w:rPr>
               <w:t>7.1 Overview</w:t>
               <w:tab/>
-              <w:t>28</w:t>
+              <w:t>29</w:t>
             </w:r>
           </w:hyperlink>
         </w:p>
@@ -853,7 +853,7 @@
             </w:tabs>
             <w:rPr/>
           </w:pPr>
-          <w:hyperlink w:anchor="__RefHeading___Toc7492_1701033659">
+          <w:hyperlink w:anchor="__RefHeading___Toc8056_1205863382">
             <w:r>
               <w:rPr>
                 <w:webHidden/>
@@ -861,7 +861,7 @@
               </w:rPr>
               <w:t>7.2 Clock and Reset</w:t>
               <w:tab/>
-              <w:t>28</w:t>
+              <w:t>29</w:t>
             </w:r>
           </w:hyperlink>
         </w:p>
@@ -874,7 +874,7 @@
             </w:tabs>
             <w:rPr/>
           </w:pPr>
-          <w:hyperlink w:anchor="__RefHeading___Toc7494_1701033659">
+          <w:hyperlink w:anchor="__RefHeading___Toc8058_1205863382">
             <w:r>
               <w:rPr>
                 <w:webHidden/>
@@ -882,7 +882,7 @@
               </w:rPr>
               <w:t>7.3 Instruction Memory (Fetch) Port</w:t>
               <w:tab/>
-              <w:t>28</w:t>
+              <w:t>29</w:t>
             </w:r>
           </w:hyperlink>
         </w:p>
@@ -895,7 +895,7 @@
             </w:tabs>
             <w:rPr/>
           </w:pPr>
-          <w:hyperlink w:anchor="__RefHeading___Toc7496_1701033659">
+          <w:hyperlink w:anchor="__RefHeading___Toc8060_1205863382">
             <w:r>
               <w:rPr>
                 <w:webHidden/>
@@ -903,7 +903,7 @@
               </w:rPr>
               <w:t>7.4 Data Memory Port</w:t>
               <w:tab/>
-              <w:t>29</w:t>
+              <w:t>30</w:t>
             </w:r>
           </w:hyperlink>
         </w:p>
@@ -916,7 +916,7 @@
             </w:tabs>
             <w:rPr/>
           </w:pPr>
-          <w:hyperlink w:anchor="__RefHeading___Toc7498_1701033659">
+          <w:hyperlink w:anchor="__RefHeading___Toc8062_1205863382">
             <w:r>
               <w:rPr>
                 <w:webHidden/>
@@ -924,7 +924,7 @@
               </w:rPr>
               <w:t>7.5 Halt Outputs</w:t>
               <w:tab/>
-              <w:t>29</w:t>
+              <w:t>30</w:t>
             </w:r>
           </w:hyperlink>
         </w:p>
@@ -937,7 +937,7 @@
             </w:tabs>
             <w:rPr/>
           </w:pPr>
-          <w:hyperlink w:anchor="__RefHeading___Toc7500_1701033659">
+          <w:hyperlink w:anchor="__RefHeading___Toc8064_1205863382">
             <w:r>
               <w:rPr>
                 <w:webHidden/>
@@ -945,7 +945,7 @@
               </w:rPr>
               <w:t>7.6 RVFI Retirement Channel</w:t>
               <w:tab/>
-              <w:t>30</w:t>
+              <w:t>31</w:t>
             </w:r>
           </w:hyperlink>
         </w:p>
@@ -958,7 +958,7 @@
             </w:tabs>
             <w:rPr/>
           </w:pPr>
-          <w:hyperlink w:anchor="__RefHeading___Toc7502_1701033659">
+          <w:hyperlink w:anchor="__RefHeading___Toc8066_1205863382">
             <w:r>
               <w:rPr>
                 <w:webHidden/>
@@ -966,7 +966,7 @@
               </w:rPr>
               <w:t>8 Memory Contract</w:t>
               <w:tab/>
-              <w:t>32</w:t>
+              <w:t>33</w:t>
             </w:r>
           </w:hyperlink>
         </w:p>
@@ -979,7 +979,7 @@
             </w:tabs>
             <w:rPr/>
           </w:pPr>
-          <w:hyperlink w:anchor="__RefHeading___Toc7504_1701033659">
+          <w:hyperlink w:anchor="__RefHeading___Toc8068_1205863382">
             <w:r>
               <w:rPr>
                 <w:webHidden/>
@@ -987,7 +987,7 @@
               </w:rPr>
               <w:t>8.1 The Contract</w:t>
               <w:tab/>
-              <w:t>32</w:t>
+              <w:t>33</w:t>
             </w:r>
           </w:hyperlink>
         </w:p>
@@ -1000,7 +1000,7 @@
             </w:tabs>
             <w:rPr/>
           </w:pPr>
-          <w:hyperlink w:anchor="__RefHeading___Toc7506_1701033659">
+          <w:hyperlink w:anchor="__RefHeading___Toc8070_1205863382">
             <w:r>
               <w:rPr>
                 <w:webHidden/>
@@ -1008,7 +1008,7 @@
               </w:rPr>
               <w:t>8.2 Timing Rules</w:t>
               <w:tab/>
-              <w:t>32</w:t>
+              <w:t>33</w:t>
             </w:r>
           </w:hyperlink>
         </w:p>
@@ -1021,7 +1021,7 @@
             </w:tabs>
             <w:rPr/>
           </w:pPr>
-          <w:hyperlink w:anchor="__RefHeading___Toc7508_1701033659">
+          <w:hyperlink w:anchor="__RefHeading___Toc8072_1205863382">
             <w:r>
               <w:rPr>
                 <w:webHidden/>
@@ -1029,7 +1029,7 @@
               </w:rPr>
               <w:t>8.3 The Cross-Word Retry</w:t>
               <w:tab/>
-              <w:t>33</w:t>
+              <w:t>34</w:t>
             </w:r>
           </w:hyperlink>
         </w:p>
@@ -1042,7 +1042,7 @@
             </w:tabs>
             <w:rPr/>
           </w:pPr>
-          <w:hyperlink w:anchor="__RefHeading___Toc7510_1701033659">
+          <w:hyperlink w:anchor="__RefHeading___Toc8074_1205863382">
             <w:r>
               <w:rPr>
                 <w:webHidden/>
@@ -1050,7 +1050,7 @@
               </w:rPr>
               <w:t>8.4 What the Contract Deliberately Excludes</w:t>
               <w:tab/>
-              <w:t>33</w:t>
+              <w:t>34</w:t>
             </w:r>
           </w:hyperlink>
         </w:p>
@@ -1063,7 +1063,7 @@
             </w:tabs>
             <w:rPr/>
           </w:pPr>
-          <w:hyperlink w:anchor="__RefHeading___Toc7512_1701033659">
+          <w:hyperlink w:anchor="__RefHeading___Toc8076_1205863382">
             <w:r>
               <w:rPr>
                 <w:webHidden/>
@@ -1071,7 +1071,7 @@
               </w:rPr>
               <w:t>9 Halt and Trap Behavior</w:t>
               <w:tab/>
-              <w:t>35</w:t>
+              <w:t>36</w:t>
             </w:r>
           </w:hyperlink>
         </w:p>
@@ -1084,7 +1084,7 @@
             </w:tabs>
             <w:rPr/>
           </w:pPr>
-          <w:hyperlink w:anchor="__RefHeading___Toc7514_1701033659">
+          <w:hyperlink w:anchor="__RefHeading___Toc8078_1205863382">
             <w:r>
               <w:rPr>
                 <w:webHidden/>
@@ -1092,7 +1092,7 @@
               </w:rPr>
               <w:t>9.1 Halt Versus Trap</w:t>
               <w:tab/>
-              <w:t>35</w:t>
+              <w:t>36</w:t>
             </w:r>
           </w:hyperlink>
         </w:p>
@@ -1105,7 +1105,7 @@
             </w:tabs>
             <w:rPr/>
           </w:pPr>
-          <w:hyperlink w:anchor="__RefHeading___Toc7516_1701033659">
+          <w:hyperlink w:anchor="__RefHeading___Toc8080_1205863382">
             <w:r>
               <w:rPr>
                 <w:webHidden/>
@@ -1113,7 +1113,7 @@
               </w:rPr>
               <w:t>9.2 Halt Causes</w:t>
               <w:tab/>
-              <w:t>35</w:t>
+              <w:t>36</w:t>
             </w:r>
           </w:hyperlink>
         </w:p>
@@ -1126,7 +1126,7 @@
             </w:tabs>
             <w:rPr/>
           </w:pPr>
-          <w:hyperlink w:anchor="__RefHeading___Toc7518_1701033659">
+          <w:hyperlink w:anchor="__RefHeading___Toc8082_1205863382">
             <w:r>
               <w:rPr>
                 <w:webHidden/>
@@ -1134,7 +1134,7 @@
               </w:rPr>
               <w:t>9.3 Timing Contract</w:t>
               <w:tab/>
-              <w:t>36</w:t>
+              <w:t>37</w:t>
             </w:r>
           </w:hyperlink>
         </w:p>
@@ -1147,7 +1147,7 @@
             </w:tabs>
             <w:rPr/>
           </w:pPr>
-          <w:hyperlink w:anchor="__RefHeading___Toc7520_1701033659">
+          <w:hyperlink w:anchor="__RefHeading___Toc8084_1205863382">
             <w:r>
               <w:rPr>
                 <w:webHidden/>
@@ -1155,7 +1155,7 @@
               </w:rPr>
               <w:t>9.4 Writeback Suppression Detail</w:t>
               <w:tab/>
-              <w:t>36</w:t>
+              <w:t>37</w:t>
             </w:r>
           </w:hyperlink>
         </w:p>
@@ -1168,7 +1168,7 @@
             </w:tabs>
             <w:rPr/>
           </w:pPr>
-          <w:hyperlink w:anchor="__RefHeading___Toc7522_1701033659">
+          <w:hyperlink w:anchor="__RefHeading___Toc8086_1205863382">
             <w:r>
               <w:rPr>
                 <w:webHidden/>
@@ -1176,7 +1176,7 @@
               </w:rPr>
               <w:t>9.5 ECALL as the Termination Convention</w:t>
               <w:tab/>
-              <w:t>36</w:t>
+              <w:t>37</w:t>
             </w:r>
           </w:hyperlink>
         </w:p>
@@ -1189,7 +1189,7 @@
             </w:tabs>
             <w:rPr/>
           </w:pPr>
-          <w:hyperlink w:anchor="__RefHeading___Toc7524_1701033659">
+          <w:hyperlink w:anchor="__RefHeading___Toc8088_1205863382">
             <w:r>
               <w:rPr>
                 <w:webHidden/>
@@ -1197,7 +1197,7 @@
               </w:rPr>
               <w:t>10 kestrel_mem_loader and the AXIL Programming Interface</w:t>
               <w:tab/>
-              <w:t>38</w:t>
+              <w:t>39</w:t>
             </w:r>
           </w:hyperlink>
         </w:p>
@@ -1210,7 +1210,7 @@
             </w:tabs>
             <w:rPr/>
           </w:pPr>
-          <w:hyperlink w:anchor="__RefHeading___Toc7526_1701033659">
+          <w:hyperlink w:anchor="__RefHeading___Toc8090_1205863382">
             <w:r>
               <w:rPr>
                 <w:webHidden/>
@@ -1218,7 +1218,7 @@
               </w:rPr>
               <w:t>10.1 Purpose</w:t>
               <w:tab/>
-              <w:t>38</w:t>
+              <w:t>39</w:t>
             </w:r>
           </w:hyperlink>
         </w:p>
@@ -1231,7 +1231,7 @@
             </w:tabs>
             <w:rPr/>
           </w:pPr>
-          <w:hyperlink w:anchor="__RefHeading___Toc7528_1701033659">
+          <w:hyperlink w:anchor="__RefHeading___Toc8092_1205863382">
             <w:r>
               <w:rPr>
                 <w:webHidden/>
@@ -1239,7 +1239,7 @@
               </w:rPr>
               <w:t>10.2 Parameters</w:t>
               <w:tab/>
-              <w:t>38</w:t>
+              <w:t>39</w:t>
             </w:r>
           </w:hyperlink>
         </w:p>
@@ -1252,7 +1252,7 @@
             </w:tabs>
             <w:rPr/>
           </w:pPr>
-          <w:hyperlink w:anchor="__RefHeading___Toc7530_1701033659">
+          <w:hyperlink w:anchor="__RefHeading___Toc8094_1205863382">
             <w:r>
               <w:rPr>
                 <w:webHidden/>
@@ -1260,7 +1260,7 @@
               </w:rPr>
               <w:t>10.3 AXIL Slave Ports</w:t>
               <w:tab/>
-              <w:t>38</w:t>
+              <w:t>39</w:t>
             </w:r>
           </w:hyperlink>
         </w:p>
@@ -1273,7 +1273,7 @@
             </w:tabs>
             <w:rPr/>
           </w:pPr>
-          <w:hyperlink w:anchor="__RefHeading___Toc7532_1701033659">
+          <w:hyperlink w:anchor="__RefHeading___Toc8096_1205863382">
             <w:r>
               <w:rPr>
                 <w:webHidden/>
@@ -1281,7 +1281,7 @@
               </w:rPr>
               <w:t>10.4 Core-Side Ports and Debug Taps</w:t>
               <w:tab/>
-              <w:t>40</w:t>
+              <w:t>41</w:t>
             </w:r>
           </w:hyperlink>
         </w:p>
@@ -1294,7 +1294,7 @@
             </w:tabs>
             <w:rPr/>
           </w:pPr>
-          <w:hyperlink w:anchor="__RefHeading___Toc7534_1701033659">
+          <w:hyperlink w:anchor="__RefHeading___Toc8098_1205863382">
             <w:r>
               <w:rPr>
                 <w:webHidden/>
@@ -1302,7 +1302,7 @@
               </w:rPr>
               <w:t>10.5 Address Map</w:t>
               <w:tab/>
-              <w:t>40</w:t>
+              <w:t>41</w:t>
             </w:r>
           </w:hyperlink>
         </w:p>
@@ -1315,7 +1315,7 @@
             </w:tabs>
             <w:rPr/>
           </w:pPr>
-          <w:hyperlink w:anchor="__RefHeading___Toc7536_1701033659">
+          <w:hyperlink w:anchor="__RefHeading___Toc8100_1205863382">
             <w:r>
               <w:rPr>
                 <w:webHidden/>
@@ -1323,7 +1323,7 @@
               </w:rPr>
               <w:t>10.6 CTRL Register and Run Control</w:t>
               <w:tab/>
-              <w:t>42</w:t>
+              <w:t>43</w:t>
             </w:r>
           </w:hyperlink>
         </w:p>
@@ -1336,7 +1336,7 @@
             </w:tabs>
             <w:rPr/>
           </w:pPr>
-          <w:hyperlink w:anchor="__RefHeading___Toc7538_1701033659">
+          <w:hyperlink w:anchor="__RefHeading___Toc8102_1205863382">
             <w:r>
               <w:rPr>
                 <w:webHidden/>
@@ -1344,7 +1344,7 @@
               </w:rPr>
               <w:t>10.7 Mutual Exclusion (Load Mode vs Run Mode)</w:t>
               <w:tab/>
-              <w:t>42</w:t>
+              <w:t>43</w:t>
             </w:r>
           </w:hyperlink>
         </w:p>
@@ -1357,7 +1357,7 @@
             </w:tabs>
             <w:rPr/>
           </w:pPr>
-          <w:hyperlink w:anchor="__RefHeading___Toc7540_1701033659">
+          <w:hyperlink w:anchor="__RefHeading___Toc8104_1205863382">
             <w:r>
               <w:rPr>
                 <w:webHidden/>
@@ -1365,7 +1365,7 @@
               </w:rPr>
               <w:t>10.8 Programming Sequence</w:t>
               <w:tab/>
-              <w:t>42</w:t>
+              <w:t>43</w:t>
             </w:r>
           </w:hyperlink>
         </w:p>
@@ -1378,7 +1378,7 @@
             </w:tabs>
             <w:rPr/>
           </w:pPr>
-          <w:hyperlink w:anchor="__RefHeading___Toc7542_1701033659">
+          <w:hyperlink w:anchor="__RefHeading___Toc8106_1205863382">
             <w:r>
               <w:rPr>
                 <w:webHidden/>
@@ -1386,7 +1386,7 @@
               </w:rPr>
               <w:t>11 Performance Characteristics</w:t>
               <w:tab/>
-              <w:t>44</w:t>
+              <w:t>45</w:t>
             </w:r>
           </w:hyperlink>
         </w:p>
@@ -1399,7 +1399,7 @@
             </w:tabs>
             <w:rPr/>
           </w:pPr>
-          <w:hyperlink w:anchor="__RefHeading___Toc7544_1701033659">
+          <w:hyperlink w:anchor="__RefHeading___Toc8108_1205863382">
             <w:r>
               <w:rPr>
                 <w:webHidden/>
@@ -1407,7 +1407,7 @@
               </w:rPr>
               <w:t>11.1 Cycles per Instruction</w:t>
               <w:tab/>
-              <w:t>44</w:t>
+              <w:t>45</w:t>
             </w:r>
           </w:hyperlink>
         </w:p>
@@ -1420,7 +1420,7 @@
             </w:tabs>
             <w:rPr/>
           </w:pPr>
-          <w:hyperlink w:anchor="__RefHeading___Toc7546_1701033659">
+          <w:hyperlink w:anchor="__RefHeading___Toc8110_1205863382">
             <w:r>
               <w:rPr>
                 <w:webHidden/>
@@ -1428,7 +1428,7 @@
               </w:rPr>
               <w:t>11.2 Critical Path Analysis</w:t>
               <w:tab/>
-              <w:t>44</w:t>
+              <w:t>45</w:t>
             </w:r>
           </w:hyperlink>
         </w:p>
@@ -1441,7 +1441,7 @@
             </w:tabs>
             <w:rPr/>
           </w:pPr>
-          <w:hyperlink w:anchor="__RefHeading___Toc7548_1701033659">
+          <w:hyperlink w:anchor="__RefHeading___Toc8112_1205863382">
             <w:r>
               <w:rPr>
                 <w:webHidden/>
@@ -1449,7 +1449,7 @@
               </w:rPr>
               <w:t>11.3 Resource Sketch</w:t>
               <w:tab/>
-              <w:t>45</w:t>
+              <w:t>46</w:t>
             </w:r>
           </w:hyperlink>
         </w:p>
@@ -1462,7 +1462,7 @@
             </w:tabs>
             <w:rPr/>
           </w:pPr>
-          <w:hyperlink w:anchor="__RefHeading___Toc7550_1701033659">
+          <w:hyperlink w:anchor="__RefHeading___Toc8114_1205863382">
             <w:r>
               <w:rPr>
                 <w:webHidden/>
@@ -1470,7 +1470,7 @@
               </w:rPr>
               <w:t>11.4 Throughput Context</w:t>
               <w:tab/>
-              <w:t>46</w:t>
+              <w:t>47</w:t>
             </w:r>
           </w:hyperlink>
         </w:p>
@@ -1483,7 +1483,7 @@
             </w:tabs>
             <w:rPr/>
           </w:pPr>
-          <w:hyperlink w:anchor="__RefHeading___Toc7552_1701033659">
+          <w:hyperlink w:anchor="__RefHeading___Toc8116_1205863382">
             <w:r>
               <w:rPr>
                 <w:webHidden/>
@@ -1491,7 +1491,7 @@
               </w:rPr>
               <w:t>12 Integration Guide</w:t>
               <w:tab/>
-              <w:t>47</w:t>
+              <w:t>48</w:t>
             </w:r>
           </w:hyperlink>
         </w:p>
@@ -1504,7 +1504,7 @@
             </w:tabs>
             <w:rPr/>
           </w:pPr>
-          <w:hyperlink w:anchor="__RefHeading___Toc7554_1701033659">
+          <w:hyperlink w:anchor="__RefHeading___Toc8118_1205863382">
             <w:r>
               <w:rPr>
                 <w:webHidden/>
@@ -1512,7 +1512,7 @@
               </w:rPr>
               <w:t>12.1 Embedding Recipe (No Loader)</w:t>
               <w:tab/>
-              <w:t>47</w:t>
+              <w:t>48</w:t>
             </w:r>
           </w:hyperlink>
         </w:p>
@@ -1525,7 +1525,7 @@
             </w:tabs>
             <w:rPr/>
           </w:pPr>
-          <w:hyperlink w:anchor="__RefHeading___Toc7556_1701033659">
+          <w:hyperlink w:anchor="__RefHeading___Toc8120_1205863382">
             <w:r>
               <w:rPr>
                 <w:webHidden/>
@@ -1533,7 +1533,7 @@
               </w:rPr>
               <w:t>12.2 Embedding Recipe (Loader / Board)</w:t>
               <w:tab/>
-              <w:t>47</w:t>
+              <w:t>48</w:t>
             </w:r>
           </w:hyperlink>
         </w:p>
@@ -1546,7 +1546,7 @@
             </w:tabs>
             <w:rPr/>
           </w:pPr>
-          <w:hyperlink w:anchor="__RefHeading___Toc7558_1701033659">
+          <w:hyperlink w:anchor="__RefHeading___Toc8122_1205863382">
             <w:r>
               <w:rPr>
                 <w:webHidden/>
@@ -1554,7 +1554,7 @@
               </w:rPr>
               <w:t>12.3 Filelists to Consume</w:t>
               <w:tab/>
-              <w:t>47</w:t>
+              <w:t>48</w:t>
             </w:r>
           </w:hyperlink>
         </w:p>
@@ -1567,7 +1567,7 @@
             </w:tabs>
             <w:rPr/>
           </w:pPr>
-          <w:hyperlink w:anchor="__RefHeading___Toc7560_1701033659">
+          <w:hyperlink w:anchor="__RefHeading___Toc8124_1205863382">
             <w:r>
               <w:rPr>
                 <w:webHidden/>
@@ -1575,7 +1575,7 @@
               </w:rPr>
               <w:t>12.4 Verification Hooks</w:t>
               <w:tab/>
-              <w:t>48</w:t>
+              <w:t>49</w:t>
             </w:r>
           </w:hyperlink>
         </w:p>
@@ -1588,7 +1588,7 @@
             </w:tabs>
             <w:rPr/>
           </w:pPr>
-          <w:hyperlink w:anchor="__RefHeading___Toc7562_1701033659">
+          <w:hyperlink w:anchor="__RefHeading___Toc8126_1205863382">
             <w:r>
               <w:rPr>
                 <w:webHidden/>
@@ -1596,7 +1596,7 @@
               </w:rPr>
               <w:t>12.5 Known Limitations</w:t>
               <w:tab/>
-              <w:t>49</w:t>
+              <w:t>50</w:t>
             </w:r>
           </w:hyperlink>
         </w:p>
@@ -1609,7 +1609,7 @@
             </w:tabs>
             <w:rPr/>
           </w:pPr>
-          <w:hyperlink w:anchor="__RefHeading___Toc7564_1701033659">
+          <w:hyperlink w:anchor="__RefHeading___Toc8128_1205863382">
             <w:r>
               <w:rPr>
                 <w:webHidden/>
@@ -1617,7 +1617,7 @@
               </w:rPr>
               <w:t>13 KESTREL-RV32I Micro-Architecture Specification Index</w:t>
               <w:tab/>
-              <w:t>51</w:t>
+              <w:t>52</w:t>
             </w:r>
           </w:hyperlink>
         </w:p>
@@ -1630,7 +1630,7 @@
             </w:tabs>
             <w:rPr/>
           </w:pPr>
-          <w:hyperlink w:anchor="__RefHeading___Toc7566_1701033659">
+          <w:hyperlink w:anchor="__RefHeading___Toc8130_1205863382">
             <w:r>
               <w:rPr>
                 <w:webHidden/>
@@ -1638,7 +1638,7 @@
               </w:rPr>
               <w:t>13.1 Document Organization</w:t>
               <w:tab/>
-              <w:t>51</w:t>
+              <w:t>52</w:t>
             </w:r>
           </w:hyperlink>
         </w:p>
@@ -1651,7 +1651,7 @@
             </w:tabs>
             <w:rPr/>
           </w:pPr>
-          <w:hyperlink w:anchor="__RefHeading___Toc7568_1701033659">
+          <w:hyperlink w:anchor="__RefHeading___Toc8132_1205863382">
             <w:r>
               <w:rPr>
                 <w:webHidden/>
@@ -1659,7 +1659,7 @@
               </w:rPr>
               <w:t>13.1.1 Front Matter</w:t>
               <w:tab/>
-              <w:t>51</w:t>
+              <w:t>52</w:t>
             </w:r>
           </w:hyperlink>
         </w:p>
@@ -1672,7 +1672,7 @@
             </w:tabs>
             <w:rPr/>
           </w:pPr>
-          <w:hyperlink w:anchor="__RefHeading___Toc7570_1701033659">
+          <w:hyperlink w:anchor="__RefHeading___Toc8134_1205863382">
             <w:r>
               <w:rPr>
                 <w:webHidden/>
@@ -1680,7 +1680,7 @@
               </w:rPr>
               <w:t>13.1.2 Chapter 1: Overview</w:t>
               <w:tab/>
-              <w:t>51</w:t>
+              <w:t>52</w:t>
             </w:r>
           </w:hyperlink>
         </w:p>
@@ -1693,7 +1693,7 @@
             </w:tabs>
             <w:rPr/>
           </w:pPr>
-          <w:hyperlink w:anchor="__RefHeading___Toc7572_1701033659">
+          <w:hyperlink w:anchor="__RefHeading___Toc8136_1205863382">
             <w:r>
               <w:rPr>
                 <w:webHidden/>
@@ -1701,7 +1701,7 @@
               </w:rPr>
               <w:t>13.1.3 Chapter 2: Functional Blocks</w:t>
               <w:tab/>
-              <w:t>51</w:t>
+              <w:t>52</w:t>
             </w:r>
           </w:hyperlink>
         </w:p>
@@ -1714,7 +1714,7 @@
             </w:tabs>
             <w:rPr/>
           </w:pPr>
-          <w:hyperlink w:anchor="__RefHeading___Toc7574_1701033659">
+          <w:hyperlink w:anchor="__RefHeading___Toc8138_1205863382">
             <w:r>
               <w:rPr>
                 <w:webHidden/>
@@ -1722,7 +1722,7 @@
               </w:rPr>
               <w:t>13.1.4 Chapter 3: Internal Interfaces</w:t>
               <w:tab/>
-              <w:t>51</w:t>
+              <w:t>52</w:t>
             </w:r>
           </w:hyperlink>
         </w:p>
@@ -1735,7 +1735,7 @@
             </w:tabs>
             <w:rPr/>
           </w:pPr>
-          <w:hyperlink w:anchor="__RefHeading___Toc7576_1701033659">
+          <w:hyperlink w:anchor="__RefHeading___Toc8140_1205863382">
             <w:r>
               <w:rPr>
                 <w:webHidden/>
@@ -1743,7 +1743,7 @@
               </w:rPr>
               <w:t>13.1.5 Chapter 4: Micro-Architecture Behavior</w:t>
               <w:tab/>
-              <w:t>51</w:t>
+              <w:t>52</w:t>
             </w:r>
           </w:hyperlink>
         </w:p>
@@ -1756,7 +1756,7 @@
             </w:tabs>
             <w:rPr/>
           </w:pPr>
-          <w:hyperlink w:anchor="__RefHeading___Toc7578_1701033659">
+          <w:hyperlink w:anchor="__RefHeading___Toc8142_1205863382">
             <w:r>
               <w:rPr>
                 <w:webHidden/>
@@ -1764,7 +1764,7 @@
               </w:rPr>
               <w:t>13.1.6 Chapter 5: Verification Hooks</w:t>
               <w:tab/>
-              <w:t>51</w:t>
+              <w:t>52</w:t>
             </w:r>
           </w:hyperlink>
         </w:p>
@@ -1777,7 +1777,7 @@
             </w:tabs>
             <w:rPr/>
           </w:pPr>
-          <w:hyperlink w:anchor="__RefHeading___Toc7580_1701033659">
+          <w:hyperlink w:anchor="__RefHeading___Toc8144_1205863382">
             <w:r>
               <w:rPr>
                 <w:webHidden/>
@@ -1785,7 +1785,7 @@
               </w:rPr>
               <w:t>13.1.7 Chapter 6: Configuration</w:t>
               <w:tab/>
-              <w:t>52</w:t>
+              <w:t>53</w:t>
             </w:r>
           </w:hyperlink>
         </w:p>
@@ -1798,7 +1798,7 @@
             </w:tabs>
             <w:rPr/>
           </w:pPr>
-          <w:hyperlink w:anchor="__RefHeading___Toc7582_1701033659">
+          <w:hyperlink w:anchor="__RefHeading___Toc8146_1205863382">
             <w:r>
               <w:rPr>
                 <w:webHidden/>
@@ -1806,7 +1806,7 @@
               </w:rPr>
               <w:t>13.2 Related Documentation</w:t>
               <w:tab/>
-              <w:t>52</w:t>
+              <w:t>53</w:t>
             </w:r>
           </w:hyperlink>
         </w:p>
@@ -1819,7 +1819,7 @@
             </w:tabs>
             <w:rPr/>
           </w:pPr>
-          <w:hyperlink w:anchor="__RefHeading___Toc7584_1701033659">
+          <w:hyperlink w:anchor="__RefHeading___Toc8148_1205863382">
             <w:r>
               <w:rPr>
                 <w:webHidden/>
@@ -1827,7 +1827,7 @@
               </w:rPr>
               <w:t>14 Simplified RV32I: kestrel</w:t>
               <w:tab/>
-              <w:t>53</w:t>
+              <w:t>54</w:t>
             </w:r>
           </w:hyperlink>
         </w:p>
@@ -1840,7 +1840,7 @@
             </w:tabs>
             <w:rPr/>
           </w:pPr>
-          <w:hyperlink w:anchor="__RefHeading___Toc7586_1701033659">
+          <w:hyperlink w:anchor="__RefHeading___Toc8150_1205863382">
             <w:r>
               <w:rPr>
                 <w:webHidden/>
@@ -1848,7 +1848,7 @@
               </w:rPr>
               <w:t>14.1 Overview</w:t>
               <w:tab/>
-              <w:t>53</w:t>
+              <w:t>54</w:t>
             </w:r>
           </w:hyperlink>
         </w:p>
@@ -1861,7 +1861,7 @@
             </w:tabs>
             <w:rPr/>
           </w:pPr>
-          <w:hyperlink w:anchor="__RefHeading___Toc7588_1701033659">
+          <w:hyperlink w:anchor="__RefHeading___Toc8152_1205863382">
             <w:r>
               <w:rPr>
                 <w:webHidden/>
@@ -1869,7 +1869,7 @@
               </w:rPr>
               <w:t>14.2 Document Structure</w:t>
               <w:tab/>
-              <w:t>53</w:t>
+              <w:t>54</w:t>
             </w:r>
           </w:hyperlink>
         </w:p>
@@ -1882,7 +1882,7 @@
             </w:tabs>
             <w:rPr/>
           </w:pPr>
-          <w:hyperlink w:anchor="__RefHeading___Toc7590_1701033659">
+          <w:hyperlink w:anchor="__RefHeading___Toc8154_1205863382">
             <w:r>
               <w:rPr>
                 <w:webHidden/>
@@ -1890,7 +1890,7 @@
               </w:rPr>
               <w:t>14.2.1 Chapter 1: Introduction</w:t>
               <w:tab/>
-              <w:t>53</w:t>
+              <w:t>54</w:t>
             </w:r>
           </w:hyperlink>
         </w:p>
@@ -1903,7 +1903,7 @@
             </w:tabs>
             <w:rPr/>
           </w:pPr>
-          <w:hyperlink w:anchor="__RefHeading___Toc7592_1701033659">
+          <w:hyperlink w:anchor="__RefHeading___Toc8156_1205863382">
             <w:r>
               <w:rPr>
                 <w:webHidden/>
@@ -1911,7 +1911,7 @@
               </w:rPr>
               <w:t>14.2.2 Chapter 2: The RV32I ISA Quick Reference</w:t>
               <w:tab/>
-              <w:t>54</w:t>
+              <w:t>55</w:t>
             </w:r>
           </w:hyperlink>
         </w:p>
@@ -1924,7 +1924,7 @@
             </w:tabs>
             <w:rPr/>
           </w:pPr>
-          <w:hyperlink w:anchor="__RefHeading___Toc7594_1701033659">
+          <w:hyperlink w:anchor="__RefHeading___Toc8158_1205863382">
             <w:r>
               <w:rPr>
                 <w:webHidden/>
@@ -1932,7 +1932,7 @@
               </w:rPr>
               <w:t>14.2.3 Chapter 3: The kestrel Datapath</w:t>
               <w:tab/>
-              <w:t>54</w:t>
+              <w:t>55</w:t>
             </w:r>
           </w:hyperlink>
         </w:p>
@@ -1945,7 +1945,7 @@
             </w:tabs>
             <w:rPr/>
           </w:pPr>
-          <w:hyperlink w:anchor="__RefHeading___Toc7596_1701033659">
+          <w:hyperlink w:anchor="__RefHeading___Toc8160_1205863382">
             <w:r>
               <w:rPr>
                 <w:webHidden/>
@@ -1953,7 +1953,7 @@
               </w:rPr>
               <w:t>14.2.4 Chapter 4: The Control Truth Table</w:t>
               <w:tab/>
-              <w:t>54</w:t>
+              <w:t>55</w:t>
             </w:r>
           </w:hyperlink>
         </w:p>
@@ -1966,7 +1966,7 @@
             </w:tabs>
             <w:rPr/>
           </w:pPr>
-          <w:hyperlink w:anchor="__RefHeading___Toc7598_1701033659">
+          <w:hyperlink w:anchor="__RefHeading___Toc8162_1205863382">
             <w:r>
               <w:rPr>
                 <w:webHidden/>
@@ -1974,7 +1974,7 @@
               </w:rPr>
               <w:t>14.2.5 Chapter 5: The Memory Contract</w:t>
               <w:tab/>
-              <w:t>54</w:t>
+              <w:t>55</w:t>
             </w:r>
           </w:hyperlink>
         </w:p>
@@ -1987,7 +1987,7 @@
             </w:tabs>
             <w:rPr/>
           </w:pPr>
-          <w:hyperlink w:anchor="__RefHeading___Toc7600_1701033659">
+          <w:hyperlink w:anchor="__RefHeading___Toc8164_1205863382">
             <w:r>
               <w:rPr>
                 <w:webHidden/>
@@ -1995,7 +1995,7 @@
               </w:rPr>
               <w:t>14.2.6 Chapter 6: Verification</w:t>
               <w:tab/>
-              <w:t>54</w:t>
+              <w:t>55</w:t>
             </w:r>
           </w:hyperlink>
         </w:p>
@@ -2008,7 +2008,7 @@
             </w:tabs>
             <w:rPr/>
           </w:pPr>
-          <w:hyperlink w:anchor="__RefHeading___Toc7602_1701033659">
+          <w:hyperlink w:anchor="__RefHeading___Toc8166_1205863382">
             <w:r>
               <w:rPr>
                 <w:webHidden/>
@@ -2016,7 +2016,7 @@
               </w:rPr>
               <w:t>14.2.7 Chapter 7: What kestrel Costs</w:t>
               <w:tab/>
-              <w:t>55</w:t>
+              <w:t>56</w:t>
             </w:r>
           </w:hyperlink>
         </w:p>
@@ -2029,7 +2029,7 @@
             </w:tabs>
             <w:rPr/>
           </w:pPr>
-          <w:hyperlink w:anchor="__RefHeading___Toc7604_1701033659">
+          <w:hyperlink w:anchor="__RefHeading___Toc8168_1205863382">
             <w:r>
               <w:rPr>
                 <w:webHidden/>
@@ -2037,7 +2037,7 @@
               </w:rPr>
               <w:t>14.2.8 Version History</w:t>
               <w:tab/>
-              <w:t>55</w:t>
+              <w:t>56</w:t>
             </w:r>
           </w:hyperlink>
         </w:p>
@@ -2050,15 +2050,15 @@
             </w:tabs>
             <w:rPr/>
           </w:pPr>
-          <w:hyperlink w:anchor="__RefHeading___Toc7606_1701033659">
+          <w:hyperlink w:anchor="__RefHeading___Toc8170_1205863382">
             <w:r>
               <w:rPr>
                 <w:webHidden/>
                 <w:rStyle w:val="IndexLink"/>
               </w:rPr>
-              <w:t>15 kestrel-rv32i Testplans</w:t>
+              <w:t>15 RISC-V Falcon Suite</w:t>
               <w:tab/>
-              <w:t>56</w:t>
+              <w:t>57</w:t>
             </w:r>
           </w:hyperlink>
         </w:p>
@@ -2071,15 +2071,36 @@
             </w:tabs>
             <w:rPr/>
           </w:pPr>
-          <w:hyperlink w:anchor="__RefHeading___Toc7608_1701033659">
+          <w:hyperlink w:anchor="__RefHeading___Toc8172_1205863382">
             <w:r>
               <w:rPr>
                 <w:webHidden/>
                 <w:rStyle w:val="IndexLink"/>
               </w:rPr>
-              <w:t>15.1 Inventory</w:t>
+              <w:t>15.1 The ladder</w:t>
               <w:tab/>
-              <w:t>56</w:t>
+              <w:t>57</w:t>
+            </w:r>
+          </w:hyperlink>
+        </w:p>
+        <w:p>
+          <w:pPr>
+            <w:pStyle w:val="TOC3"/>
+            <w:tabs>
+              <w:tab w:val="clear" w:pos="8793"/>
+              <w:tab w:val="right" w:pos="9359" w:leader="dot"/>
+            </w:tabs>
+            <w:rPr/>
+          </w:pPr>
+          <w:hyperlink w:anchor="__RefHeading___Toc8174_1205863382">
+            <w:r>
+              <w:rPr>
+                <w:webHidden/>
+                <w:rStyle w:val="IndexLink"/>
+              </w:rPr>
+              <w:t>15.1.1 Moved: hive-serv</w:t>
+              <w:tab/>
+              <w:t>58</w:t>
             </w:r>
           </w:hyperlink>
         </w:p>
@@ -2092,15 +2113,15 @@
             </w:tabs>
             <w:rPr/>
           </w:pPr>
-          <w:hyperlink w:anchor="__RefHeading___Toc7610_1701033659">
+          <w:hyperlink w:anchor="__RefHeading___Toc8176_1205863382">
             <w:r>
               <w:rPr>
                 <w:webHidden/>
                 <w:rStyle w:val="IndexLink"/>
               </w:rPr>
-              <w:t>15.2 What each plan covers</w:t>
+              <w:t>15.2 Goals per rung</w:t>
               <w:tab/>
-              <w:t>57</w:t>
+              <w:t>58</w:t>
             </w:r>
           </w:hyperlink>
         </w:p>
@@ -2113,15 +2134,15 @@
             </w:tabs>
             <w:rPr/>
           </w:pPr>
-          <w:hyperlink w:anchor="__RefHeading___Toc7612_1701033659">
+          <w:hyperlink w:anchor="__RefHeading___Toc8178_1205863382">
             <w:r>
               <w:rPr>
                 <w:webHidden/>
                 <w:rStyle w:val="IndexLink"/>
               </w:rPr>
-              <w:t>15.3 JUnit naming convention (observed)</w:t>
+              <w:t>15.3 Packaging (per rung, the MC-line treatment)</w:t>
               <w:tab/>
-              <w:t>57</w:t>
+              <w:t>59</w:t>
             </w:r>
           </w:hyperlink>
         </w:p>
@@ -2134,15 +2155,36 @@
             </w:tabs>
             <w:rPr/>
           </w:pPr>
-          <w:hyperlink w:anchor="__RefHeading___Toc7614_1701033659">
+          <w:hyperlink w:anchor="__RefHeading___Toc8180_1205863382">
             <w:r>
               <w:rPr>
                 <w:webHidden/>
                 <w:rStyle w:val="IndexLink"/>
               </w:rPr>
-              <w:t>15.4 Rollup</w:t>
+              <w:t>15.4 References and layout</w:t>
               <w:tab/>
-              <w:t>58</w:t>
+              <w:t>60</w:t>
+            </w:r>
+          </w:hyperlink>
+        </w:p>
+        <w:p>
+          <w:pPr>
+            <w:pStyle w:val="TOC1"/>
+            <w:tabs>
+              <w:tab w:val="clear" w:pos="9360"/>
+              <w:tab w:val="right" w:pos="9359" w:leader="dot"/>
+            </w:tabs>
+            <w:rPr/>
+          </w:pPr>
+          <w:hyperlink w:anchor="__RefHeading___Toc8182_1205863382">
+            <w:r>
+              <w:rPr>
+                <w:webHidden/>
+                <w:rStyle w:val="IndexLink"/>
+              </w:rPr>
+              <w:t>16 kestrel-rv32i Testplans</w:t>
+              <w:tab/>
+              <w:t>61</w:t>
             </w:r>
           </w:hyperlink>
         </w:p>
@@ -2155,15 +2197,15 @@
             </w:tabs>
             <w:rPr/>
           </w:pPr>
-          <w:hyperlink w:anchor="__RefHeading___Toc7616_1701033659">
+          <w:hyperlink w:anchor="__RefHeading___Toc8184_1205863382">
             <w:r>
               <w:rPr>
                 <w:webHidden/>
                 <w:rStyle w:val="IndexLink"/>
               </w:rPr>
-              <w:t>15.5 Running the tests</w:t>
+              <w:t>16.1 Inventory</w:t>
               <w:tab/>
-              <w:t>58</w:t>
+              <w:t>61</w:t>
             </w:r>
           </w:hyperlink>
         </w:p>
@@ -2176,15 +2218,99 @@
             </w:tabs>
             <w:rPr/>
           </w:pPr>
-          <w:hyperlink w:anchor="__RefHeading___Toc7618_1701033659">
+          <w:hyperlink w:anchor="__RefHeading___Toc8186_1205863382">
             <w:r>
               <w:rPr>
                 <w:webHidden/>
                 <w:rStyle w:val="IndexLink"/>
               </w:rPr>
-              <w:t>15.6 Functional coverage (CORE-18)</w:t>
+              <w:t>16.2 What each plan covers</w:t>
               <w:tab/>
-              <w:t>59</w:t>
+              <w:t>62</w:t>
+            </w:r>
+          </w:hyperlink>
+        </w:p>
+        <w:p>
+          <w:pPr>
+            <w:pStyle w:val="TOC2"/>
+            <w:tabs>
+              <w:tab w:val="clear" w:pos="9077"/>
+              <w:tab w:val="right" w:pos="9359" w:leader="dot"/>
+            </w:tabs>
+            <w:rPr/>
+          </w:pPr>
+          <w:hyperlink w:anchor="__RefHeading___Toc8188_1205863382">
+            <w:r>
+              <w:rPr>
+                <w:webHidden/>
+                <w:rStyle w:val="IndexLink"/>
+              </w:rPr>
+              <w:t>16.3 JUnit naming convention (observed)</w:t>
+              <w:tab/>
+              <w:t>62</w:t>
+            </w:r>
+          </w:hyperlink>
+        </w:p>
+        <w:p>
+          <w:pPr>
+            <w:pStyle w:val="TOC2"/>
+            <w:tabs>
+              <w:tab w:val="clear" w:pos="9077"/>
+              <w:tab w:val="right" w:pos="9359" w:leader="dot"/>
+            </w:tabs>
+            <w:rPr/>
+          </w:pPr>
+          <w:hyperlink w:anchor="__RefHeading___Toc8190_1205863382">
+            <w:r>
+              <w:rPr>
+                <w:webHidden/>
+                <w:rStyle w:val="IndexLink"/>
+              </w:rPr>
+              <w:t>16.4 Rollup</w:t>
+              <w:tab/>
+              <w:t>63</w:t>
+            </w:r>
+          </w:hyperlink>
+        </w:p>
+        <w:p>
+          <w:pPr>
+            <w:pStyle w:val="TOC2"/>
+            <w:tabs>
+              <w:tab w:val="clear" w:pos="9077"/>
+              <w:tab w:val="right" w:pos="9359" w:leader="dot"/>
+            </w:tabs>
+            <w:rPr/>
+          </w:pPr>
+          <w:hyperlink w:anchor="__RefHeading___Toc8192_1205863382">
+            <w:r>
+              <w:rPr>
+                <w:webHidden/>
+                <w:rStyle w:val="IndexLink"/>
+              </w:rPr>
+              <w:t>16.5 Running the tests</w:t>
+              <w:tab/>
+              <w:t>63</w:t>
+            </w:r>
+          </w:hyperlink>
+        </w:p>
+        <w:p>
+          <w:pPr>
+            <w:pStyle w:val="TOC2"/>
+            <w:tabs>
+              <w:tab w:val="clear" w:pos="9077"/>
+              <w:tab w:val="right" w:pos="9359" w:leader="dot"/>
+            </w:tabs>
+            <w:rPr/>
+          </w:pPr>
+          <w:hyperlink w:anchor="__RefHeading___Toc8194_1205863382">
+            <w:r>
+              <w:rPr>
+                <w:webHidden/>
+                <w:rStyle w:val="IndexLink"/>
+              </w:rPr>
+              <w:t>16.6 Functional coverage (CORE-18)</w:t>
+              <w:tab/>
+              <w:t>64</w:t>
             </w:r>
           </w:hyperlink>
           <w:r>
@@ -2814,7 +2940,7 @@
           <w:rPr>
             <w:rStyle w:val="ListLabel1"/>
           </w:rPr>
-          <w:t>20</w:t>
+          <w:t>21</w:t>
         </w:r>
         <w:r>
           <w:rPr>
@@ -2871,7 +2997,7 @@
           <w:rPr>
             <w:rStyle w:val="ListLabel1"/>
           </w:rPr>
-          <w:t>25</w:t>
+          <w:t>26</w:t>
         </w:r>
         <w:r>
           <w:rPr>
@@ -2928,7 +3054,7 @@
           <w:rPr>
             <w:rStyle w:val="ListLabel1"/>
           </w:rPr>
-          <w:t>26</w:t>
+          <w:t>27</w:t>
         </w:r>
         <w:r>
           <w:rPr>
@@ -2985,7 +3111,7 @@
           <w:rPr>
             <w:rStyle w:val="ListLabel1"/>
           </w:rPr>
-          <w:t>28</w:t>
+          <w:t>29</w:t>
         </w:r>
         <w:r>
           <w:rPr>
@@ -3042,7 +3168,7 @@
           <w:rPr>
             <w:rStyle w:val="ListLabel1"/>
           </w:rPr>
-          <w:t>28</w:t>
+          <w:t>29</w:t>
         </w:r>
         <w:r>
           <w:rPr>
@@ -3099,7 +3225,7 @@
           <w:rPr>
             <w:rStyle w:val="ListLabel1"/>
           </w:rPr>
-          <w:t>29</w:t>
+          <w:t>30</w:t>
         </w:r>
         <w:r>
           <w:rPr>
@@ -3156,7 +3282,7 @@
           <w:rPr>
             <w:rStyle w:val="ListLabel1"/>
           </w:rPr>
-          <w:t>29</w:t>
+          <w:t>30</w:t>
         </w:r>
         <w:r>
           <w:rPr>
@@ -3213,7 +3339,7 @@
           <w:rPr>
             <w:rStyle w:val="ListLabel1"/>
           </w:rPr>
-          <w:t>30</w:t>
+          <w:t>31</w:t>
         </w:r>
         <w:r>
           <w:rPr>
@@ -3270,7 +3396,7 @@
           <w:rPr>
             <w:rStyle w:val="ListLabel1"/>
           </w:rPr>
-          <w:t>35</w:t>
+          <w:t>36</w:t>
         </w:r>
         <w:r>
           <w:rPr>
@@ -3327,7 +3453,7 @@
           <w:rPr>
             <w:rStyle w:val="ListLabel1"/>
           </w:rPr>
-          <w:t>38</w:t>
+          <w:t>39</w:t>
         </w:r>
         <w:r>
           <w:rPr>
@@ -3384,7 +3510,7 @@
           <w:rPr>
             <w:rStyle w:val="ListLabel1"/>
           </w:rPr>
-          <w:t>38</w:t>
+          <w:t>39</w:t>
         </w:r>
         <w:r>
           <w:rPr>
@@ -3441,7 +3567,7 @@
           <w:rPr>
             <w:rStyle w:val="ListLabel1"/>
           </w:rPr>
-          <w:t>40</w:t>
+          <w:t>41</w:t>
         </w:r>
         <w:r>
           <w:rPr>
@@ -3498,7 +3624,7 @@
           <w:rPr>
             <w:rStyle w:val="ListLabel1"/>
           </w:rPr>
-          <w:t>40</w:t>
+          <w:t>41</w:t>
         </w:r>
         <w:r>
           <w:rPr>
@@ -3555,7 +3681,7 @@
           <w:rPr>
             <w:rStyle w:val="ListLabel1"/>
           </w:rPr>
-          <w:t>42</w:t>
+          <w:t>43</w:t>
         </w:r>
         <w:r>
           <w:rPr>
@@ -3612,7 +3738,7 @@
           <w:rPr>
             <w:rStyle w:val="ListLabel1"/>
           </w:rPr>
-          <w:t>44</w:t>
+          <w:t>45</w:t>
         </w:r>
         <w:r>
           <w:rPr>
@@ -3669,7 +3795,7 @@
           <w:rPr>
             <w:rStyle w:val="ListLabel1"/>
           </w:rPr>
-          <w:t>44</w:t>
+          <w:t>45</w:t>
         </w:r>
         <w:r>
           <w:rPr>
@@ -3726,7 +3852,7 @@
           <w:rPr>
             <w:rStyle w:val="ListLabel1"/>
           </w:rPr>
-          <w:t>45</w:t>
+          <w:t>46</w:t>
         </w:r>
         <w:r>
           <w:rPr>
@@ -3783,7 +3909,7 @@
           <w:rPr>
             <w:rStyle w:val="ListLabel1"/>
           </w:rPr>
-          <w:t>47</w:t>
+          <w:t>48</w:t>
         </w:r>
         <w:r>
           <w:rPr>
@@ -3840,7 +3966,7 @@
           <w:rPr>
             <w:rStyle w:val="ListLabel1"/>
           </w:rPr>
-          <w:t>48</w:t>
+          <w:t>49</w:t>
         </w:r>
         <w:r>
           <w:rPr>
@@ -3897,7 +4023,7 @@
           <w:rPr>
             <w:rStyle w:val="ListLabel1"/>
           </w:rPr>
-          <w:t>55</w:t>
+          <w:t>56</w:t>
         </w:r>
         <w:r>
           <w:rPr>
@@ -3926,7 +4052,7 @@
         <w:spacing w:before="0" w:after="120"/>
         <w:rPr/>
       </w:pPr>
-      <w:bookmarkStart w:id="2" w:name="__RefHeading___Toc7426_1701033659"/>
+      <w:bookmarkStart w:id="2" w:name="__RefHeading___Toc7990_1205863382"/>
       <w:bookmarkEnd w:id="2"/>
       <w:r>
         <w:rPr>
@@ -3964,7 +4090,7 @@
         <w:rPr>
           <w:sz w:val="20"/>
         </w:rPr>
-        <w:t xml:space="preserve"> 2026-10-07</w:t>
+        <w:t xml:space="preserve"> 2026-10-13</w:t>
       </w:r>
     </w:p>
     <w:p>
@@ -4064,7 +4190,7 @@
         <w:spacing w:before="360" w:after="120"/>
         <w:rPr/>
       </w:pPr>
-      <w:bookmarkStart w:id="4" w:name="__RefHeading___Toc7428_1701033659"/>
+      <w:bookmarkStart w:id="4" w:name="__RefHeading___Toc7992_1205863382"/>
       <w:bookmarkStart w:id="5" w:name="document-information"/>
       <w:bookmarkEnd w:id="4"/>
       <w:r>
@@ -4095,7 +4221,7 @@
         <w:spacing w:before="280" w:after="80"/>
         <w:rPr/>
       </w:pPr>
-      <w:bookmarkStart w:id="6" w:name="__RefHeading___Toc7430_1701033659"/>
+      <w:bookmarkStart w:id="6" w:name="__RefHeading___Toc7994_1205863382"/>
       <w:bookmarkStart w:id="7" w:name="X73b6dacd0cc703ade5c82a644173511916d2638"/>
       <w:bookmarkEnd w:id="6"/>
       <w:r>
@@ -4251,7 +4377,7 @@
         <w:spacing w:before="280" w:after="80"/>
         <w:rPr/>
       </w:pPr>
-      <w:bookmarkStart w:id="9" w:name="__RefHeading___Toc7432_1701033659"/>
+      <w:bookmarkStart w:id="9" w:name="__RefHeading___Toc7996_1205863382"/>
       <w:bookmarkStart w:id="10" w:name="document-purpose"/>
       <w:bookmarkEnd w:id="9"/>
       <w:r>
@@ -4409,7 +4535,7 @@
         <w:spacing w:before="280" w:after="80"/>
         <w:rPr/>
       </w:pPr>
-      <w:bookmarkStart w:id="12" w:name="__RefHeading___Toc7434_1701033659"/>
+      <w:bookmarkStart w:id="12" w:name="__RefHeading___Toc7998_1205863382"/>
       <w:bookmarkStart w:id="13" w:name="references"/>
       <w:bookmarkEnd w:id="12"/>
       <w:r>
@@ -5345,7 +5471,7 @@
         <w:spacing w:before="280" w:after="80"/>
         <w:rPr/>
       </w:pPr>
-      <w:bookmarkStart w:id="16" w:name="__RefHeading___Toc7436_1701033659"/>
+      <w:bookmarkStart w:id="16" w:name="__RefHeading___Toc8000_1205863382"/>
       <w:bookmarkStart w:id="17" w:name="terminology"/>
       <w:bookmarkEnd w:id="16"/>
       <w:r>
@@ -6378,7 +6504,7 @@
         <w:spacing w:before="280" w:after="80"/>
         <w:rPr/>
       </w:pPr>
-      <w:bookmarkStart w:id="20" w:name="__RefHeading___Toc7438_1701033659"/>
+      <w:bookmarkStart w:id="20" w:name="__RefHeading___Toc8002_1205863382"/>
       <w:bookmarkStart w:id="21" w:name="revision-history"/>
       <w:bookmarkEnd w:id="20"/>
       <w:r>
@@ -6890,7 +7016,7 @@
         <w:spacing w:before="360" w:after="120"/>
         <w:rPr/>
       </w:pPr>
-      <w:bookmarkStart w:id="25" w:name="__RefHeading___Toc7440_1701033659"/>
+      <w:bookmarkStart w:id="25" w:name="__RefHeading___Toc8004_1205863382"/>
       <w:bookmarkStart w:id="26" w:name="purpose-and-scope"/>
       <w:bookmarkEnd w:id="25"/>
       <w:r>
@@ -6921,7 +7047,7 @@
         <w:spacing w:before="280" w:after="80"/>
         <w:rPr/>
       </w:pPr>
-      <w:bookmarkStart w:id="27" w:name="__RefHeading___Toc7442_1701033659"/>
+      <w:bookmarkStart w:id="27" w:name="__RefHeading___Toc8006_1205863382"/>
       <w:bookmarkStart w:id="28" w:name="document-purpose-1"/>
       <w:bookmarkEnd w:id="27"/>
       <w:r>
@@ -6960,7 +7086,7 @@
         <w:pStyle w:val="Compact"/>
         <w:numPr>
           <w:ilvl w:val="0"/>
-          <w:numId w:val="34"/>
+          <w:numId w:val="35"/>
         </w:numPr>
         <w:rPr/>
       </w:pPr>
@@ -7173,7 +7299,7 @@
         <w:spacing w:before="280" w:after="80"/>
         <w:rPr/>
       </w:pPr>
-      <w:bookmarkStart w:id="30" w:name="__RefHeading___Toc7444_1701033659"/>
+      <w:bookmarkStart w:id="30" w:name="__RefHeading___Toc8008_1205863382"/>
       <w:bookmarkStart w:id="31" w:name="what-kestrel-is"/>
       <w:bookmarkEnd w:id="30"/>
       <w:r>
@@ -7213,7 +7339,7 @@
         <w:spacing w:before="200" w:after="80"/>
         <w:rPr/>
       </w:pPr>
-      <w:bookmarkStart w:id="32" w:name="__RefHeading___Toc7446_1701033659"/>
+      <w:bookmarkStart w:id="32" w:name="__RefHeading___Toc8010_1205863382"/>
       <w:bookmarkStart w:id="33" w:name="X10a9ef47ba1e3d87084ef0cfcb296f96d4fca53"/>
       <w:bookmarkStart w:id="34" w:name="_Fig_1_The_falcon_ladder__s"/>
       <w:bookmarkEnd w:id="32"/>
@@ -7379,7 +7505,7 @@
         <w:spacing w:before="280" w:after="80"/>
         <w:rPr/>
       </w:pPr>
-      <w:bookmarkStart w:id="37" w:name="__RefHeading___Toc7448_1701033659"/>
+      <w:bookmarkStart w:id="37" w:name="__RefHeading___Toc8012_1205863382"/>
       <w:bookmarkStart w:id="38" w:name="scope"/>
       <w:bookmarkEnd w:id="37"/>
       <w:r>
@@ -7407,7 +7533,7 @@
         <w:spacing w:before="200" w:after="80"/>
         <w:rPr/>
       </w:pPr>
-      <w:bookmarkStart w:id="39" w:name="__RefHeading___Toc7450_1701033659"/>
+      <w:bookmarkStart w:id="39" w:name="__RefHeading___Toc8014_1205863382"/>
       <w:bookmarkStart w:id="40" w:name="in-scope"/>
       <w:bookmarkEnd w:id="39"/>
       <w:r>
@@ -7530,7 +7656,7 @@
         <w:spacing w:before="200" w:after="80"/>
         <w:rPr/>
       </w:pPr>
-      <w:bookmarkStart w:id="41" w:name="__RefHeading___Toc7452_1701033659"/>
+      <w:bookmarkStart w:id="41" w:name="__RefHeading___Toc8016_1205863382"/>
       <w:bookmarkStart w:id="42" w:name="explicit-non-goals"/>
       <w:bookmarkEnd w:id="41"/>
       <w:r>
@@ -8373,7 +8499,7 @@
         <w:spacing w:before="280" w:after="80"/>
         <w:rPr/>
       </w:pPr>
-      <w:bookmarkStart w:id="46" w:name="__RefHeading___Toc7454_1701033659"/>
+      <w:bookmarkStart w:id="46" w:name="__RefHeading___Toc8018_1205863382"/>
       <w:bookmarkStart w:id="47" w:name="intended-audience"/>
       <w:bookmarkEnd w:id="46"/>
       <w:r>
@@ -8836,7 +8962,7 @@
         <w:spacing w:before="280" w:after="80"/>
         <w:rPr/>
       </w:pPr>
-      <w:bookmarkStart w:id="50" w:name="__RefHeading___Toc7456_1701033659"/>
+      <w:bookmarkStart w:id="50" w:name="__RefHeading___Toc8020_1205863382"/>
       <w:bookmarkStart w:id="51" w:name="specification-conventions"/>
       <w:bookmarkEnd w:id="50"/>
       <w:r>
@@ -8856,40 +8982,6 @@
         </w:rPr>
         <w:tab/>
         <w:t>Specification Conventions</w:t>
-      </w:r>
-    </w:p>
-    <w:p>
-      <w:pPr>
-        <w:pStyle w:val="Compact"/>
-        <w:numPr>
-          <w:ilvl w:val="0"/>
-          <w:numId w:val="35"/>
-        </w:numPr>
-        <w:rPr/>
-      </w:pPr>
-      <w:r>
-        <w:rPr/>
-        <w:t>Signal and parameter names appear in code font exactly as in the RTL (</w:t>
-      </w:r>
-      <w:r>
-        <w:rPr>
-          <w:rStyle w:val="VerbatimChar"/>
-        </w:rPr>
-        <w:t>dmem_wstrb</w:t>
-      </w:r>
-      <w:r>
-        <w:rPr/>
-        <w:t xml:space="preserve">, </w:t>
-      </w:r>
-      <w:r>
-        <w:rPr>
-          <w:rStyle w:val="VerbatimChar"/>
-        </w:rPr>
-        <w:t>RESET_ADDR</w:t>
-      </w:r>
-      <w:r>
-        <w:rPr/>
-        <w:t>) so every claim can be grepped.</w:t>
       </w:r>
     </w:p>
     <w:p>
@@ -8903,37 +8995,27 @@
       </w:pPr>
       <w:r>
         <w:rPr/>
-        <w:t xml:space="preserve">Hexadecimal values use </w:t>
+        <w:t>Signal and parameter names appear in code font exactly as in the RTL (</w:t>
       </w:r>
       <w:r>
         <w:rPr>
           <w:rStyle w:val="VerbatimChar"/>
         </w:rPr>
-        <w:t>0x</w:t>
-      </w:r>
-      <w:r>
-        <w:rPr/>
-        <w:t xml:space="preserve"> or SystemVerilog sizing (</w:t>
+        <w:t>dmem_wstrb</w:t>
+      </w:r>
+      <w:r>
+        <w:rPr/>
+        <w:t xml:space="preserve">, </w:t>
       </w:r>
       <w:r>
         <w:rPr>
           <w:rStyle w:val="VerbatimChar"/>
         </w:rPr>
-        <w:t>32'hFFFF_FFFE</w:t>
-      </w:r>
-      <w:r>
-        <w:rPr/>
-        <w:t>); encodings use sized binary (</w:t>
-      </w:r>
-      <w:r>
-        <w:rPr>
-          <w:rStyle w:val="VerbatimChar"/>
-        </w:rPr>
-        <w:t>7'b0110011</w:t>
-      </w:r>
-      <w:r>
-        <w:rPr/>
-        <w:t>).</w:t>
+        <w:t>RESET_ADDR</w:t>
+      </w:r>
+      <w:r>
+        <w:rPr/>
+        <w:t>) so every claim can be grepped.</w:t>
       </w:r>
     </w:p>
     <w:p>
@@ -8947,7 +9029,37 @@
       </w:pPr>
       <w:r>
         <w:rPr/>
-        <w:t>Instruction mnemonics are uppercase (ADD, JALR); assembly in prose is lowercase.</w:t>
+        <w:t xml:space="preserve">Hexadecimal values use </w:t>
+      </w:r>
+      <w:r>
+        <w:rPr>
+          <w:rStyle w:val="VerbatimChar"/>
+        </w:rPr>
+        <w:t>0x</w:t>
+      </w:r>
+      <w:r>
+        <w:rPr/>
+        <w:t xml:space="preserve"> or SystemVerilog sizing (</w:t>
+      </w:r>
+      <w:r>
+        <w:rPr>
+          <w:rStyle w:val="VerbatimChar"/>
+        </w:rPr>
+        <w:t>32'hFFFF_FFFE</w:t>
+      </w:r>
+      <w:r>
+        <w:rPr/>
+        <w:t>); encodings use sized binary (</w:t>
+      </w:r>
+      <w:r>
+        <w:rPr>
+          <w:rStyle w:val="VerbatimChar"/>
+        </w:rPr>
+        <w:t>7'b0110011</w:t>
+      </w:r>
+      <w:r>
+        <w:rPr/>
+        <w:t>).</w:t>
       </w:r>
     </w:p>
     <w:p>
@@ -8961,27 +9073,7 @@
       </w:pPr>
       <w:r>
         <w:rPr/>
-        <w:t>The RISC-V specification is cited by chapter and section (</w:t>
-      </w:r>
-      <w:r>
-        <w:rPr>
-          <w:rStyle w:val="VerbatimChar"/>
-        </w:rPr>
-        <w:t>unpriv §2.1.6</w:t>
-      </w:r>
-      <w:r>
-        <w:rPr/>
-        <w:t xml:space="preserve">), never by page; the pinned PDF at </w:t>
-      </w:r>
-      <w:r>
-        <w:rPr>
-          <w:rStyle w:val="VerbatimChar"/>
-        </w:rPr>
-        <w:t>projects/components/riscv-ip/references/riscv-spec.pdf</w:t>
-      </w:r>
-      <w:r>
-        <w:rPr/>
-        <w:t xml:space="preserve"> is the authority.</w:t>
+        <w:t>Instruction mnemonics are uppercase (ADD, JALR); assembly in prose is lowercase.</w:t>
       </w:r>
     </w:p>
     <w:p>
@@ -8990,6 +9082,40 @@
         <w:numPr>
           <w:ilvl w:val="0"/>
           <w:numId w:val="39"/>
+        </w:numPr>
+        <w:rPr/>
+      </w:pPr>
+      <w:r>
+        <w:rPr/>
+        <w:t>The RISC-V specification is cited by chapter and section (</w:t>
+      </w:r>
+      <w:r>
+        <w:rPr>
+          <w:rStyle w:val="VerbatimChar"/>
+        </w:rPr>
+        <w:t>unpriv §2.1.6</w:t>
+      </w:r>
+      <w:r>
+        <w:rPr/>
+        <w:t xml:space="preserve">), never by page; the pinned PDF at </w:t>
+      </w:r>
+      <w:r>
+        <w:rPr>
+          <w:rStyle w:val="VerbatimChar"/>
+        </w:rPr>
+        <w:t>projects/components/riscv-ip/references/riscv-spec.pdf</w:t>
+      </w:r>
+      <w:r>
+        <w:rPr/>
+        <w:t xml:space="preserve"> is the authority.</w:t>
+      </w:r>
+    </w:p>
+    <w:p>
+      <w:pPr>
+        <w:pStyle w:val="Compact"/>
+        <w:numPr>
+          <w:ilvl w:val="0"/>
+          <w:numId w:val="40"/>
         </w:numPr>
         <w:rPr/>
       </w:pPr>
@@ -9217,7 +9343,7 @@
         <w:spacing w:before="360" w:after="120"/>
         <w:rPr/>
       </w:pPr>
-      <w:bookmarkStart w:id="54" w:name="__RefHeading___Toc7458_1701033659"/>
+      <w:bookmarkStart w:id="54" w:name="__RefHeading___Toc8022_1205863382"/>
       <w:bookmarkStart w:id="55" w:name="system-overview"/>
       <w:bookmarkEnd w:id="54"/>
       <w:r>
@@ -9248,7 +9374,7 @@
         <w:spacing w:before="280" w:after="80"/>
         <w:rPr/>
       </w:pPr>
-      <w:bookmarkStart w:id="56" w:name="__RefHeading___Toc7460_1701033659"/>
+      <w:bookmarkStart w:id="56" w:name="__RefHeading___Toc8024_1205863382"/>
       <w:bookmarkStart w:id="57" w:name="top-level-description"/>
       <w:bookmarkEnd w:id="56"/>
       <w:r>
@@ -9800,7 +9926,7 @@
         <w:spacing w:before="280" w:after="80"/>
         <w:rPr/>
       </w:pPr>
-      <w:bookmarkStart w:id="60" w:name="__RefHeading___Toc7462_1701033659"/>
+      <w:bookmarkStart w:id="60" w:name="__RefHeading___Toc8026_1205863382"/>
       <w:bookmarkStart w:id="61" w:name="system-context"/>
       <w:bookmarkEnd w:id="60"/>
       <w:r>
@@ -9828,7 +9954,7 @@
         <w:spacing w:before="200" w:after="80"/>
         <w:rPr/>
       </w:pPr>
-      <w:bookmarkStart w:id="62" w:name="__RefHeading___Toc7464_1701033659"/>
+      <w:bookmarkStart w:id="62" w:name="__RefHeading___Toc8028_1205863382"/>
       <w:bookmarkStart w:id="63" w:name="X1eff1ea0f1be2d6f678efbb5f012500a6c6316b"/>
       <w:bookmarkStart w:id="64" w:name="_Fig_2_kestrel_in_a_minimal"/>
       <w:bookmarkEnd w:id="62"/>
@@ -9861,7 +9987,7 @@
         <w:rPr/>
         <w:drawing>
           <wp:inline distT="0" distB="0" distL="0" distR="0">
-            <wp:extent cx="5334000" cy="2640330"/>
+            <wp:extent cx="5334000" cy="4922520"/>
             <wp:effectExtent l="0" t="0" r="0" b="0"/>
             <wp:docPr id="31" name="Image2" descr="kestrel system context: minimal integration and loader-based integration"/>
             <wp:cNvGraphicFramePr>
@@ -9885,7 +10011,7 @@
                   <pic:spPr bwMode="auto">
                     <a:xfrm>
                       <a:off x="0" y="0"/>
-                      <a:ext cx="5334000" cy="2640330"/>
+                      <a:ext cx="5334000" cy="4922520"/>
                     </a:xfrm>
                     <a:prstGeom prst="rect">
                       <a:avLst/>
@@ -9917,7 +10043,7 @@
         <w:rPr>
           <w:sz w:val="20"/>
         </w:rPr>
-        <w:t xml:space="preserve">The left side shows the minimal integration: </w:t>
+        <w:t xml:space="preserve">The top region shows the minimal integration: </w:t>
       </w:r>
       <w:r>
         <w:rPr>
@@ -9930,7 +10056,7 @@
         <w:rPr>
           <w:sz w:val="20"/>
         </w:rPr>
-        <w:t xml:space="preserve"> with two independently provided memories. The right side shows the loader integration: </w:t>
+        <w:t xml:space="preserve"> with two independently provided memories. The bottom region shows the loader integration: </w:t>
       </w:r>
       <w:r>
         <w:rPr>
@@ -9953,7 +10079,7 @@
         <w:spacing w:before="200" w:after="80"/>
         <w:rPr/>
       </w:pPr>
-      <w:bookmarkStart w:id="65" w:name="__RefHeading___Toc7466_1701033659"/>
+      <w:bookmarkStart w:id="65" w:name="__RefHeading___Toc8030_1205863382"/>
       <w:bookmarkStart w:id="66" w:name="minimal-integration-no-loader"/>
       <w:bookmarkEnd w:id="65"/>
       <w:r>
@@ -10071,7 +10197,7 @@
         <w:spacing w:before="200" w:after="80"/>
         <w:rPr/>
       </w:pPr>
-      <w:bookmarkStart w:id="67" w:name="__RefHeading___Toc7468_1701033659"/>
+      <w:bookmarkStart w:id="67" w:name="__RefHeading___Toc8032_1205863382"/>
       <w:bookmarkStart w:id="68" w:name="loader-integration-boards"/>
       <w:bookmarkEnd w:id="67"/>
       <w:r>
@@ -10269,7 +10395,7 @@
         <w:spacing w:before="280" w:after="80"/>
         <w:rPr/>
       </w:pPr>
-      <w:bookmarkStart w:id="71" w:name="__RefHeading___Toc7470_1701033659"/>
+      <w:bookmarkStart w:id="71" w:name="__RefHeading___Toc8034_1205863382"/>
       <w:bookmarkStart w:id="72" w:name="key-features"/>
       <w:bookmarkEnd w:id="71"/>
       <w:r>
@@ -11160,7 +11286,7 @@
         <w:spacing w:before="360" w:after="120"/>
         <w:rPr/>
       </w:pPr>
-      <w:bookmarkStart w:id="76" w:name="__RefHeading___Toc7472_1701033659"/>
+      <w:bookmarkStart w:id="76" w:name="__RefHeading___Toc8036_1205863382"/>
       <w:bookmarkStart w:id="77" w:name="isa-scope"/>
       <w:bookmarkEnd w:id="76"/>
       <w:r>
@@ -11191,7 +11317,7 @@
         <w:spacing w:before="280" w:after="80"/>
         <w:rPr/>
       </w:pPr>
-      <w:bookmarkStart w:id="78" w:name="__RefHeading___Toc7474_1701033659"/>
+      <w:bookmarkStart w:id="78" w:name="__RefHeading___Toc8038_1205863382"/>
       <w:bookmarkEnd w:id="78"/>
       <w:r>
         <w:rPr>
@@ -13241,7 +13367,7 @@
         <w:spacing w:before="280" w:after="80"/>
         <w:rPr/>
       </w:pPr>
-      <w:bookmarkStart w:id="81" w:name="__RefHeading___Toc7476_1701033659"/>
+      <w:bookmarkStart w:id="81" w:name="__RefHeading___Toc8040_1205863382"/>
       <w:bookmarkEnd w:id="81"/>
       <w:r>
         <w:rPr>
@@ -13296,7 +13422,7 @@
         <w:spacing w:before="280" w:after="80"/>
         <w:rPr/>
       </w:pPr>
-      <w:bookmarkStart w:id="82" w:name="__RefHeading___Toc7478_1701033659"/>
+      <w:bookmarkStart w:id="82" w:name="__RefHeading___Toc8042_1205863382"/>
       <w:bookmarkStart w:id="83" w:name="misaligned-data-accesses"/>
       <w:bookmarkEnd w:id="82"/>
       <w:r>
@@ -13548,7 +13674,7 @@
         <w:spacing w:before="360" w:after="120"/>
         <w:rPr/>
       </w:pPr>
-      <w:bookmarkStart w:id="86" w:name="__RefHeading___Toc7480_1701033659"/>
+      <w:bookmarkStart w:id="86" w:name="__RefHeading___Toc8044_1205863382"/>
       <w:bookmarkStart w:id="87" w:name="programmer-visible-machine-state"/>
       <w:bookmarkEnd w:id="86"/>
       <w:r>
@@ -13579,7 +13705,7 @@
         <w:spacing w:before="280" w:after="80"/>
         <w:rPr/>
       </w:pPr>
-      <w:bookmarkStart w:id="88" w:name="__RefHeading___Toc7482_1701033659"/>
+      <w:bookmarkStart w:id="88" w:name="__RefHeading___Toc8046_1205863382"/>
       <w:bookmarkStart w:id="89" w:name="the-state-an-integrator-programs-against"/>
       <w:bookmarkEnd w:id="88"/>
       <w:r>
@@ -14542,7 +14668,7 @@
         <w:spacing w:before="280" w:after="80"/>
         <w:rPr/>
       </w:pPr>
-      <w:bookmarkStart w:id="91" w:name="__RefHeading___Toc7484_1701033659"/>
+      <w:bookmarkStart w:id="91" w:name="__RefHeading___Toc8048_1205863382"/>
       <w:bookmarkStart w:id="92" w:name="consequences-for-software"/>
       <w:bookmarkEnd w:id="91"/>
       <w:r>
@@ -14562,47 +14688,6 @@
         </w:rPr>
         <w:tab/>
         <w:t>Consequences for Software</w:t>
-      </w:r>
-    </w:p>
-    <w:p>
-      <w:pPr>
-        <w:pStyle w:val="Compact"/>
-        <w:numPr>
-          <w:ilvl w:val="0"/>
-          <w:numId w:val="40"/>
-        </w:numPr>
-        <w:rPr/>
-      </w:pPr>
-      <w:r>
-        <w:rPr>
-          <w:b/>
-          <w:bCs/>
-        </w:rPr>
-        <w:t>Program termination is a halt.</w:t>
-      </w:r>
-      <w:r>
-        <w:rPr/>
-        <w:t xml:space="preserve"> Programs end with ECALL (cause </w:t>
-      </w:r>
-      <w:r>
-        <w:rPr>
-          <w:rStyle w:val="VerbatimChar"/>
-        </w:rPr>
-        <w:t>0x1</w:t>
-      </w:r>
-      <w:r>
-        <w:rPr/>
-        <w:t>); the harness reads the verdict from x3 (</w:t>
-      </w:r>
-      <w:r>
-        <w:rPr>
-          <w:rStyle w:val="VerbatimChar"/>
-        </w:rPr>
-        <w:t>gp</w:t>
-      </w:r>
-      <w:r>
-        <w:rPr/>
-        <w:t>, the register the riscv-tests p-environment uses) at the final writeback before the halt.</w:t>
       </w:r>
     </w:p>
     <w:p>
@@ -14619,36 +14704,31 @@
           <w:b/>
           <w:bCs/>
         </w:rPr>
-        <w:t xml:space="preserve">The first fetch is </w:t>
+        <w:t>Program termination is a halt.</w:t>
+      </w:r>
+      <w:r>
+        <w:rPr/>
+        <w:t xml:space="preserve"> Programs end with ECALL (cause </w:t>
       </w:r>
       <w:r>
         <w:rPr>
           <w:rStyle w:val="VerbatimChar"/>
-          <w:b/>
-          <w:bCs/>
-        </w:rPr>
-        <w:t>RESET_ADDR</w:t>
-      </w:r>
-      <w:r>
-        <w:rPr>
-          <w:b/>
-          <w:bCs/>
-        </w:rPr>
-        <w:t>.</w:t>
-      </w:r>
-      <w:r>
-        <w:rPr/>
-        <w:t xml:space="preserve"> Images must be linked so execution begins there; the loader integration must set the core’s </w:t>
+        </w:rPr>
+        <w:t>0x1</w:t>
+      </w:r>
+      <w:r>
+        <w:rPr/>
+        <w:t>); the harness reads the verdict from x3 (</w:t>
       </w:r>
       <w:r>
         <w:rPr>
           <w:rStyle w:val="VerbatimChar"/>
         </w:rPr>
-        <w:t>RESET_ADDR</w:t>
-      </w:r>
-      <w:r>
-        <w:rPr/>
-        <w:t xml:space="preserve"> parameter to the image link base.</w:t>
+        <w:t>gp</w:t>
+      </w:r>
+      <w:r>
+        <w:rPr/>
+        <w:t>, the register the riscv-tests p-environment uses) at the final writeback before the halt.</w:t>
       </w:r>
     </w:p>
     <w:p>
@@ -14665,11 +14745,36 @@
           <w:b/>
           <w:bCs/>
         </w:rPr>
-        <w:t>Registers start at zero.</w:t>
-      </w:r>
-      <w:r>
-        <w:rPr/>
-        <w:t xml:space="preserve"> No startup register has architectural garbage, and the register file reset makes pre-load observability deterministic.</w:t>
+        <w:t xml:space="preserve">The first fetch is </w:t>
+      </w:r>
+      <w:r>
+        <w:rPr>
+          <w:rStyle w:val="VerbatimChar"/>
+          <w:b/>
+          <w:bCs/>
+        </w:rPr>
+        <w:t>RESET_ADDR</w:t>
+      </w:r>
+      <w:r>
+        <w:rPr>
+          <w:b/>
+          <w:bCs/>
+        </w:rPr>
+        <w:t>.</w:t>
+      </w:r>
+      <w:r>
+        <w:rPr/>
+        <w:t xml:space="preserve"> Images must be linked so execution begins there; the loader integration must set the core’s </w:t>
+      </w:r>
+      <w:r>
+        <w:rPr>
+          <w:rStyle w:val="VerbatimChar"/>
+        </w:rPr>
+        <w:t>RESET_ADDR</w:t>
+      </w:r>
+      <w:r>
+        <w:rPr/>
+        <w:t xml:space="preserve"> parameter to the image link base.</w:t>
       </w:r>
     </w:p>
     <w:p>
@@ -14686,6 +14791,27 @@
           <w:b/>
           <w:bCs/>
         </w:rPr>
+        <w:t>Registers start at zero.</w:t>
+      </w:r>
+      <w:r>
+        <w:rPr/>
+        <w:t xml:space="preserve"> No startup register has architectural garbage, and the register file reset makes pre-load observability deterministic.</w:t>
+      </w:r>
+    </w:p>
+    <w:p>
+      <w:pPr>
+        <w:pStyle w:val="Compact"/>
+        <w:numPr>
+          <w:ilvl w:val="0"/>
+          <w:numId w:val="44"/>
+        </w:numPr>
+        <w:rPr/>
+      </w:pPr>
+      <w:r>
+        <w:rPr>
+          <w:b/>
+          <w:bCs/>
+        </w:rPr>
         <w:t>Memory needs no setup.</w:t>
       </w:r>
       <w:r>
@@ -14703,7 +14829,7 @@
         <w:spacing w:before="280" w:after="80"/>
         <w:rPr/>
       </w:pPr>
-      <w:bookmarkStart w:id="93" w:name="__RefHeading___Toc7486_1701033659"/>
+      <w:bookmarkStart w:id="93" w:name="__RefHeading___Toc8050_1205863382"/>
       <w:bookmarkStart w:id="94" w:name="the-halt-boundary-as-state"/>
       <w:bookmarkEnd w:id="93"/>
       <w:r>
@@ -15650,7 +15776,7 @@
         <w:spacing w:before="360" w:after="120"/>
         <w:rPr/>
       </w:pPr>
-      <w:bookmarkStart w:id="98" w:name="__RefHeading___Toc7488_1701033659"/>
+      <w:bookmarkStart w:id="98" w:name="__RefHeading___Toc8052_1205863382"/>
       <w:bookmarkStart w:id="99" w:name="kestrel_core-port-specification"/>
       <w:bookmarkEnd w:id="98"/>
       <w:r>
@@ -15681,7 +15807,7 @@
         <w:spacing w:before="280" w:after="80"/>
         <w:rPr/>
       </w:pPr>
-      <w:bookmarkStart w:id="100" w:name="__RefHeading___Toc7490_1701033659"/>
+      <w:bookmarkStart w:id="100" w:name="__RefHeading___Toc8054_1205863382"/>
       <w:bookmarkStart w:id="101" w:name="overview"/>
       <w:bookmarkEnd w:id="100"/>
       <w:r>
@@ -15784,7 +15910,7 @@
         <w:spacing w:before="280" w:after="80"/>
         <w:rPr/>
       </w:pPr>
-      <w:bookmarkStart w:id="102" w:name="__RefHeading___Toc7492_1701033659"/>
+      <w:bookmarkStart w:id="102" w:name="__RefHeading___Toc8056_1205863382"/>
       <w:bookmarkEnd w:id="102"/>
       <w:r>
         <w:rPr>
@@ -16313,7 +16439,7 @@
         <w:spacing w:before="280" w:after="80"/>
         <w:rPr/>
       </w:pPr>
-      <w:bookmarkStart w:id="105" w:name="__RefHeading___Toc7494_1701033659"/>
+      <w:bookmarkStart w:id="105" w:name="__RefHeading___Toc8058_1205863382"/>
       <w:bookmarkEnd w:id="105"/>
       <w:r>
         <w:rPr>
@@ -16800,7 +16926,7 @@
         <w:spacing w:before="280" w:after="80"/>
         <w:rPr/>
       </w:pPr>
-      <w:bookmarkStart w:id="107" w:name="__RefHeading___Toc7496_1701033659"/>
+      <w:bookmarkStart w:id="107" w:name="__RefHeading___Toc8060_1205863382"/>
       <w:bookmarkEnd w:id="107"/>
       <w:r>
         <w:rPr>
@@ -17795,7 +17921,7 @@
         <w:spacing w:before="280" w:after="80"/>
         <w:rPr/>
       </w:pPr>
-      <w:bookmarkStart w:id="109" w:name="__RefHeading___Toc7498_1701033659"/>
+      <w:bookmarkStart w:id="109" w:name="__RefHeading___Toc8062_1205863382"/>
       <w:bookmarkEnd w:id="109"/>
       <w:r>
         <w:rPr>
@@ -18342,7 +18468,7 @@
         <w:spacing w:before="280" w:after="80"/>
         <w:rPr/>
       </w:pPr>
-      <w:bookmarkStart w:id="111" w:name="__RefHeading___Toc7500_1701033659"/>
+      <w:bookmarkStart w:id="111" w:name="__RefHeading___Toc8064_1205863382"/>
       <w:bookmarkEnd w:id="111"/>
       <w:r>
         <w:rPr>
@@ -20656,7 +20782,7 @@
         <w:spacing w:before="360" w:after="120"/>
         <w:rPr/>
       </w:pPr>
-      <w:bookmarkStart w:id="114" w:name="__RefHeading___Toc7502_1701033659"/>
+      <w:bookmarkStart w:id="114" w:name="__RefHeading___Toc8066_1205863382"/>
       <w:bookmarkStart w:id="115" w:name="memory-contract"/>
       <w:bookmarkEnd w:id="114"/>
       <w:r>
@@ -20687,7 +20813,7 @@
         <w:spacing w:before="280" w:after="80"/>
         <w:rPr/>
       </w:pPr>
-      <w:bookmarkStart w:id="116" w:name="__RefHeading___Toc7504_1701033659"/>
+      <w:bookmarkStart w:id="116" w:name="__RefHeading___Toc8068_1205863382"/>
       <w:bookmarkStart w:id="117" w:name="the-contract"/>
       <w:bookmarkEnd w:id="116"/>
       <w:r>
@@ -20719,27 +20845,6 @@
           <w:sz w:val="20"/>
         </w:rPr>
         <w:t>kestrel talks to memory through two ports that are deliberately minimal. There is no bus fabric, no wait states, no byte enables on the instruction side, and no burst machinery. At this rung the memory system is expected to keep up with the core, and the contract says so out loud. An integrator replacing the memories must preserve all three properties below; violating any of them breaks the single-cycle design.</w:t>
-      </w:r>
-    </w:p>
-    <w:p>
-      <w:pPr>
-        <w:pStyle w:val="Compact"/>
-        <w:numPr>
-          <w:ilvl w:val="0"/>
-          <w:numId w:val="44"/>
-        </w:numPr>
-        <w:rPr/>
-      </w:pPr>
-      <w:r>
-        <w:rPr>
-          <w:b/>
-          <w:bCs/>
-        </w:rPr>
-        <w:t>Harvard at the core.</w:t>
-      </w:r>
-      <w:r>
-        <w:rPr/>
-        <w:t xml:space="preserve"> Fetch and data access are separate ports backed by whatever the integrator provides. The core never issues a data access to the instruction memory or vice versa, and it never sees coherence between them.</w:t>
       </w:r>
     </w:p>
     <w:p>
@@ -20756,21 +20861,11 @@
           <w:b/>
           <w:bCs/>
         </w:rPr>
-        <w:t>Combinational reads.</w:t>
-      </w:r>
-      <w:r>
-        <w:rPr/>
-        <w:t xml:space="preserve"> Both memories answer in the same cycle the address is presented. This is the load-bearing simplification: an instruction’s full path — fetch, decode, register read, ALU, data read, writeback — must fit in one clock, so the memories are forbidden from adding latency. Synchronous-read macros (e.g. block RAM) violate the contract; the loader honors it with </w:t>
-      </w:r>
-      <w:r>
-        <w:rPr>
-          <w:rStyle w:val="VerbatimChar"/>
-        </w:rPr>
-        <w:t>(* ram_style = "distributed" *)</w:t>
-      </w:r>
-      <w:r>
-        <w:rPr/>
-        <w:t xml:space="preserve"> arrays.</w:t>
+        <w:t>Harvard at the core.</w:t>
+      </w:r>
+      <w:r>
+        <w:rPr/>
+        <w:t xml:space="preserve"> Fetch and data access are separate ports backed by whatever the integrator provides. The core never issues a data access to the instruction memory or vice versa, and it never sees coherence between them.</w:t>
       </w:r>
     </w:p>
     <w:p>
@@ -20787,6 +20882,37 @@
           <w:b/>
           <w:bCs/>
         </w:rPr>
+        <w:t>Combinational reads.</w:t>
+      </w:r>
+      <w:r>
+        <w:rPr/>
+        <w:t xml:space="preserve"> Both memories answer in the same cycle the address is presented. This is the load-bearing simplification: an instruction’s full path — fetch, decode, register read, ALU, data read, writeback — must fit in one clock, so the memories are forbidden from adding latency. Synchronous-read macros (e.g. block RAM) violate the contract; the loader honors it with </w:t>
+      </w:r>
+      <w:r>
+        <w:rPr>
+          <w:rStyle w:val="VerbatimChar"/>
+        </w:rPr>
+        <w:t>(* ram_style = "distributed" *)</w:t>
+      </w:r>
+      <w:r>
+        <w:rPr/>
+        <w:t xml:space="preserve"> arrays.</w:t>
+      </w:r>
+    </w:p>
+    <w:p>
+      <w:pPr>
+        <w:pStyle w:val="Compact"/>
+        <w:numPr>
+          <w:ilvl w:val="0"/>
+          <w:numId w:val="47"/>
+        </w:numPr>
+        <w:rPr/>
+      </w:pPr>
+      <w:r>
+        <w:rPr>
+          <w:b/>
+          <w:bCs/>
+        </w:rPr>
         <w:t>Word-wide buses with byte strobes.</w:t>
       </w:r>
       <w:r>
@@ -20824,7 +20950,7 @@
         <w:spacing w:before="280" w:after="80"/>
         <w:rPr/>
       </w:pPr>
-      <w:bookmarkStart w:id="118" w:name="__RefHeading___Toc7506_1701033659"/>
+      <w:bookmarkStart w:id="118" w:name="__RefHeading___Toc8070_1205863382"/>
       <w:bookmarkStart w:id="119" w:name="timing-rules"/>
       <w:bookmarkEnd w:id="118"/>
       <w:r>
@@ -20844,20 +20970,6 @@
         </w:rPr>
         <w:tab/>
         <w:t>Timing Rules</w:t>
-      </w:r>
-    </w:p>
-    <w:p>
-      <w:pPr>
-        <w:pStyle w:val="Compact"/>
-        <w:numPr>
-          <w:ilvl w:val="0"/>
-          <w:numId w:val="47"/>
-        </w:numPr>
-        <w:rPr/>
-      </w:pPr>
-      <w:r>
-        <w:rPr/>
-        <w:t>An instruction that touches memory completes in exactly one clock when its access lies within one word; a cross-word access takes two clocks via the documented retry (below). There are no other exceptions.</w:t>
       </w:r>
     </w:p>
     <w:p>
@@ -20871,7 +20983,7 @@
       </w:pPr>
       <w:r>
         <w:rPr/>
-        <w:t>The PC holds only for the retry’s first beat and for halts. Everything else advances every cycle.</w:t>
+        <w:t>An instruction that touches memory completes in exactly one clock when its access lies within one word; a cross-word access takes two clocks via the documented retry (below). There are no other exceptions.</w:t>
       </w:r>
     </w:p>
     <w:p>
@@ -20885,7 +20997,7 @@
       </w:pPr>
       <w:r>
         <w:rPr/>
-        <w:t>A store is visible to the very next cycle’s load (a cross-word store immediately followed by the load of the same address returns the full assembled value — pinned by testplan scenario CORE-11).</w:t>
+        <w:t>The PC holds only for the retry’s first beat and for halts. Everything else advances every cycle.</w:t>
       </w:r>
     </w:p>
     <w:p>
@@ -20898,6 +21010,20 @@
         <w:rPr/>
       </w:pPr>
       <w:r>
+        <w:rPr/>
+        <w:t>A store is visible to the very next cycle’s load (a cross-word store immediately followed by the load of the same address returns the full assembled value — pinned by testplan scenario CORE-11).</w:t>
+      </w:r>
+    </w:p>
+    <w:p>
+      <w:pPr>
+        <w:pStyle w:val="Compact"/>
+        <w:numPr>
+          <w:ilvl w:val="0"/>
+          <w:numId w:val="51"/>
+        </w:numPr>
+        <w:rPr/>
+      </w:pPr>
+      <w:r>
         <w:rPr>
           <w:rStyle w:val="VerbatimChar"/>
         </w:rPr>
@@ -20978,7 +21104,7 @@
         <w:spacing w:before="280" w:after="80"/>
         <w:rPr/>
       </w:pPr>
-      <w:bookmarkStart w:id="120" w:name="__RefHeading___Toc7508_1701033659"/>
+      <w:bookmarkStart w:id="120" w:name="__RefHeading___Toc8072_1205863382"/>
       <w:bookmarkStart w:id="121" w:name="the-cross-word-retry"/>
       <w:bookmarkEnd w:id="120"/>
       <w:r>
@@ -21023,62 +21149,6 @@
           <w:sz w:val="20"/>
         </w:rPr>
         <w:t>, the access straddles two words and one 32-bit beat cannot carry it. The core splits it:</w:t>
-      </w:r>
-    </w:p>
-    <w:p>
-      <w:pPr>
-        <w:pStyle w:val="Compact"/>
-        <w:numPr>
-          <w:ilvl w:val="0"/>
-          <w:numId w:val="51"/>
-        </w:numPr>
-        <w:rPr/>
-      </w:pPr>
-      <w:r>
-        <w:rPr>
-          <w:b/>
-          <w:bCs/>
-        </w:rPr>
-        <w:t>Beat 1 (</w:t>
-      </w:r>
-      <w:r>
-        <w:rPr>
-          <w:rStyle w:val="VerbatimChar"/>
-          <w:b/>
-          <w:bCs/>
-        </w:rPr>
-        <w:t>ls_first</w:t>
-      </w:r>
-      <w:r>
-        <w:rPr>
-          <w:b/>
-          <w:bCs/>
-        </w:rPr>
-        <w:t>).</w:t>
-      </w:r>
-      <w:r>
-        <w:rPr/>
-        <w:t xml:space="preserve"> Address is the aligned word containing the access start. Stores write the tail bytes (</w:t>
-      </w:r>
-      <w:r>
-        <w:rPr>
-          <w:rStyle w:val="VerbatimChar"/>
-        </w:rPr>
-        <w:t>4 - addr[1:0]</w:t>
-      </w:r>
-      <w:r>
-        <w:rPr/>
-        <w:t xml:space="preserve"> of them) with the left-rotated strobe; loads capture the shifted first word. The PC holds; no retirement (</w:t>
-      </w:r>
-      <w:r>
-        <w:rPr>
-          <w:rStyle w:val="VerbatimChar"/>
-        </w:rPr>
-        <w:t>rvfi_valid</w:t>
-      </w:r>
-      <w:r>
-        <w:rPr/>
-        <w:t xml:space="preserve"> low).</w:t>
       </w:r>
     </w:p>
     <w:p>
@@ -21095,6 +21165,62 @@
           <w:b/>
           <w:bCs/>
         </w:rPr>
+        <w:t>Beat 1 (</w:t>
+      </w:r>
+      <w:r>
+        <w:rPr>
+          <w:rStyle w:val="VerbatimChar"/>
+          <w:b/>
+          <w:bCs/>
+        </w:rPr>
+        <w:t>ls_first</w:t>
+      </w:r>
+      <w:r>
+        <w:rPr>
+          <w:b/>
+          <w:bCs/>
+        </w:rPr>
+        <w:t>).</w:t>
+      </w:r>
+      <w:r>
+        <w:rPr/>
+        <w:t xml:space="preserve"> Address is the aligned word containing the access start. Stores write the tail bytes (</w:t>
+      </w:r>
+      <w:r>
+        <w:rPr>
+          <w:rStyle w:val="VerbatimChar"/>
+        </w:rPr>
+        <w:t>4 - addr[1:0]</w:t>
+      </w:r>
+      <w:r>
+        <w:rPr/>
+        <w:t xml:space="preserve"> of them) with the left-rotated strobe; loads capture the shifted first word. The PC holds; no retirement (</w:t>
+      </w:r>
+      <w:r>
+        <w:rPr>
+          <w:rStyle w:val="VerbatimChar"/>
+        </w:rPr>
+        <w:t>rvfi_valid</w:t>
+      </w:r>
+      <w:r>
+        <w:rPr/>
+        <w:t xml:space="preserve"> low).</w:t>
+      </w:r>
+    </w:p>
+    <w:p>
+      <w:pPr>
+        <w:pStyle w:val="Compact"/>
+        <w:numPr>
+          <w:ilvl w:val="0"/>
+          <w:numId w:val="53"/>
+        </w:numPr>
+        <w:rPr/>
+      </w:pPr>
+      <w:r>
+        <w:rPr>
+          <w:b/>
+          <w:bCs/>
+        </w:rPr>
         <w:t>Beat 2 (</w:t>
       </w:r>
       <w:r>
@@ -21188,7 +21314,7 @@
         <w:spacing w:before="280" w:after="80"/>
         <w:rPr/>
       </w:pPr>
-      <w:bookmarkStart w:id="122" w:name="__RefHeading___Toc7510_1701033659"/>
+      <w:bookmarkStart w:id="122" w:name="__RefHeading___Toc8074_1205863382"/>
       <w:bookmarkStart w:id="123" w:name="what-the-contract-deliberately-excludes"/>
       <w:bookmarkEnd w:id="122"/>
       <w:r>
@@ -21208,37 +21334,6 @@
         </w:rPr>
         <w:tab/>
         <w:t>What the Contract Deliberately Excludes</w:t>
-      </w:r>
-    </w:p>
-    <w:p>
-      <w:pPr>
-        <w:pStyle w:val="Compact"/>
-        <w:numPr>
-          <w:ilvl w:val="0"/>
-          <w:numId w:val="53"/>
-        </w:numPr>
-        <w:rPr/>
-      </w:pPr>
-      <w:r>
-        <w:rPr>
-          <w:b/>
-          <w:bCs/>
-        </w:rPr>
-        <w:t>No instruction-side data access.</w:t>
-      </w:r>
-      <w:r>
-        <w:rPr/>
-        <w:t xml:space="preserve"> Self-modifying code is invisible to the core unless the memory system unifies the ports. The simulation testbench unifies them (one array serving both fetch and load/store) so </w:t>
-      </w:r>
-      <w:r>
-        <w:rPr>
-          <w:rStyle w:val="VerbatimChar"/>
-        </w:rPr>
-        <w:t>rv32ui-p-fence_i</w:t>
-      </w:r>
-      <w:r>
-        <w:rPr/>
-        <w:t xml:space="preserve"> runs without a coherence path — a testbench choice, not a core feature. The loader provides the same unification by address (Chapter 6).</w:t>
       </w:r>
     </w:p>
     <w:p>
@@ -21255,21 +21350,21 @@
           <w:b/>
           <w:bCs/>
         </w:rPr>
-        <w:t>No misaligned instruction fetch.</w:t>
-      </w:r>
-      <w:r>
-        <w:rPr/>
-        <w:t xml:space="preserve"> IALIGN=32 keeps fetch 4-byte aligned; the low PC bits are guaranteed by the next-PC logic plus the cause-</w:t>
+        <w:t>No instruction-side data access.</w:t>
+      </w:r>
+      <w:r>
+        <w:rPr/>
+        <w:t xml:space="preserve"> Self-modifying code is invisible to the core unless the memory system unifies the ports. The simulation testbench unifies them (one array serving both fetch and load/store) so </w:t>
       </w:r>
       <w:r>
         <w:rPr>
           <w:rStyle w:val="VerbatimChar"/>
         </w:rPr>
-        <w:t>0x3</w:t>
-      </w:r>
-      <w:r>
-        <w:rPr/>
-        <w:t xml:space="preserve"> halt.</w:t>
+        <w:t>rv32ui-p-fence_i</w:t>
+      </w:r>
+      <w:r>
+        <w:rPr/>
+        <w:t xml:space="preserve"> runs without a coherence path — a testbench choice, not a core feature. The loader provides the same unification by address (Chapter 6).</w:t>
       </w:r>
     </w:p>
     <w:p>
@@ -21278,6 +21373,37 @@
         <w:numPr>
           <w:ilvl w:val="0"/>
           <w:numId w:val="55"/>
+        </w:numPr>
+        <w:rPr/>
+      </w:pPr>
+      <w:r>
+        <w:rPr>
+          <w:b/>
+          <w:bCs/>
+        </w:rPr>
+        <w:t>No misaligned instruction fetch.</w:t>
+      </w:r>
+      <w:r>
+        <w:rPr/>
+        <w:t xml:space="preserve"> IALIGN=32 keeps fetch 4-byte aligned; the low PC bits are guaranteed by the next-PC logic plus the cause-</w:t>
+      </w:r>
+      <w:r>
+        <w:rPr>
+          <w:rStyle w:val="VerbatimChar"/>
+        </w:rPr>
+        <w:t>0x3</w:t>
+      </w:r>
+      <w:r>
+        <w:rPr/>
+        <w:t xml:space="preserve"> halt.</w:t>
+      </w:r>
+    </w:p>
+    <w:p>
+      <w:pPr>
+        <w:pStyle w:val="Compact"/>
+        <w:numPr>
+          <w:ilvl w:val="0"/>
+          <w:numId w:val="56"/>
         </w:numPr>
         <w:rPr/>
       </w:pPr>
@@ -21473,7 +21599,7 @@
         <w:spacing w:before="360" w:after="120"/>
         <w:rPr/>
       </w:pPr>
-      <w:bookmarkStart w:id="126" w:name="__RefHeading___Toc7512_1701033659"/>
+      <w:bookmarkStart w:id="126" w:name="__RefHeading___Toc8076_1205863382"/>
       <w:bookmarkStart w:id="127" w:name="halt-and-trap-behavior"/>
       <w:bookmarkEnd w:id="126"/>
       <w:r>
@@ -21504,7 +21630,7 @@
         <w:spacing w:before="280" w:after="80"/>
         <w:rPr/>
       </w:pPr>
-      <w:bookmarkStart w:id="128" w:name="__RefHeading___Toc7514_1701033659"/>
+      <w:bookmarkStart w:id="128" w:name="__RefHeading___Toc8078_1205863382"/>
       <w:bookmarkStart w:id="129" w:name="halt-versus-trap"/>
       <w:bookmarkEnd w:id="128"/>
       <w:r>
@@ -21574,7 +21700,7 @@
         <w:spacing w:before="280" w:after="80"/>
         <w:rPr/>
       </w:pPr>
-      <w:bookmarkStart w:id="130" w:name="__RefHeading___Toc7516_1701033659"/>
+      <w:bookmarkStart w:id="130" w:name="__RefHeading___Toc8080_1205863382"/>
       <w:bookmarkStart w:id="131" w:name="halt-causes"/>
       <w:bookmarkEnd w:id="130"/>
       <w:r>
@@ -22661,7 +22787,7 @@
         <w:spacing w:before="280" w:after="80"/>
         <w:rPr/>
       </w:pPr>
-      <w:bookmarkStart w:id="133" w:name="__RefHeading___Toc7518_1701033659"/>
+      <w:bookmarkStart w:id="133" w:name="__RefHeading___Toc8082_1205863382"/>
       <w:bookmarkStart w:id="134" w:name="timing-contract"/>
       <w:bookmarkEnd w:id="133"/>
       <w:r>
@@ -22681,77 +22807,6 @@
         </w:rPr>
         <w:tab/>
         <w:t>Timing Contract</w:t>
-      </w:r>
-    </w:p>
-    <w:p>
-      <w:pPr>
-        <w:pStyle w:val="Compact"/>
-        <w:numPr>
-          <w:ilvl w:val="0"/>
-          <w:numId w:val="56"/>
-        </w:numPr>
-        <w:rPr/>
-      </w:pPr>
-      <w:r>
-        <w:rPr>
-          <w:b/>
-          <w:bCs/>
-        </w:rPr>
-        <w:t>Detection cycle.</w:t>
-      </w:r>
-      <w:r>
-        <w:rPr/>
-        <w:t xml:space="preserve"> </w:t>
-      </w:r>
-      <w:r>
-        <w:rPr>
-          <w:rStyle w:val="VerbatimChar"/>
-        </w:rPr>
-        <w:t>halt_now</w:t>
-      </w:r>
-      <w:r>
-        <w:rPr/>
-        <w:t xml:space="preserve"> is the combinational OR of the decode cause and the core’s </w:t>
-      </w:r>
-      <w:r>
-        <w:rPr>
-          <w:rStyle w:val="VerbatimChar"/>
-        </w:rPr>
-        <w:t>misalign_target</w:t>
-      </w:r>
-      <w:r>
-        <w:rPr/>
-        <w:t xml:space="preserve">. The outputs </w:t>
-      </w:r>
-      <w:r>
-        <w:rPr>
-          <w:rStyle w:val="VerbatimChar"/>
-        </w:rPr>
-        <w:t>halt</w:t>
-      </w:r>
-      <w:r>
-        <w:rPr/>
-        <w:t xml:space="preserve"> and </w:t>
-      </w:r>
-      <w:r>
-        <w:rPr>
-          <w:rStyle w:val="VerbatimChar"/>
-        </w:rPr>
-        <w:t>halt_cause</w:t>
-      </w:r>
-      <w:r>
-        <w:rPr/>
-        <w:t xml:space="preserve"> reflect it immediately (</w:t>
-      </w:r>
-      <w:r>
-        <w:rPr>
-          <w:rStyle w:val="VerbatimChar"/>
-        </w:rPr>
-        <w:t>halt = halt_q | halt_now</w:t>
-      </w:r>
-      <w:r>
-        <w:rPr/>
-        <w:t>), so the first halting cycle is visible without waiting for a latch.</w:t>
       </w:r>
     </w:p>
     <w:p>
@@ -22768,41 +22823,61 @@
           <w:b/>
           <w:bCs/>
         </w:rPr>
-        <w:t>Trap beat.</w:t>
-      </w:r>
-      <w:r>
-        <w:rPr/>
-        <w:t xml:space="preserve"> The halting instruction retires on the detection cycle as the final RVFI beat: </w:t>
+        <w:t>Detection cycle.</w:t>
+      </w:r>
+      <w:r>
+        <w:rPr/>
+        <w:t xml:space="preserve"> </w:t>
       </w:r>
       <w:r>
         <w:rPr>
           <w:rStyle w:val="VerbatimChar"/>
         </w:rPr>
-        <w:t>rvfi_valid=1</w:t>
-      </w:r>
-      <w:r>
-        <w:rPr/>
-        <w:t xml:space="preserve">, </w:t>
+        <w:t>halt_now</w:t>
+      </w:r>
+      <w:r>
+        <w:rPr/>
+        <w:t xml:space="preserve"> is the combinational OR of the decode cause and the core’s </w:t>
       </w:r>
       <w:r>
         <w:rPr>
           <w:rStyle w:val="VerbatimChar"/>
         </w:rPr>
-        <w:t>rvfi_trap=1</w:t>
-      </w:r>
-      <w:r>
-        <w:rPr/>
-        <w:t xml:space="preserve">, no rd writeback, no memory fields. On a cause-3 halt, </w:t>
+        <w:t>misalign_target</w:t>
+      </w:r>
+      <w:r>
+        <w:rPr/>
+        <w:t xml:space="preserve">. The outputs </w:t>
       </w:r>
       <w:r>
         <w:rPr>
           <w:rStyle w:val="VerbatimChar"/>
         </w:rPr>
-        <w:t>rvfi_pc_wdata</w:t>
-      </w:r>
-      <w:r>
-        <w:rPr/>
-        <w:t xml:space="preserve"> carries the misaligned target — exactly what a real trap would record as the faulting address.</w:t>
+        <w:t>halt</w:t>
+      </w:r>
+      <w:r>
+        <w:rPr/>
+        <w:t xml:space="preserve"> and </w:t>
+      </w:r>
+      <w:r>
+        <w:rPr>
+          <w:rStyle w:val="VerbatimChar"/>
+        </w:rPr>
+        <w:t>halt_cause</w:t>
+      </w:r>
+      <w:r>
+        <w:rPr/>
+        <w:t xml:space="preserve"> reflect it immediately (</w:t>
+      </w:r>
+      <w:r>
+        <w:rPr>
+          <w:rStyle w:val="VerbatimChar"/>
+        </w:rPr>
+        <w:t>halt = halt_q | halt_now</w:t>
+      </w:r>
+      <w:r>
+        <w:rPr/>
+        <w:t>), so the first halting cycle is visible without waiting for a latch.</w:t>
       </w:r>
     </w:p>
     <w:p>
@@ -22819,51 +22894,41 @@
           <w:b/>
           <w:bCs/>
         </w:rPr>
-        <w:t>Hold.</w:t>
-      </w:r>
-      <w:r>
-        <w:rPr/>
-        <w:t xml:space="preserve"> </w:t>
+        <w:t>Trap beat.</w:t>
+      </w:r>
+      <w:r>
+        <w:rPr/>
+        <w:t xml:space="preserve"> The halting instruction retires on the detection cycle as the final RVFI beat: </w:t>
       </w:r>
       <w:r>
         <w:rPr>
           <w:rStyle w:val="VerbatimChar"/>
         </w:rPr>
-        <w:t>halt_q</w:t>
-      </w:r>
-      <w:r>
-        <w:rPr/>
-        <w:t xml:space="preserve"> latches on the detection cycle. Afterwards, forever: the PC is frozen, writeback is suppressed, </w:t>
+        <w:t>rvfi_valid=1</w:t>
+      </w:r>
+      <w:r>
+        <w:rPr/>
+        <w:t xml:space="preserve">, </w:t>
       </w:r>
       <w:r>
         <w:rPr>
           <w:rStyle w:val="VerbatimChar"/>
         </w:rPr>
-        <w:t>rvfi_valid</w:t>
-      </w:r>
-      <w:r>
-        <w:rPr/>
-        <w:t xml:space="preserve"> is low, and </w:t>
+        <w:t>rvfi_trap=1</w:t>
+      </w:r>
+      <w:r>
+        <w:rPr/>
+        <w:t xml:space="preserve">, no rd writeback, no memory fields. On a cause-3 halt, </w:t>
       </w:r>
       <w:r>
         <w:rPr>
           <w:rStyle w:val="VerbatimChar"/>
         </w:rPr>
-        <w:t>halt</w:t>
-      </w:r>
-      <w:r>
-        <w:rPr/>
-        <w:t xml:space="preserve"> stays raised with the cause held on </w:t>
-      </w:r>
-      <w:r>
-        <w:rPr>
-          <w:rStyle w:val="VerbatimChar"/>
-        </w:rPr>
-        <w:t>halt_cause</w:t>
-      </w:r>
-      <w:r>
-        <w:rPr/>
-        <w:t>. Verification samples at least four post-halt cycles to pin the hold (testplan scenario CORE-12).</w:t>
+        <w:t>rvfi_pc_wdata</w:t>
+      </w:r>
+      <w:r>
+        <w:rPr/>
+        <w:t xml:space="preserve"> carries the misaligned target — exactly what a real trap would record as the faulting address.</w:t>
       </w:r>
     </w:p>
     <w:p>
@@ -22880,6 +22945,67 @@
           <w:b/>
           <w:bCs/>
         </w:rPr>
+        <w:t>Hold.</w:t>
+      </w:r>
+      <w:r>
+        <w:rPr/>
+        <w:t xml:space="preserve"> </w:t>
+      </w:r>
+      <w:r>
+        <w:rPr>
+          <w:rStyle w:val="VerbatimChar"/>
+        </w:rPr>
+        <w:t>halt_q</w:t>
+      </w:r>
+      <w:r>
+        <w:rPr/>
+        <w:t xml:space="preserve"> latches on the detection cycle. Afterwards, forever: the PC is frozen, writeback is suppressed, </w:t>
+      </w:r>
+      <w:r>
+        <w:rPr>
+          <w:rStyle w:val="VerbatimChar"/>
+        </w:rPr>
+        <w:t>rvfi_valid</w:t>
+      </w:r>
+      <w:r>
+        <w:rPr/>
+        <w:t xml:space="preserve"> is low, and </w:t>
+      </w:r>
+      <w:r>
+        <w:rPr>
+          <w:rStyle w:val="VerbatimChar"/>
+        </w:rPr>
+        <w:t>halt</w:t>
+      </w:r>
+      <w:r>
+        <w:rPr/>
+        <w:t xml:space="preserve"> stays raised with the cause held on </w:t>
+      </w:r>
+      <w:r>
+        <w:rPr>
+          <w:rStyle w:val="VerbatimChar"/>
+        </w:rPr>
+        <w:t>halt_cause</w:t>
+      </w:r>
+      <w:r>
+        <w:rPr/>
+        <w:t>. Verification samples at least four post-halt cycles to pin the hold (testplan scenario CORE-12).</w:t>
+      </w:r>
+    </w:p>
+    <w:p>
+      <w:pPr>
+        <w:pStyle w:val="Compact"/>
+        <w:numPr>
+          <w:ilvl w:val="0"/>
+          <w:numId w:val="60"/>
+        </w:numPr>
+        <w:rPr/>
+      </w:pPr>
+      <w:r>
+        <w:rPr>
+          <w:b/>
+          <w:bCs/>
+        </w:rPr>
         <w:t>No recovery.</w:t>
       </w:r>
       <w:r>
@@ -22897,7 +23023,7 @@
         <w:spacing w:before="280" w:after="80"/>
         <w:rPr/>
       </w:pPr>
-      <w:bookmarkStart w:id="135" w:name="__RefHeading___Toc7520_1701033659"/>
+      <w:bookmarkStart w:id="135" w:name="__RefHeading___Toc8084_1205863382"/>
       <w:bookmarkStart w:id="136" w:name="writeback-suppression-detail"/>
       <w:bookmarkEnd w:id="135"/>
       <w:r>
@@ -23019,7 +23145,7 @@
         <w:spacing w:before="280" w:after="80"/>
         <w:rPr/>
       </w:pPr>
-      <w:bookmarkStart w:id="137" w:name="__RefHeading___Toc7522_1701033659"/>
+      <w:bookmarkStart w:id="137" w:name="__RefHeading___Toc8086_1205863382"/>
       <w:bookmarkStart w:id="138" w:name="ecall-as-the-termination-convention"/>
       <w:bookmarkEnd w:id="137"/>
       <w:r>
@@ -23285,7 +23411,7 @@
         <w:spacing w:before="360" w:after="120"/>
         <w:rPr/>
       </w:pPr>
-      <w:bookmarkStart w:id="141" w:name="__RefHeading___Toc7524_1701033659"/>
+      <w:bookmarkStart w:id="141" w:name="__RefHeading___Toc8088_1205863382"/>
       <w:bookmarkStart w:id="142" w:name="X9080c0485dba8622f5460a543067f75b9857cfa"/>
       <w:bookmarkEnd w:id="141"/>
       <w:r>
@@ -23316,7 +23442,7 @@
         <w:spacing w:before="280" w:after="80"/>
         <w:rPr/>
       </w:pPr>
-      <w:bookmarkStart w:id="143" w:name="__RefHeading___Toc7526_1701033659"/>
+      <w:bookmarkStart w:id="143" w:name="__RefHeading___Toc8090_1205863382"/>
       <w:bookmarkStart w:id="144" w:name="purpose"/>
       <w:bookmarkEnd w:id="143"/>
       <w:r>
@@ -23419,7 +23545,7 @@
         <w:spacing w:before="280" w:after="80"/>
         <w:rPr/>
       </w:pPr>
-      <w:bookmarkStart w:id="145" w:name="__RefHeading___Toc7528_1701033659"/>
+      <w:bookmarkStart w:id="145" w:name="__RefHeading___Toc8092_1205863382"/>
       <w:bookmarkEnd w:id="145"/>
       <w:r>
         <w:rPr>
@@ -24369,7 +24495,7 @@
         <w:spacing w:before="280" w:after="80"/>
         <w:rPr/>
       </w:pPr>
-      <w:bookmarkStart w:id="148" w:name="__RefHeading___Toc7530_1701033659"/>
+      <w:bookmarkStart w:id="148" w:name="__RefHeading___Toc8094_1205863382"/>
       <w:bookmarkEnd w:id="148"/>
       <w:r>
         <w:rPr>
@@ -26774,7 +26900,7 @@
         <w:spacing w:before="280" w:after="80"/>
         <w:rPr/>
       </w:pPr>
-      <w:bookmarkStart w:id="150" w:name="__RefHeading___Toc7532_1701033659"/>
+      <w:bookmarkStart w:id="150" w:name="__RefHeading___Toc8096_1205863382"/>
       <w:bookmarkEnd w:id="150"/>
       <w:r>
         <w:rPr>
@@ -27635,7 +27761,7 @@
         <w:spacing w:before="280" w:after="80"/>
         <w:rPr/>
       </w:pPr>
-      <w:bookmarkStart w:id="152" w:name="__RefHeading___Toc7534_1701033659"/>
+      <w:bookmarkStart w:id="152" w:name="__RefHeading___Toc8098_1205863382"/>
       <w:bookmarkEnd w:id="152"/>
       <w:r>
         <w:rPr>
@@ -28152,7 +28278,7 @@
         <w:pStyle w:val="Compact"/>
         <w:numPr>
           <w:ilvl w:val="0"/>
-          <w:numId w:val="60"/>
+          <w:numId w:val="61"/>
         </w:numPr>
         <w:rPr/>
       </w:pPr>
@@ -28186,78 +28312,6 @@
       <w:r>
         <w:rPr/>
         <w:t xml:space="preserve"> interleaved by address, as the riscv-tests p-environment links it) behaves like the unified memory of the simulation testbench.</w:t>
-      </w:r>
-    </w:p>
-    <w:p>
-      <w:pPr>
-        <w:pStyle w:val="Compact"/>
-        <w:numPr>
-          <w:ilvl w:val="0"/>
-          <w:numId w:val="61"/>
-        </w:numPr>
-        <w:rPr/>
-      </w:pPr>
-      <w:r>
-        <w:rPr>
-          <w:b/>
-          <w:bCs/>
-        </w:rPr>
-        <w:t>Word indexing.</w:t>
-      </w:r>
-      <w:r>
-        <w:rPr/>
-        <w:t xml:space="preserve"> A word image streams at byte addresses </w:t>
-      </w:r>
-      <w:r>
-        <w:rPr>
-          <w:rStyle w:val="VerbatimChar"/>
-        </w:rPr>
-        <w:t>4*k</w:t>
-      </w:r>
-      <w:r>
-        <w:rPr/>
-        <w:t xml:space="preserve"> for word </w:t>
-      </w:r>
-      <w:r>
-        <w:rPr>
-          <w:i/>
-          <w:iCs/>
-        </w:rPr>
-        <w:t>k</w:t>
-      </w:r>
-      <w:r>
-        <w:rPr/>
-        <w:t xml:space="preserve"> (the delivery testbench computes </w:t>
-      </w:r>
-      <w:r>
-        <w:rPr>
-          <w:rStyle w:val="VerbatimChar"/>
-        </w:rPr>
-        <w:t>byte_addr = word_index &lt;&lt; 2</w:t>
-      </w:r>
-      <w:r>
-        <w:rPr/>
-        <w:t xml:space="preserve">). Core fetch and data addresses are always word-aligned, so the core-visible window of each array is 4096 words (16 KB), indexed by </w:t>
-      </w:r>
-      <w:r>
-        <w:rPr>
-          <w:rStyle w:val="VerbatimChar"/>
-        </w:rPr>
-        <w:t>addr[13:2]</w:t>
-      </w:r>
-      <w:r>
-        <w:rPr/>
-        <w:t>; the loader’s arrays are 16384 words (64 KB) each, so AXIL traffic can additionally address the unaligned sub-word slots (</w:t>
-      </w:r>
-      <w:r>
-        <w:rPr>
-          <w:rStyle w:val="VerbatimChar"/>
-        </w:rPr>
-        <w:t>addr[1:0] != 0</w:t>
-      </w:r>
-      <w:r>
-        <w:rPr/>
-        <w:t>) that the core never generates.</w:t>
       </w:r>
     </w:p>
     <w:p>
@@ -28274,31 +28328,62 @@
           <w:b/>
           <w:bCs/>
         </w:rPr>
-        <w:t>Aliasing.</w:t>
-      </w:r>
-      <w:r>
-        <w:rPr/>
-        <w:t xml:space="preserve"> Because the index is </w:t>
+        <w:t>Word indexing.</w:t>
+      </w:r>
+      <w:r>
+        <w:rPr/>
+        <w:t xml:space="preserve"> A word image streams at byte addresses </w:t>
       </w:r>
       <w:r>
         <w:rPr>
           <w:rStyle w:val="VerbatimChar"/>
         </w:rPr>
-        <w:t>addr[13:0]</w:t>
-      </w:r>
-      <w:r>
-        <w:rPr/>
-        <w:t xml:space="preserve">, byte-address bits [15:14] are not decoded: the 64 KB byte-address window of each region aliases onto the array every </w:t>
+        <w:t>4*k</w:t>
+      </w:r>
+      <w:r>
+        <w:rPr/>
+        <w:t xml:space="preserve"> for word </w:t>
+      </w:r>
+      <w:r>
+        <w:rPr>
+          <w:i/>
+          <w:iCs/>
+        </w:rPr>
+        <w:t>k</w:t>
+      </w:r>
+      <w:r>
+        <w:rPr/>
+        <w:t xml:space="preserve"> (the delivery testbench computes </w:t>
       </w:r>
       <w:r>
         <w:rPr>
           <w:rStyle w:val="VerbatimChar"/>
         </w:rPr>
-        <w:t>0x4000</w:t>
-      </w:r>
-      <w:r>
-        <w:rPr/>
-        <w:t xml:space="preserve"> bytes. Images must fit the 16 KB core-visible window per region (see Known Limitations, Chapter 6).</w:t>
+        <w:t>byte_addr = word_index &lt;&lt; 2</w:t>
+      </w:r>
+      <w:r>
+        <w:rPr/>
+        <w:t xml:space="preserve">). Core fetch and data addresses are always word-aligned, so the core-visible window of each array is 4096 words (16 KB), indexed by </w:t>
+      </w:r>
+      <w:r>
+        <w:rPr>
+          <w:rStyle w:val="VerbatimChar"/>
+        </w:rPr>
+        <w:t>addr[13:2]</w:t>
+      </w:r>
+      <w:r>
+        <w:rPr/>
+        <w:t>; the loader’s arrays are 16384 words (64 KB) each, so AXIL traffic can additionally address the unaligned sub-word slots (</w:t>
+      </w:r>
+      <w:r>
+        <w:rPr>
+          <w:rStyle w:val="VerbatimChar"/>
+        </w:rPr>
+        <w:t>addr[1:0] != 0</w:t>
+      </w:r>
+      <w:r>
+        <w:rPr/>
+        <w:t>) that the core never generates.</w:t>
       </w:r>
     </w:p>
     <w:p>
@@ -28315,41 +28400,31 @@
           <w:b/>
           <w:bCs/>
         </w:rPr>
-        <w:t>Address windowing.</w:t>
-      </w:r>
-      <w:r>
-        <w:rPr/>
-        <w:t xml:space="preserve"> The core presents full 32-bit addresses; only bits [16:14] region/array bits and [13:0] index bits are decoded. The core’s </w:t>
+        <w:t>Aliasing.</w:t>
+      </w:r>
+      <w:r>
+        <w:rPr/>
+        <w:t xml:space="preserve"> Because the index is </w:t>
       </w:r>
       <w:r>
         <w:rPr>
           <w:rStyle w:val="VerbatimChar"/>
         </w:rPr>
-        <w:t>RESET_ADDR</w:t>
-      </w:r>
-      <w:r>
-        <w:rPr/>
-        <w:t xml:space="preserve"> must be chosen so its used range lands in the window (the loader testbench boots battery images linked at </w:t>
+        <w:t>addr[13:0]</w:t>
+      </w:r>
+      <w:r>
+        <w:rPr/>
+        <w:t xml:space="preserve">, byte-address bits [15:14] are not decoded: the 64 KB byte-address window of each region aliases onto the array every </w:t>
       </w:r>
       <w:r>
         <w:rPr>
           <w:rStyle w:val="VerbatimChar"/>
         </w:rPr>
-        <w:t>0x8000_0000</w:t>
-      </w:r>
-      <w:r>
-        <w:rPr/>
-        <w:t xml:space="preserve"> with </w:t>
-      </w:r>
-      <w:r>
-        <w:rPr>
-          <w:rStyle w:val="VerbatimChar"/>
-        </w:rPr>
-        <w:t>RESET_ADDR = 0x8000_0000</w:t>
-      </w:r>
-      <w:r>
-        <w:rPr/>
-        <w:t>, whose low 18 bits fall in the imem region).</w:t>
+        <w:t>0x4000</w:t>
+      </w:r>
+      <w:r>
+        <w:rPr/>
+        <w:t xml:space="preserve"> bytes. Images must fit the 16 KB core-visible window per region (see Known Limitations, Chapter 6).</w:t>
       </w:r>
     </w:p>
     <w:p>
@@ -28366,6 +28441,57 @@
           <w:b/>
           <w:bCs/>
         </w:rPr>
+        <w:t>Address windowing.</w:t>
+      </w:r>
+      <w:r>
+        <w:rPr/>
+        <w:t xml:space="preserve"> The core presents full 32-bit addresses; only bits [16:14] region/array bits and [13:0] index bits are decoded. The core’s </w:t>
+      </w:r>
+      <w:r>
+        <w:rPr>
+          <w:rStyle w:val="VerbatimChar"/>
+        </w:rPr>
+        <w:t>RESET_ADDR</w:t>
+      </w:r>
+      <w:r>
+        <w:rPr/>
+        <w:t xml:space="preserve"> must be chosen so its used range lands in the window (the loader testbench boots battery images linked at </w:t>
+      </w:r>
+      <w:r>
+        <w:rPr>
+          <w:rStyle w:val="VerbatimChar"/>
+        </w:rPr>
+        <w:t>0x8000_0000</w:t>
+      </w:r>
+      <w:r>
+        <w:rPr/>
+        <w:t xml:space="preserve"> with </w:t>
+      </w:r>
+      <w:r>
+        <w:rPr>
+          <w:rStyle w:val="VerbatimChar"/>
+        </w:rPr>
+        <w:t>RESET_ADDR = 0x8000_0000</w:t>
+      </w:r>
+      <w:r>
+        <w:rPr/>
+        <w:t>, whose low 18 bits fall in the imem region).</w:t>
+      </w:r>
+    </w:p>
+    <w:p>
+      <w:pPr>
+        <w:pStyle w:val="Compact"/>
+        <w:numPr>
+          <w:ilvl w:val="0"/>
+          <w:numId w:val="65"/>
+        </w:numPr>
+        <w:rPr/>
+      </w:pPr>
+      <w:r>
+        <w:rPr>
+          <w:b/>
+          <w:bCs/>
+        </w:rPr>
         <w:t>Per-byte strobes.</w:t>
       </w:r>
       <w:r>
@@ -28422,7 +28548,7 @@
         <w:spacing w:before="280" w:after="80"/>
         <w:rPr/>
       </w:pPr>
-      <w:bookmarkStart w:id="154" w:name="__RefHeading___Toc7536_1701033659"/>
+      <w:bookmarkStart w:id="154" w:name="__RefHeading___Toc8100_1205863382"/>
       <w:bookmarkStart w:id="155" w:name="ctrl-register-and-run-control"/>
       <w:bookmarkEnd w:id="154"/>
       <w:r>
@@ -28873,7 +28999,7 @@
         <w:spacing w:before="280" w:after="80"/>
         <w:rPr/>
       </w:pPr>
-      <w:bookmarkStart w:id="157" w:name="__RefHeading___Toc7538_1701033659"/>
+      <w:bookmarkStart w:id="157" w:name="__RefHeading___Toc8102_1205863382"/>
       <w:bookmarkStart w:id="158" w:name="mutual-exclusion-load-mode-vs-run-mode"/>
       <w:bookmarkEnd w:id="157"/>
       <w:r>
@@ -28893,72 +29019,6 @@
         </w:rPr>
         <w:tab/>
         <w:t>Mutual Exclusion (Load Mode vs Run Mode)</w:t>
-      </w:r>
-    </w:p>
-    <w:p>
-      <w:pPr>
-        <w:pStyle w:val="Compact"/>
-        <w:numPr>
-          <w:ilvl w:val="0"/>
-          <w:numId w:val="65"/>
-        </w:numPr>
-        <w:rPr/>
-      </w:pPr>
-      <w:r>
-        <w:rPr>
-          <w:b/>
-          <w:bCs/>
-        </w:rPr>
-        <w:t>Load mode (</w:t>
-      </w:r>
-      <w:r>
-        <w:rPr>
-          <w:rStyle w:val="VerbatimChar"/>
-          <w:b/>
-          <w:bCs/>
-        </w:rPr>
-        <w:t>run == 0</w:t>
-      </w:r>
-      <w:r>
-        <w:rPr>
-          <w:b/>
-          <w:bCs/>
-        </w:rPr>
-        <w:t>):</w:t>
-      </w:r>
-      <w:r>
-        <w:rPr/>
-        <w:t xml:space="preserve"> the loader owns the RAM write ports; </w:t>
-      </w:r>
-      <w:r>
-        <w:rPr>
-          <w:rStyle w:val="VerbatimChar"/>
-        </w:rPr>
-        <w:t>ld_wr_fire = w_fire &amp;&amp; !addr[CTRL] &amp;&amp; !run_q</w:t>
-      </w:r>
-      <w:r>
-        <w:rPr/>
-        <w:t xml:space="preserve"> gates image writes. The core is held in reset (</w:t>
-      </w:r>
-      <w:r>
-        <w:rPr>
-          <w:rStyle w:val="VerbatimChar"/>
-        </w:rPr>
-        <w:t>core_rst_n = 0</w:t>
-      </w:r>
-      <w:r>
-        <w:rPr/>
-        <w:t xml:space="preserve">), parks its fetch at </w:t>
-      </w:r>
-      <w:r>
-        <w:rPr>
-          <w:rStyle w:val="VerbatimChar"/>
-        </w:rPr>
-        <w:t>RESET_ADDR</w:t>
-      </w:r>
-      <w:r>
-        <w:rPr/>
-        <w:t>, and retires nothing.</w:t>
       </w:r>
     </w:p>
     <w:p>
@@ -28975,7 +29035,7 @@
           <w:b/>
           <w:bCs/>
         </w:rPr>
-        <w:t>Run mode (</w:t>
+        <w:t>Load mode (</w:t>
       </w:r>
       <w:r>
         <w:rPr>
@@ -28983,7 +29043,7 @@
           <w:b/>
           <w:bCs/>
         </w:rPr>
-        <w:t>run == 1</w:t>
+        <w:t>run == 0</w:t>
       </w:r>
       <w:r>
         <w:rPr>
@@ -28994,17 +29054,37 @@
       </w:r>
       <w:r>
         <w:rPr/>
-        <w:t xml:space="preserve"> the core owns both write ports (</w:t>
+        <w:t xml:space="preserve"> the loader owns the RAM write ports; </w:t>
       </w:r>
       <w:r>
         <w:rPr>
           <w:rStyle w:val="VerbatimChar"/>
         </w:rPr>
-        <w:t>core_wr_fire = run_q &amp;&amp; dmem_req &amp;&amp; (dmem_wstrb != 0)</w:t>
-      </w:r>
-      <w:r>
-        <w:rPr/>
-        <w:t>); loader writes are dropped in logic — the B response still returns OKAY, but the array does not change (testplan scenario ML-09 pins this: an AXIL write to the halted core’s ECALL word must not poison the fetch).</w:t>
+        <w:t>ld_wr_fire = w_fire &amp;&amp; !addr[CTRL] &amp;&amp; !run_q</w:t>
+      </w:r>
+      <w:r>
+        <w:rPr/>
+        <w:t xml:space="preserve"> gates image writes. The core is held in reset (</w:t>
+      </w:r>
+      <w:r>
+        <w:rPr>
+          <w:rStyle w:val="VerbatimChar"/>
+        </w:rPr>
+        <w:t>core_rst_n = 0</w:t>
+      </w:r>
+      <w:r>
+        <w:rPr/>
+        <w:t xml:space="preserve">), parks its fetch at </w:t>
+      </w:r>
+      <w:r>
+        <w:rPr>
+          <w:rStyle w:val="VerbatimChar"/>
+        </w:rPr>
+        <w:t>RESET_ADDR</w:t>
+      </w:r>
+      <w:r>
+        <w:rPr/>
+        <w:t>, and retires nothing.</w:t>
       </w:r>
     </w:p>
     <w:p>
@@ -29021,6 +29101,52 @@
           <w:b/>
           <w:bCs/>
         </w:rPr>
+        <w:t>Run mode (</w:t>
+      </w:r>
+      <w:r>
+        <w:rPr>
+          <w:rStyle w:val="VerbatimChar"/>
+          <w:b/>
+          <w:bCs/>
+        </w:rPr>
+        <w:t>run == 1</w:t>
+      </w:r>
+      <w:r>
+        <w:rPr>
+          <w:b/>
+          <w:bCs/>
+        </w:rPr>
+        <w:t>):</w:t>
+      </w:r>
+      <w:r>
+        <w:rPr/>
+        <w:t xml:space="preserve"> the core owns both write ports (</w:t>
+      </w:r>
+      <w:r>
+        <w:rPr>
+          <w:rStyle w:val="VerbatimChar"/>
+        </w:rPr>
+        <w:t>core_wr_fire = run_q &amp;&amp; dmem_req &amp;&amp; (dmem_wstrb != 0)</w:t>
+      </w:r>
+      <w:r>
+        <w:rPr/>
+        <w:t>); loader writes are dropped in logic — the B response still returns OKAY, but the array does not change (testplan scenario ML-09 pins this: an AXIL write to the halted core’s ECALL word must not poison the fetch).</w:t>
+      </w:r>
+    </w:p>
+    <w:p>
+      <w:pPr>
+        <w:pStyle w:val="Compact"/>
+        <w:numPr>
+          <w:ilvl w:val="0"/>
+          <w:numId w:val="68"/>
+        </w:numPr>
+        <w:rPr/>
+      </w:pPr>
+      <w:r>
+        <w:rPr>
+          <w:b/>
+          <w:bCs/>
+        </w:rPr>
         <w:t>No arbiter.</w:t>
       </w:r>
       <w:r>
@@ -29038,7 +29164,7 @@
         <w:spacing w:before="280" w:after="80"/>
         <w:rPr/>
       </w:pPr>
-      <w:bookmarkStart w:id="159" w:name="__RefHeading___Toc7540_1701033659"/>
+      <w:bookmarkStart w:id="159" w:name="__RefHeading___Toc8104_1205863382"/>
       <w:bookmarkStart w:id="160" w:name="programming-sequence"/>
       <w:bookmarkEnd w:id="159"/>
       <w:r>
@@ -29058,50 +29184,6 @@
         </w:rPr>
         <w:tab/>
         <w:t>Programming Sequence</w:t>
-      </w:r>
-    </w:p>
-    <w:p>
-      <w:pPr>
-        <w:pStyle w:val="Compact"/>
-        <w:numPr>
-          <w:ilvl w:val="0"/>
-          <w:numId w:val="68"/>
-        </w:numPr>
-        <w:rPr/>
-      </w:pPr>
-      <w:r>
-        <w:rPr/>
-        <w:t xml:space="preserve">Assert </w:t>
-      </w:r>
-      <w:r>
-        <w:rPr>
-          <w:rStyle w:val="VerbatimChar"/>
-        </w:rPr>
-        <w:t>aresetn</w:t>
-      </w:r>
-      <w:r>
-        <w:rPr/>
-        <w:t xml:space="preserve"> low, then release it. The loader powers into load mode: </w:t>
-      </w:r>
-      <w:r>
-        <w:rPr>
-          <w:rStyle w:val="VerbatimChar"/>
-        </w:rPr>
-        <w:t>CTRL</w:t>
-      </w:r>
-      <w:r>
-        <w:rPr/>
-        <w:t xml:space="preserve"> reads 0, </w:t>
-      </w:r>
-      <w:r>
-        <w:rPr>
-          <w:rStyle w:val="VerbatimChar"/>
-        </w:rPr>
-        <w:t>core_rst_n</w:t>
-      </w:r>
-      <w:r>
-        <w:rPr/>
-        <w:t xml:space="preserve"> is low, the core is held.</w:t>
       </w:r>
     </w:p>
     <w:p>
@@ -29115,57 +29197,37 @@
       </w:pPr>
       <w:r>
         <w:rPr/>
-        <w:t xml:space="preserve">Stream the program image over AXIL writes: instruction words to the imem region (byte offsets from </w:t>
+        <w:t xml:space="preserve">Assert </w:t>
       </w:r>
       <w:r>
         <w:rPr>
           <w:rStyle w:val="VerbatimChar"/>
         </w:rPr>
-        <w:t>0x00000</w:t>
-      </w:r>
-      <w:r>
-        <w:rPr/>
-        <w:t xml:space="preserve">), data (including </w:t>
+        <w:t>aresetn</w:t>
+      </w:r>
+      <w:r>
+        <w:rPr/>
+        <w:t xml:space="preserve"> low, then release it. The loader powers into load mode: </w:t>
       </w:r>
       <w:r>
         <w:rPr>
           <w:rStyle w:val="VerbatimChar"/>
         </w:rPr>
-        <w:t>.tohost</w:t>
-      </w:r>
-      <w:r>
-        <w:rPr/>
-        <w:t>/</w:t>
+        <w:t>CTRL</w:t>
+      </w:r>
+      <w:r>
+        <w:rPr/>
+        <w:t xml:space="preserve"> reads 0, </w:t>
       </w:r>
       <w:r>
         <w:rPr>
           <w:rStyle w:val="VerbatimChar"/>
         </w:rPr>
-        <w:t>.data</w:t>
-      </w:r>
-      <w:r>
-        <w:rPr/>
-        <w:t xml:space="preserve">) to the addresses the image expects — with the unified map, data linked above </w:t>
-      </w:r>
-      <w:r>
-        <w:rPr>
-          <w:rStyle w:val="VerbatimChar"/>
-        </w:rPr>
-        <w:t>0x10000</w:t>
-      </w:r>
-      <w:r>
-        <w:rPr/>
-        <w:t xml:space="preserve"> lands in the dmem region automatically. Writes may be full-word or per-byte (</w:t>
-      </w:r>
-      <w:r>
-        <w:rPr>
-          <w:rStyle w:val="VerbatimChar"/>
-        </w:rPr>
-        <w:t>wstrb</w:t>
-      </w:r>
-      <w:r>
-        <w:rPr/>
-        <w:t>).</w:t>
+        <w:t>core_rst_n</w:t>
+      </w:r>
+      <w:r>
+        <w:rPr/>
+        <w:t xml:space="preserve"> is low, the core is held.</w:t>
       </w:r>
     </w:p>
     <w:p>
@@ -29179,7 +29241,57 @@
       </w:pPr>
       <w:r>
         <w:rPr/>
-        <w:t>(Optional but recommended) Read back critical words over the AXIL read port; reads work in both modes and see loader and core writes.</w:t>
+        <w:t xml:space="preserve">Stream the program image over AXIL writes: instruction words to the imem region (byte offsets from </w:t>
+      </w:r>
+      <w:r>
+        <w:rPr>
+          <w:rStyle w:val="VerbatimChar"/>
+        </w:rPr>
+        <w:t>0x00000</w:t>
+      </w:r>
+      <w:r>
+        <w:rPr/>
+        <w:t xml:space="preserve">), data (including </w:t>
+      </w:r>
+      <w:r>
+        <w:rPr>
+          <w:rStyle w:val="VerbatimChar"/>
+        </w:rPr>
+        <w:t>.tohost</w:t>
+      </w:r>
+      <w:r>
+        <w:rPr/>
+        <w:t>/</w:t>
+      </w:r>
+      <w:r>
+        <w:rPr>
+          <w:rStyle w:val="VerbatimChar"/>
+        </w:rPr>
+        <w:t>.data</w:t>
+      </w:r>
+      <w:r>
+        <w:rPr/>
+        <w:t xml:space="preserve">) to the addresses the image expects — with the unified map, data linked above </w:t>
+      </w:r>
+      <w:r>
+        <w:rPr>
+          <w:rStyle w:val="VerbatimChar"/>
+        </w:rPr>
+        <w:t>0x10000</w:t>
+      </w:r>
+      <w:r>
+        <w:rPr/>
+        <w:t xml:space="preserve"> lands in the dmem region automatically. Writes may be full-word or per-byte (</w:t>
+      </w:r>
+      <w:r>
+        <w:rPr>
+          <w:rStyle w:val="VerbatimChar"/>
+        </w:rPr>
+        <w:t>wstrb</w:t>
+      </w:r>
+      <w:r>
+        <w:rPr/>
+        <w:t>).</w:t>
       </w:r>
     </w:p>
     <w:p>
@@ -29193,58 +29305,7 @@
       </w:pPr>
       <w:r>
         <w:rPr/>
-        <w:t xml:space="preserve">Write </w:t>
-      </w:r>
-      <w:r>
-        <w:rPr>
-          <w:rStyle w:val="VerbatimChar"/>
-        </w:rPr>
-        <w:t>CTRL.run = 1</w:t>
-      </w:r>
-      <w:r>
-        <w:rPr/>
-        <w:t xml:space="preserve"> (AXIL write of </w:t>
-      </w:r>
-      <w:r>
-        <w:rPr>
-          <w:rStyle w:val="VerbatimChar"/>
-        </w:rPr>
-        <w:t>0x0000_0001</w:t>
-      </w:r>
-      <w:r>
-        <w:rPr/>
-        <w:t xml:space="preserve"> to </w:t>
-      </w:r>
-      <w:r>
-        <w:rPr>
-          <w:rStyle w:val="VerbatimChar"/>
-        </w:rPr>
-        <w:t>0x0002_0000</w:t>
-      </w:r>
-      <w:r>
-        <w:rPr/>
-        <w:t xml:space="preserve">). The core leaves reset immediately and fetches </w:t>
-      </w:r>
-      <w:r>
-        <w:rPr>
-          <w:rStyle w:val="VerbatimChar"/>
-        </w:rPr>
-        <w:t>RESET_ADDR</w:t>
-      </w:r>
-      <w:r>
-        <w:rPr/>
-        <w:t xml:space="preserve"> on the commit cycle — have any trace sampler armed </w:t>
-      </w:r>
-      <w:r>
-        <w:rPr>
-          <w:i/>
-          <w:iCs/>
-        </w:rPr>
-        <w:t>before</w:t>
-      </w:r>
-      <w:r>
-        <w:rPr/>
-        <w:t xml:space="preserve"> this write.</w:t>
+        <w:t>(Optional but recommended) Read back critical words over the AXIL read port; reads work in both modes and see loader and core writes.</w:t>
       </w:r>
     </w:p>
     <w:p>
@@ -29258,37 +29319,58 @@
       </w:pPr>
       <w:r>
         <w:rPr/>
-        <w:t>Observe execution: the core runs to its ECALL halt (</w:t>
+        <w:t xml:space="preserve">Write </w:t>
       </w:r>
       <w:r>
         <w:rPr>
           <w:rStyle w:val="VerbatimChar"/>
         </w:rPr>
-        <w:t>halt</w:t>
-      </w:r>
-      <w:r>
-        <w:rPr/>
-        <w:t xml:space="preserve"> rises with cause </w:t>
+        <w:t>CTRL.run = 1</w:t>
+      </w:r>
+      <w:r>
+        <w:rPr/>
+        <w:t xml:space="preserve"> (AXIL write of </w:t>
       </w:r>
       <w:r>
         <w:rPr>
           <w:rStyle w:val="VerbatimChar"/>
         </w:rPr>
-        <w:t>0x1</w:t>
-      </w:r>
-      <w:r>
-        <w:rPr/>
-        <w:t xml:space="preserve">, </w:t>
+        <w:t>0x0000_0001</w:t>
+      </w:r>
+      <w:r>
+        <w:rPr/>
+        <w:t xml:space="preserve"> to </w:t>
       </w:r>
       <w:r>
         <w:rPr>
           <w:rStyle w:val="VerbatimChar"/>
         </w:rPr>
-        <w:t>gp == 1</w:t>
-      </w:r>
-      <w:r>
-        <w:rPr/>
-        <w:t xml:space="preserve"> on a successful riscv-tests-style program). Memory the core stores is readable back through the AXIL port in run mode (scenario ML-06).</w:t>
+        <w:t>0x0002_0000</w:t>
+      </w:r>
+      <w:r>
+        <w:rPr/>
+        <w:t xml:space="preserve">). The core leaves reset immediately and fetches </w:t>
+      </w:r>
+      <w:r>
+        <w:rPr>
+          <w:rStyle w:val="VerbatimChar"/>
+        </w:rPr>
+        <w:t>RESET_ADDR</w:t>
+      </w:r>
+      <w:r>
+        <w:rPr/>
+        <w:t xml:space="preserve"> on the commit cycle — have any trace sampler armed </w:t>
+      </w:r>
+      <w:r>
+        <w:rPr>
+          <w:i/>
+          <w:iCs/>
+        </w:rPr>
+        <w:t>before</w:t>
+      </w:r>
+      <w:r>
+        <w:rPr/>
+        <w:t xml:space="preserve"> this write.</w:t>
       </w:r>
     </w:p>
     <w:p>
@@ -29297,6 +29379,50 @@
         <w:numPr>
           <w:ilvl w:val="0"/>
           <w:numId w:val="73"/>
+        </w:numPr>
+        <w:rPr/>
+      </w:pPr>
+      <w:r>
+        <w:rPr/>
+        <w:t>Observe execution: the core runs to its ECALL halt (</w:t>
+      </w:r>
+      <w:r>
+        <w:rPr>
+          <w:rStyle w:val="VerbatimChar"/>
+        </w:rPr>
+        <w:t>halt</w:t>
+      </w:r>
+      <w:r>
+        <w:rPr/>
+        <w:t xml:space="preserve"> rises with cause </w:t>
+      </w:r>
+      <w:r>
+        <w:rPr>
+          <w:rStyle w:val="VerbatimChar"/>
+        </w:rPr>
+        <w:t>0x1</w:t>
+      </w:r>
+      <w:r>
+        <w:rPr/>
+        <w:t xml:space="preserve">, </w:t>
+      </w:r>
+      <w:r>
+        <w:rPr>
+          <w:rStyle w:val="VerbatimChar"/>
+        </w:rPr>
+        <w:t>gp == 1</w:t>
+      </w:r>
+      <w:r>
+        <w:rPr/>
+        <w:t xml:space="preserve"> on a successful riscv-tests-style program). Memory the core stores is readable back through the AXIL port in run mode (scenario ML-06).</w:t>
+      </w:r>
+    </w:p>
+    <w:p>
+      <w:pPr>
+        <w:pStyle w:val="Compact"/>
+        <w:numPr>
+          <w:ilvl w:val="0"/>
+          <w:numId w:val="74"/>
         </w:numPr>
         <w:rPr/>
       </w:pPr>
@@ -29505,7 +29631,7 @@
         <w:spacing w:before="360" w:after="120"/>
         <w:rPr/>
       </w:pPr>
-      <w:bookmarkStart w:id="163" w:name="__RefHeading___Toc7542_1701033659"/>
+      <w:bookmarkStart w:id="163" w:name="__RefHeading___Toc8106_1205863382"/>
       <w:bookmarkStart w:id="164" w:name="performance-characteristics"/>
       <w:bookmarkEnd w:id="163"/>
       <w:r>
@@ -29536,7 +29662,7 @@
         <w:spacing w:before="280" w:after="80"/>
         <w:rPr/>
       </w:pPr>
-      <w:bookmarkStart w:id="165" w:name="__RefHeading___Toc7544_1701033659"/>
+      <w:bookmarkStart w:id="165" w:name="__RefHeading___Toc8108_1205863382"/>
       <w:bookmarkStart w:id="166" w:name="cycles-per-instruction"/>
       <w:bookmarkEnd w:id="165"/>
       <w:r>
@@ -30060,7 +30186,7 @@
         <w:spacing w:before="280" w:after="80"/>
         <w:rPr/>
       </w:pPr>
-      <w:bookmarkStart w:id="168" w:name="__RefHeading___Toc7546_1701033659"/>
+      <w:bookmarkStart w:id="168" w:name="__RefHeading___Toc8110_1205863382"/>
       <w:bookmarkStart w:id="169" w:name="critical-path-analysis"/>
       <w:bookmarkEnd w:id="168"/>
       <w:r>
@@ -30656,7 +30782,7 @@
         <w:spacing w:before="280" w:after="80"/>
         <w:rPr/>
       </w:pPr>
-      <w:bookmarkStart w:id="171" w:name="__RefHeading___Toc7548_1701033659"/>
+      <w:bookmarkStart w:id="171" w:name="__RefHeading___Toc8112_1205863382"/>
       <w:bookmarkStart w:id="172" w:name="resource-sketch"/>
       <w:bookmarkEnd w:id="171"/>
       <w:r>
@@ -31287,7 +31413,7 @@
         <w:spacing w:before="280" w:after="80"/>
         <w:rPr/>
       </w:pPr>
-      <w:bookmarkStart w:id="175" w:name="__RefHeading___Toc7550_1701033659"/>
+      <w:bookmarkStart w:id="175" w:name="__RefHeading___Toc8114_1205863382"/>
       <w:bookmarkStart w:id="176" w:name="throughput-context"/>
       <w:bookmarkEnd w:id="175"/>
       <w:r>
@@ -31501,7 +31627,7 @@
         <w:spacing w:before="360" w:after="120"/>
         <w:rPr/>
       </w:pPr>
-      <w:bookmarkStart w:id="179" w:name="__RefHeading___Toc7552_1701033659"/>
+      <w:bookmarkStart w:id="179" w:name="__RefHeading___Toc8116_1205863382"/>
       <w:bookmarkStart w:id="180" w:name="integration-guide"/>
       <w:bookmarkEnd w:id="179"/>
       <w:r>
@@ -31532,7 +31658,7 @@
         <w:spacing w:before="280" w:after="80"/>
         <w:rPr/>
       </w:pPr>
-      <w:bookmarkStart w:id="181" w:name="__RefHeading___Toc7554_1701033659"/>
+      <w:bookmarkStart w:id="181" w:name="__RefHeading___Toc8118_1205863382"/>
       <w:bookmarkStart w:id="182" w:name="embedding-recipe-no-loader"/>
       <w:bookmarkEnd w:id="181"/>
       <w:r>
@@ -31552,37 +31678,6 @@
         </w:rPr>
         <w:tab/>
         <w:t>Embedding Recipe (No Loader)</w:t>
-      </w:r>
-    </w:p>
-    <w:p>
-      <w:pPr>
-        <w:pStyle w:val="Compact"/>
-        <w:numPr>
-          <w:ilvl w:val="0"/>
-          <w:numId w:val="74"/>
-        </w:numPr>
-        <w:rPr/>
-      </w:pPr>
-      <w:r>
-        <w:rPr>
-          <w:b/>
-          <w:bCs/>
-        </w:rPr>
-        <w:t>Compile the closure.</w:t>
-      </w:r>
-      <w:r>
-        <w:rPr/>
-        <w:t xml:space="preserve"> Consume </w:t>
-      </w:r>
-      <w:r>
-        <w:rPr>
-          <w:rStyle w:val="VerbatimChar"/>
-        </w:rPr>
-        <w:t>rtl/filelists/kestrel_all.f</w:t>
-      </w:r>
-      <w:r>
-        <w:rPr/>
-        <w:t xml:space="preserve"> (see the filelist table below). It pulls the package, all five FUBs, and the core top.</w:t>
       </w:r>
     </w:p>
     <w:p>
@@ -31599,21 +31694,21 @@
           <w:b/>
           <w:bCs/>
         </w:rPr>
-        <w:t>Provide two memories honoring the contract.</w:t>
-      </w:r>
-      <w:r>
-        <w:rPr/>
-        <w:t xml:space="preserve"> 32-bit-wide, combinational read, per-byte write merge on the data port (</w:t>
+        <w:t>Compile the closure.</w:t>
+      </w:r>
+      <w:r>
+        <w:rPr/>
+        <w:t xml:space="preserve"> Consume </w:t>
       </w:r>
       <w:r>
         <w:rPr>
           <w:rStyle w:val="VerbatimChar"/>
         </w:rPr>
-        <w:t>dmem_wstrb</w:t>
-      </w:r>
-      <w:r>
-        <w:rPr/>
-        <w:t>). The fetch port has no strobes — reads only.</w:t>
+        <w:t>rtl/filelists/kestrel_all.f</w:t>
+      </w:r>
+      <w:r>
+        <w:rPr/>
+        <w:t xml:space="preserve"> (see the filelist table below). It pulls the package, all five FUBs, and the core top.</w:t>
       </w:r>
     </w:p>
     <w:p>
@@ -31630,21 +31725,21 @@
           <w:b/>
           <w:bCs/>
         </w:rPr>
-        <w:t>Tie the control surface.</w:t>
-      </w:r>
-      <w:r>
-        <w:rPr/>
-        <w:t xml:space="preserve"> One clock, one active-low reset. Set </w:t>
+        <w:t>Provide two memories honoring the contract.</w:t>
+      </w:r>
+      <w:r>
+        <w:rPr/>
+        <w:t xml:space="preserve"> 32-bit-wide, combinational read, per-byte write merge on the data port (</w:t>
       </w:r>
       <w:r>
         <w:rPr>
           <w:rStyle w:val="VerbatimChar"/>
         </w:rPr>
-        <w:t>RESET_ADDR</w:t>
-      </w:r>
-      <w:r>
-        <w:rPr/>
-        <w:t xml:space="preserve"> to the image’s entry address.</w:t>
+        <w:t>dmem_wstrb</w:t>
+      </w:r>
+      <w:r>
+        <w:rPr/>
+        <w:t>). The fetch port has no strobes — reads only.</w:t>
       </w:r>
     </w:p>
     <w:p>
@@ -31661,6 +31756,37 @@
           <w:b/>
           <w:bCs/>
         </w:rPr>
+        <w:t>Tie the control surface.</w:t>
+      </w:r>
+      <w:r>
+        <w:rPr/>
+        <w:t xml:space="preserve"> One clock, one active-low reset. Set </w:t>
+      </w:r>
+      <w:r>
+        <w:rPr>
+          <w:rStyle w:val="VerbatimChar"/>
+        </w:rPr>
+        <w:t>RESET_ADDR</w:t>
+      </w:r>
+      <w:r>
+        <w:rPr/>
+        <w:t xml:space="preserve"> to the image’s entry address.</w:t>
+      </w:r>
+    </w:p>
+    <w:p>
+      <w:pPr>
+        <w:pStyle w:val="Compact"/>
+        <w:numPr>
+          <w:ilvl w:val="0"/>
+          <w:numId w:val="78"/>
+        </w:numPr>
+        <w:rPr/>
+      </w:pPr>
+      <w:r>
+        <w:rPr>
+          <w:b/>
+          <w:bCs/>
+        </w:rPr>
         <w:t>Observe.</w:t>
       </w:r>
       <w:r>
@@ -31698,7 +31824,7 @@
         <w:spacing w:before="280" w:after="80"/>
         <w:rPr/>
       </w:pPr>
-      <w:bookmarkStart w:id="183" w:name="__RefHeading___Toc7556_1701033659"/>
+      <w:bookmarkStart w:id="183" w:name="__RefHeading___Toc8120_1205863382"/>
       <w:bookmarkStart w:id="184" w:name="embedding-recipe-loader-board"/>
       <w:bookmarkEnd w:id="183"/>
       <w:r>
@@ -31718,57 +31844,6 @@
         </w:rPr>
         <w:tab/>
         <w:t>Embedding Recipe (Loader / Board)</w:t>
-      </w:r>
-    </w:p>
-    <w:p>
-      <w:pPr>
-        <w:pStyle w:val="Compact"/>
-        <w:numPr>
-          <w:ilvl w:val="0"/>
-          <w:numId w:val="78"/>
-        </w:numPr>
-        <w:rPr/>
-      </w:pPr>
-      <w:r>
-        <w:rPr>
-          <w:b/>
-          <w:bCs/>
-        </w:rPr>
-        <w:t>Compile the closure.</w:t>
-      </w:r>
-      <w:r>
-        <w:rPr/>
-        <w:t xml:space="preserve"> </w:t>
-      </w:r>
-      <w:r>
-        <w:rPr>
-          <w:rStyle w:val="VerbatimChar"/>
-        </w:rPr>
-        <w:t>kestrel_all.f</w:t>
-      </w:r>
-      <w:r>
-        <w:rPr/>
-        <w:t xml:space="preserve"> includes the loader; it composes the repo’s </w:t>
-      </w:r>
-      <w:r>
-        <w:rPr>
-          <w:rStyle w:val="VerbatimChar"/>
-        </w:rPr>
-        <w:t>axil4_slave_wr</w:t>
-      </w:r>
-      <w:r>
-        <w:rPr/>
-        <w:t>/</w:t>
-      </w:r>
-      <w:r>
-        <w:rPr>
-          <w:rStyle w:val="VerbatimChar"/>
-        </w:rPr>
-        <w:t>axil4_slave_rd</w:t>
-      </w:r>
-      <w:r>
-        <w:rPr/>
-        <w:t xml:space="preserve"> leaf slaves through their own filelists.</w:t>
       </w:r>
     </w:p>
     <w:p>
@@ -31785,7 +31860,7 @@
           <w:b/>
           <w:bCs/>
         </w:rPr>
-        <w:t>One clock domain.</w:t>
+        <w:t>Compile the closure.</w:t>
       </w:r>
       <w:r>
         <w:rPr/>
@@ -31795,41 +31870,31 @@
         <w:rPr>
           <w:rStyle w:val="VerbatimChar"/>
         </w:rPr>
-        <w:t>aclk == clk</w:t>
-      </w:r>
-      <w:r>
-        <w:rPr/>
-        <w:t xml:space="preserve">, </w:t>
+        <w:t>kestrel_all.f</w:t>
+      </w:r>
+      <w:r>
+        <w:rPr/>
+        <w:t xml:space="preserve"> includes the loader; it composes the repo’s </w:t>
       </w:r>
       <w:r>
         <w:rPr>
           <w:rStyle w:val="VerbatimChar"/>
         </w:rPr>
-        <w:t>aresetn == rst_n</w:t>
-      </w:r>
-      <w:r>
-        <w:rPr/>
-        <w:t xml:space="preserve">. The core runs on the loader’s </w:t>
+        <w:t>axil4_slave_wr</w:t>
+      </w:r>
+      <w:r>
+        <w:rPr/>
+        <w:t>/</w:t>
       </w:r>
       <w:r>
         <w:rPr>
           <w:rStyle w:val="VerbatimChar"/>
         </w:rPr>
-        <w:t>core_rst_n</w:t>
-      </w:r>
-      <w:r>
-        <w:rPr/>
-        <w:t xml:space="preserve">, not on </w:t>
-      </w:r>
-      <w:r>
-        <w:rPr>
-          <w:rStyle w:val="VerbatimChar"/>
-        </w:rPr>
-        <w:t>rst_n</w:t>
-      </w:r>
-      <w:r>
-        <w:rPr/>
-        <w:t xml:space="preserve"> directly — the loader is the reset sequencer.</w:t>
+        <w:t>axil4_slave_rd</w:t>
+      </w:r>
+      <w:r>
+        <w:rPr/>
+        <w:t xml:space="preserve"> leaf slaves through their own filelists.</w:t>
       </w:r>
     </w:p>
     <w:p>
@@ -31846,31 +31911,51 @@
           <w:b/>
           <w:bCs/>
         </w:rPr>
-        <w:t>Connect an AXIL master</w:t>
-      </w:r>
-      <w:r>
-        <w:rPr/>
-        <w:t xml:space="preserve"> (host CPU, DMA, or debug port) to </w:t>
+        <w:t>One clock domain.</w:t>
+      </w:r>
+      <w:r>
+        <w:rPr/>
+        <w:t xml:space="preserve"> </w:t>
       </w:r>
       <w:r>
         <w:rPr>
           <w:rStyle w:val="VerbatimChar"/>
         </w:rPr>
-        <w:t>s_axil_*</w:t>
-      </w:r>
-      <w:r>
-        <w:rPr/>
-        <w:t xml:space="preserve"> and follow the programming sequence in Chapter 4: reset → stream image → (optional readback) → write </w:t>
+        <w:t>aclk == clk</w:t>
+      </w:r>
+      <w:r>
+        <w:rPr/>
+        <w:t xml:space="preserve">, </w:t>
       </w:r>
       <w:r>
         <w:rPr>
           <w:rStyle w:val="VerbatimChar"/>
         </w:rPr>
-        <w:t>CTRL.run = 1</w:t>
-      </w:r>
-      <w:r>
-        <w:rPr/>
-        <w:t xml:space="preserve"> → run to halt.</w:t>
+        <w:t>aresetn == rst_n</w:t>
+      </w:r>
+      <w:r>
+        <w:rPr/>
+        <w:t xml:space="preserve">. The core runs on the loader’s </w:t>
+      </w:r>
+      <w:r>
+        <w:rPr>
+          <w:rStyle w:val="VerbatimChar"/>
+        </w:rPr>
+        <w:t>core_rst_n</w:t>
+      </w:r>
+      <w:r>
+        <w:rPr/>
+        <w:t xml:space="preserve">, not on </w:t>
+      </w:r>
+      <w:r>
+        <w:rPr>
+          <w:rStyle w:val="VerbatimChar"/>
+        </w:rPr>
+        <w:t>rst_n</w:t>
+      </w:r>
+      <w:r>
+        <w:rPr/>
+        <w:t xml:space="preserve"> directly — the loader is the reset sequencer.</w:t>
       </w:r>
     </w:p>
     <w:p>
@@ -31887,19 +31972,31 @@
           <w:b/>
           <w:bCs/>
         </w:rPr>
-        <w:t xml:space="preserve">Set </w:t>
+        <w:t>Connect an AXIL master</w:t>
+      </w:r>
+      <w:r>
+        <w:rPr/>
+        <w:t xml:space="preserve"> (host CPU, DMA, or debug port) to </w:t>
       </w:r>
       <w:r>
         <w:rPr>
           <w:rStyle w:val="VerbatimChar"/>
-          <w:b/>
-          <w:bCs/>
-        </w:rPr>
-        <w:t>RESET_ADDR</w:t>
-      </w:r>
-      <w:r>
-        <w:rPr/>
-        <w:t xml:space="preserve"> to the image link base; the used address range must fall in the loader window (low 18 bits inside the imem/dmem regions).</w:t>
+        </w:rPr>
+        <w:t>s_axil_*</w:t>
+      </w:r>
+      <w:r>
+        <w:rPr/>
+        <w:t xml:space="preserve"> and follow the programming sequence in Chapter 4: reset → stream image → (optional readback) → write </w:t>
+      </w:r>
+      <w:r>
+        <w:rPr>
+          <w:rStyle w:val="VerbatimChar"/>
+        </w:rPr>
+        <w:t>CTRL.run = 1</w:t>
+      </w:r>
+      <w:r>
+        <w:rPr/>
+        <w:t xml:space="preserve"> → run to halt.</w:t>
       </w:r>
     </w:p>
     <w:p>
@@ -31916,6 +32013,35 @@
           <w:b/>
           <w:bCs/>
         </w:rPr>
+        <w:t xml:space="preserve">Set </w:t>
+      </w:r>
+      <w:r>
+        <w:rPr>
+          <w:rStyle w:val="VerbatimChar"/>
+          <w:b/>
+          <w:bCs/>
+        </w:rPr>
+        <w:t>RESET_ADDR</w:t>
+      </w:r>
+      <w:r>
+        <w:rPr/>
+        <w:t xml:space="preserve"> to the image link base; the used address range must fall in the loader window (low 18 bits inside the imem/dmem regions).</w:t>
+      </w:r>
+    </w:p>
+    <w:p>
+      <w:pPr>
+        <w:pStyle w:val="Compact"/>
+        <w:numPr>
+          <w:ilvl w:val="0"/>
+          <w:numId w:val="83"/>
+        </w:numPr>
+        <w:rPr/>
+      </w:pPr>
+      <w:r>
+        <w:rPr>
+          <w:b/>
+          <w:bCs/>
+        </w:rPr>
         <w:t>Sample before run.</w:t>
       </w:r>
       <w:r>
@@ -31953,7 +32079,7 @@
         <w:spacing w:before="280" w:after="80"/>
         <w:rPr/>
       </w:pPr>
-      <w:bookmarkStart w:id="185" w:name="__RefHeading___Toc7558_1701033659"/>
+      <w:bookmarkStart w:id="185" w:name="__RefHeading___Toc8122_1205863382"/>
       <w:bookmarkStart w:id="186" w:name="filelists-to-consume"/>
       <w:bookmarkEnd w:id="185"/>
       <w:r>
@@ -32806,7 +32932,7 @@
         <w:spacing w:before="280" w:after="80"/>
         <w:rPr/>
       </w:pPr>
-      <w:bookmarkStart w:id="188" w:name="__RefHeading___Toc7560_1701033659"/>
+      <w:bookmarkStart w:id="188" w:name="__RefHeading___Toc8124_1205863382"/>
       <w:bookmarkStart w:id="189" w:name="verification-hooks"/>
       <w:bookmarkEnd w:id="188"/>
       <w:r>
@@ -33563,7 +33689,7 @@
         <w:spacing w:before="280" w:after="80"/>
         <w:rPr/>
       </w:pPr>
-      <w:bookmarkStart w:id="191" w:name="__RefHeading___Toc7562_1701033659"/>
+      <w:bookmarkStart w:id="191" w:name="__RefHeading___Toc8126_1205863382"/>
       <w:bookmarkStart w:id="192" w:name="known-limitations"/>
       <w:bookmarkEnd w:id="191"/>
       <w:r>
@@ -33583,27 +33709,6 @@
         </w:rPr>
         <w:tab/>
         <w:t>Known Limitations</w:t>
-      </w:r>
-    </w:p>
-    <w:p>
-      <w:pPr>
-        <w:pStyle w:val="Compact"/>
-        <w:numPr>
-          <w:ilvl w:val="0"/>
-          <w:numId w:val="83"/>
-        </w:numPr>
-        <w:rPr/>
-      </w:pPr>
-      <w:r>
-        <w:rPr>
-          <w:b/>
-          <w:bCs/>
-        </w:rPr>
-        <w:t>No trap delivery.</w:t>
-      </w:r>
-      <w:r>
-        <w:rPr/>
-        <w:t xml:space="preserve"> All four spec-mandated trap events halt the core instead; recovery requires reset. Real traps arrive at rung 3 (peregrine).</w:t>
       </w:r>
     </w:p>
     <w:p>
@@ -33620,11 +33725,11 @@
           <w:b/>
           <w:bCs/>
         </w:rPr>
-        <w:t>CSR stub is not CSR support.</w:t>
-      </w:r>
-      <w:r>
-        <w:rPr/>
-        <w:t xml:space="preserve"> Reads return zero, writes drop; anything needing real CSR state (trap handlers, counters, feature probing) is out of contract.</w:t>
+        <w:t>No trap delivery.</w:t>
+      </w:r>
+      <w:r>
+        <w:rPr/>
+        <w:t xml:space="preserve"> All four spec-mandated trap events halt the core instead; recovery requires reset. Real traps arrive at rung 3 (peregrine).</w:t>
       </w:r>
     </w:p>
     <w:p>
@@ -33641,7 +33746,11 @@
           <w:b/>
           <w:bCs/>
         </w:rPr>
-        <w:t>No interrupt inputs, no debug mode, no MMU/PMP.</w:t>
+        <w:t>CSR stub is not CSR support.</w:t>
+      </w:r>
+      <w:r>
+        <w:rPr/>
+        <w:t xml:space="preserve"> Reads return zero, writes drop; anything needing real CSR state (trap handlers, counters, feature probing) is out of contract.</w:t>
       </w:r>
     </w:p>
     <w:p>
@@ -33658,11 +33767,7 @@
           <w:b/>
           <w:bCs/>
         </w:rPr>
-        <w:t>Cross-word accesses are not atomic</w:t>
-      </w:r>
-      <w:r>
-        <w:rPr/>
-        <w:t xml:space="preserve"> and occupy two cycles; RVWMO is satisfied vacuously, not by ordering hardware.</w:t>
+        <w:t>No interrupt inputs, no debug mode, no MMU/PMP.</w:t>
       </w:r>
     </w:p>
     <w:p>
@@ -33679,11 +33784,11 @@
           <w:b/>
           <w:bCs/>
         </w:rPr>
-        <w:t>No store-to-fetch coherence in the core.</w:t>
-      </w:r>
-      <w:r>
-        <w:rPr/>
-        <w:t xml:space="preserve"> Self-modifying code requires a memory system that unifies the ports (the testbench and the loader both do, by construction).</w:t>
+        <w:t>Cross-word accesses are not atomic</w:t>
+      </w:r>
+      <w:r>
+        <w:rPr/>
+        <w:t xml:space="preserve"> and occupy two cycles; RVWMO is satisfied vacuously, not by ordering hardware.</w:t>
       </w:r>
     </w:p>
     <w:p>
@@ -33700,41 +33805,11 @@
           <w:b/>
           <w:bCs/>
         </w:rPr>
-        <w:t>Loader image window.</w:t>
-      </w:r>
-      <w:r>
-        <w:rPr/>
-        <w:t xml:space="preserve"> Core-visible image data is limited to 16 KB per region (word-indexed slots of a 64 KB array), the byte map aliases every </w:t>
-      </w:r>
-      <w:r>
-        <w:rPr>
-          <w:rStyle w:val="VerbatimChar"/>
-        </w:rPr>
-        <w:t>0x4000</w:t>
-      </w:r>
-      <w:r>
-        <w:rPr/>
-        <w:t xml:space="preserve">, and the module header’s </w:t>
-      </w:r>
-      <w:r>
-        <w:rPr>
-          <w:rStyle w:val="VerbatimChar"/>
-        </w:rPr>
-        <w:t>addr[15:2]</w:t>
-      </w:r>
-      <w:r>
-        <w:rPr/>
-        <w:t xml:space="preserve"> wording describes intent — the implemented index slice is </w:t>
-      </w:r>
-      <w:r>
-        <w:rPr>
-          <w:rStyle w:val="VerbatimChar"/>
-        </w:rPr>
-        <w:t>addr[13:0]</w:t>
-      </w:r>
-      <w:r>
-        <w:rPr/>
-        <w:t xml:space="preserve"> on every port, which is the convention this specification documents.</w:t>
+        <w:t>No store-to-fetch coherence in the core.</w:t>
+      </w:r>
+      <w:r>
+        <w:rPr/>
+        <w:t xml:space="preserve"> Self-modifying code requires a memory system that unifies the ports (the testbench and the loader both do, by construction).</w:t>
       </w:r>
     </w:p>
     <w:p>
@@ -33751,11 +33826,41 @@
           <w:b/>
           <w:bCs/>
         </w:rPr>
-        <w:t>Loader regions are exactly 64 KB + 64 KB.</w:t>
-      </w:r>
-      <w:r>
-        <w:rPr/>
-        <w:t xml:space="preserve"> Images larger than the window, or linked so their active range exceeds the low-18-bit window, will not load correctly.</w:t>
+        <w:t>Loader image window.</w:t>
+      </w:r>
+      <w:r>
+        <w:rPr/>
+        <w:t xml:space="preserve"> Core-visible image data is limited to 16 KB per region (word-indexed slots of a 64 KB array), the byte map aliases every </w:t>
+      </w:r>
+      <w:r>
+        <w:rPr>
+          <w:rStyle w:val="VerbatimChar"/>
+        </w:rPr>
+        <w:t>0x4000</w:t>
+      </w:r>
+      <w:r>
+        <w:rPr/>
+        <w:t xml:space="preserve">, and the module header’s </w:t>
+      </w:r>
+      <w:r>
+        <w:rPr>
+          <w:rStyle w:val="VerbatimChar"/>
+        </w:rPr>
+        <w:t>addr[15:2]</w:t>
+      </w:r>
+      <w:r>
+        <w:rPr/>
+        <w:t xml:space="preserve"> wording describes intent — the implemented index slice is </w:t>
+      </w:r>
+      <w:r>
+        <w:rPr>
+          <w:rStyle w:val="VerbatimChar"/>
+        </w:rPr>
+        <w:t>addr[13:0]</w:t>
+      </w:r>
+      <w:r>
+        <w:rPr/>
+        <w:t xml:space="preserve"> on every port, which is the convention this specification documents.</w:t>
       </w:r>
     </w:p>
     <w:p>
@@ -33764,6 +33869,27 @@
         <w:numPr>
           <w:ilvl w:val="0"/>
           <w:numId w:val="90"/>
+        </w:numPr>
+        <w:rPr/>
+      </w:pPr>
+      <w:r>
+        <w:rPr>
+          <w:b/>
+          <w:bCs/>
+        </w:rPr>
+        <w:t>Loader regions are exactly 64 KB + 64 KB.</w:t>
+      </w:r>
+      <w:r>
+        <w:rPr/>
+        <w:t xml:space="preserve"> Images larger than the window, or linked so their active range exceeds the low-18-bit window, will not load correctly.</w:t>
+      </w:r>
+    </w:p>
+    <w:p>
+      <w:pPr>
+        <w:pStyle w:val="Compact"/>
+        <w:numPr>
+          <w:ilvl w:val="0"/>
+          <w:numId w:val="91"/>
         </w:numPr>
         <w:rPr/>
       </w:pPr>
@@ -33959,7 +34085,7 @@
         <w:spacing w:before="360" w:after="120"/>
         <w:rPr/>
       </w:pPr>
-      <w:bookmarkStart w:id="195" w:name="__RefHeading___Toc7564_1701033659"/>
+      <w:bookmarkStart w:id="195" w:name="__RefHeading___Toc8128_1205863382"/>
       <w:bookmarkStart w:id="196" w:name="X0ce011599951ad4a00513cc3dc9af397b19423c"/>
       <w:bookmarkEnd w:id="195"/>
       <w:r>
@@ -34099,7 +34225,7 @@
         <w:spacing w:before="280" w:after="80"/>
         <w:rPr/>
       </w:pPr>
-      <w:bookmarkStart w:id="197" w:name="__RefHeading___Toc7566_1701033659"/>
+      <w:bookmarkStart w:id="197" w:name="__RefHeading___Toc8130_1205863382"/>
       <w:bookmarkStart w:id="198" w:name="document-organization"/>
       <w:bookmarkEnd w:id="197"/>
       <w:r>
@@ -34147,7 +34273,7 @@
         <w:spacing w:before="200" w:after="80"/>
         <w:rPr/>
       </w:pPr>
-      <w:bookmarkStart w:id="199" w:name="__RefHeading___Toc7568_1701033659"/>
+      <w:bookmarkStart w:id="199" w:name="__RefHeading___Toc8132_1205863382"/>
       <w:bookmarkStart w:id="200" w:name="front-matter"/>
       <w:bookmarkEnd w:id="199"/>
       <w:r>
@@ -34174,7 +34300,7 @@
         <w:pStyle w:val="Compact"/>
         <w:numPr>
           <w:ilvl w:val="0"/>
-          <w:numId w:val="91"/>
+          <w:numId w:val="92"/>
         </w:numPr>
         <w:rPr/>
       </w:pPr>
@@ -34195,7 +34321,7 @@
         <w:spacing w:before="200" w:after="80"/>
         <w:rPr/>
       </w:pPr>
-      <w:bookmarkStart w:id="202" w:name="__RefHeading___Toc7570_1701033659"/>
+      <w:bookmarkStart w:id="202" w:name="__RefHeading___Toc8134_1205863382"/>
       <w:bookmarkStart w:id="203" w:name="chapter-1-overview"/>
       <w:bookmarkEnd w:id="202"/>
       <w:r>
@@ -34222,7 +34348,7 @@
         <w:pStyle w:val="Compact"/>
         <w:numPr>
           <w:ilvl w:val="0"/>
-          <w:numId w:val="92"/>
+          <w:numId w:val="93"/>
         </w:numPr>
         <w:rPr/>
       </w:pPr>
@@ -34243,7 +34369,7 @@
         <w:spacing w:before="200" w:after="80"/>
         <w:rPr/>
       </w:pPr>
-      <w:bookmarkStart w:id="205" w:name="__RefHeading___Toc7572_1701033659"/>
+      <w:bookmarkStart w:id="205" w:name="__RefHeading___Toc8136_1205863382"/>
       <w:bookmarkStart w:id="206" w:name="chapter-2-functional-blocks"/>
       <w:bookmarkEnd w:id="205"/>
       <w:r>
@@ -34270,7 +34396,7 @@
         <w:pStyle w:val="Compact"/>
         <w:numPr>
           <w:ilvl w:val="0"/>
-          <w:numId w:val="93"/>
+          <w:numId w:val="94"/>
         </w:numPr>
         <w:rPr/>
       </w:pPr>
@@ -34288,7 +34414,7 @@
         <w:pStyle w:val="Compact"/>
         <w:numPr>
           <w:ilvl w:val="0"/>
-          <w:numId w:val="94"/>
+          <w:numId w:val="95"/>
         </w:numPr>
         <w:rPr/>
       </w:pPr>
@@ -34306,7 +34432,7 @@
         <w:pStyle w:val="Compact"/>
         <w:numPr>
           <w:ilvl w:val="0"/>
-          <w:numId w:val="95"/>
+          <w:numId w:val="96"/>
         </w:numPr>
         <w:rPr/>
       </w:pPr>
@@ -34324,7 +34450,7 @@
         <w:pStyle w:val="Compact"/>
         <w:numPr>
           <w:ilvl w:val="0"/>
-          <w:numId w:val="96"/>
+          <w:numId w:val="97"/>
         </w:numPr>
         <w:rPr/>
       </w:pPr>
@@ -34342,7 +34468,7 @@
         <w:pStyle w:val="Compact"/>
         <w:numPr>
           <w:ilvl w:val="0"/>
-          <w:numId w:val="97"/>
+          <w:numId w:val="98"/>
         </w:numPr>
         <w:rPr/>
       </w:pPr>
@@ -34360,7 +34486,7 @@
         <w:pStyle w:val="Compact"/>
         <w:numPr>
           <w:ilvl w:val="0"/>
-          <w:numId w:val="98"/>
+          <w:numId w:val="99"/>
         </w:numPr>
         <w:rPr/>
       </w:pPr>
@@ -34381,7 +34507,7 @@
         <w:spacing w:before="200" w:after="80"/>
         <w:rPr/>
       </w:pPr>
-      <w:bookmarkStart w:id="208" w:name="__RefHeading___Toc7574_1701033659"/>
+      <w:bookmarkStart w:id="208" w:name="__RefHeading___Toc8138_1205863382"/>
       <w:bookmarkStart w:id="209" w:name="chapter-3-internal-interfaces"/>
       <w:bookmarkEnd w:id="208"/>
       <w:r>
@@ -34408,7 +34534,7 @@
         <w:pStyle w:val="Compact"/>
         <w:numPr>
           <w:ilvl w:val="0"/>
-          <w:numId w:val="99"/>
+          <w:numId w:val="100"/>
         </w:numPr>
         <w:rPr/>
       </w:pPr>
@@ -34429,7 +34555,7 @@
         <w:spacing w:before="200" w:after="80"/>
         <w:rPr/>
       </w:pPr>
-      <w:bookmarkStart w:id="211" w:name="__RefHeading___Toc7576_1701033659"/>
+      <w:bookmarkStart w:id="211" w:name="__RefHeading___Toc8140_1205863382"/>
       <w:bookmarkStart w:id="212" w:name="chapter-4-micro-architecture-behavior"/>
       <w:bookmarkEnd w:id="211"/>
       <w:r>
@@ -34456,7 +34582,7 @@
         <w:pStyle w:val="Compact"/>
         <w:numPr>
           <w:ilvl w:val="0"/>
-          <w:numId w:val="100"/>
+          <w:numId w:val="101"/>
         </w:numPr>
         <w:rPr/>
       </w:pPr>
@@ -34474,7 +34600,7 @@
         <w:pStyle w:val="Compact"/>
         <w:numPr>
           <w:ilvl w:val="0"/>
-          <w:numId w:val="101"/>
+          <w:numId w:val="102"/>
         </w:numPr>
         <w:rPr/>
       </w:pPr>
@@ -34492,7 +34618,7 @@
         <w:pStyle w:val="Compact"/>
         <w:numPr>
           <w:ilvl w:val="0"/>
-          <w:numId w:val="102"/>
+          <w:numId w:val="103"/>
         </w:numPr>
         <w:rPr/>
       </w:pPr>
@@ -34510,7 +34636,7 @@
         <w:pStyle w:val="Compact"/>
         <w:numPr>
           <w:ilvl w:val="0"/>
-          <w:numId w:val="103"/>
+          <w:numId w:val="104"/>
         </w:numPr>
         <w:rPr/>
       </w:pPr>
@@ -34531,7 +34657,7 @@
         <w:spacing w:before="200" w:after="80"/>
         <w:rPr/>
       </w:pPr>
-      <w:bookmarkStart w:id="214" w:name="__RefHeading___Toc7578_1701033659"/>
+      <w:bookmarkStart w:id="214" w:name="__RefHeading___Toc8142_1205863382"/>
       <w:bookmarkStart w:id="215" w:name="chapter-5-verification-hooks"/>
       <w:bookmarkEnd w:id="214"/>
       <w:r>
@@ -34558,7 +34684,7 @@
         <w:pStyle w:val="Compact"/>
         <w:numPr>
           <w:ilvl w:val="0"/>
-          <w:numId w:val="104"/>
+          <w:numId w:val="105"/>
         </w:numPr>
         <w:rPr/>
       </w:pPr>
@@ -34579,7 +34705,7 @@
         <w:spacing w:before="200" w:after="80"/>
         <w:rPr/>
       </w:pPr>
-      <w:bookmarkStart w:id="217" w:name="__RefHeading___Toc7580_1701033659"/>
+      <w:bookmarkStart w:id="217" w:name="__RefHeading___Toc8144_1205863382"/>
       <w:bookmarkStart w:id="218" w:name="chapter-6-configuration"/>
       <w:bookmarkEnd w:id="217"/>
       <w:r>
@@ -34606,7 +34732,7 @@
         <w:pStyle w:val="Compact"/>
         <w:numPr>
           <w:ilvl w:val="0"/>
-          <w:numId w:val="105"/>
+          <w:numId w:val="106"/>
         </w:numPr>
         <w:rPr/>
       </w:pPr>
@@ -34693,7 +34819,7 @@
         <w:spacing w:before="280" w:after="80"/>
         <w:rPr/>
       </w:pPr>
-      <w:bookmarkStart w:id="221" w:name="__RefHeading___Toc7582_1701033659"/>
+      <w:bookmarkStart w:id="221" w:name="__RefHeading___Toc8146_1205863382"/>
       <w:bookmarkStart w:id="222" w:name="related-documentation"/>
       <w:bookmarkEnd w:id="221"/>
       <w:r>
@@ -34720,7 +34846,7 @@
         <w:pStyle w:val="Compact"/>
         <w:numPr>
           <w:ilvl w:val="0"/>
-          <w:numId w:val="106"/>
+          <w:numId w:val="107"/>
         </w:numPr>
         <w:rPr/>
       </w:pPr>
@@ -34744,7 +34870,7 @@
         <w:pStyle w:val="Compact"/>
         <w:numPr>
           <w:ilvl w:val="0"/>
-          <w:numId w:val="107"/>
+          <w:numId w:val="108"/>
         </w:numPr>
         <w:rPr/>
       </w:pPr>
@@ -34768,7 +34894,7 @@
         <w:pStyle w:val="Compact"/>
         <w:numPr>
           <w:ilvl w:val="0"/>
-          <w:numId w:val="108"/>
+          <w:numId w:val="109"/>
         </w:numPr>
         <w:rPr/>
       </w:pPr>
@@ -34792,7 +34918,7 @@
         <w:pStyle w:val="Compact"/>
         <w:numPr>
           <w:ilvl w:val="0"/>
-          <w:numId w:val="109"/>
+          <w:numId w:val="110"/>
         </w:numPr>
         <w:rPr/>
       </w:pPr>
@@ -34816,7 +34942,7 @@
         <w:pStyle w:val="Compact"/>
         <w:numPr>
           <w:ilvl w:val="0"/>
-          <w:numId w:val="110"/>
+          <w:numId w:val="111"/>
         </w:numPr>
         <w:rPr/>
       </w:pPr>
@@ -34942,7 +35068,7 @@
         <w:spacing w:before="360" w:after="120"/>
         <w:rPr/>
       </w:pPr>
-      <w:bookmarkStart w:id="223" w:name="__RefHeading___Toc7584_1701033659"/>
+      <w:bookmarkStart w:id="223" w:name="__RefHeading___Toc8148_1205863382"/>
       <w:bookmarkStart w:id="224" w:name="simplified-rv32i-kestrel"/>
       <w:bookmarkEnd w:id="223"/>
       <w:r>
@@ -35110,7 +35236,7 @@
         <w:spacing w:before="280" w:after="80"/>
         <w:rPr/>
       </w:pPr>
-      <w:bookmarkStart w:id="225" w:name="__RefHeading___Toc7586_1701033659"/>
+      <w:bookmarkStart w:id="225" w:name="__RefHeading___Toc8150_1205863382"/>
       <w:bookmarkStart w:id="226" w:name="overview-1"/>
       <w:bookmarkEnd w:id="225"/>
       <w:r>
@@ -35179,7 +35305,7 @@
         <w:spacing w:before="280" w:after="80"/>
         <w:rPr/>
       </w:pPr>
-      <w:bookmarkStart w:id="228" w:name="__RefHeading___Toc7588_1701033659"/>
+      <w:bookmarkStart w:id="228" w:name="__RefHeading___Toc8152_1205863382"/>
       <w:bookmarkStart w:id="229" w:name="document-structure"/>
       <w:bookmarkEnd w:id="228"/>
       <w:r>
@@ -35207,7 +35333,7 @@
         <w:spacing w:before="200" w:after="80"/>
         <w:rPr/>
       </w:pPr>
-      <w:bookmarkStart w:id="230" w:name="__RefHeading___Toc7590_1701033659"/>
+      <w:bookmarkStart w:id="230" w:name="__RefHeading___Toc8154_1205863382"/>
       <w:bookmarkStart w:id="231" w:name="chapter-1-introduction"/>
       <w:bookmarkEnd w:id="230"/>
       <w:r>
@@ -35234,7 +35360,7 @@
         <w:pStyle w:val="Compact"/>
         <w:numPr>
           <w:ilvl w:val="0"/>
-          <w:numId w:val="111"/>
+          <w:numId w:val="112"/>
         </w:numPr>
         <w:rPr/>
       </w:pPr>
@@ -35256,7 +35382,7 @@
         <w:pStyle w:val="Compact"/>
         <w:numPr>
           <w:ilvl w:val="0"/>
-          <w:numId w:val="112"/>
+          <w:numId w:val="113"/>
         </w:numPr>
         <w:rPr/>
       </w:pPr>
@@ -35278,7 +35404,7 @@
         <w:pStyle w:val="Compact"/>
         <w:numPr>
           <w:ilvl w:val="0"/>
-          <w:numId w:val="113"/>
+          <w:numId w:val="114"/>
         </w:numPr>
         <w:rPr/>
       </w:pPr>
@@ -35302,7 +35428,7 @@
         <w:spacing w:before="200" w:after="80"/>
         <w:rPr/>
       </w:pPr>
-      <w:bookmarkStart w:id="232" w:name="__RefHeading___Toc7592_1701033659"/>
+      <w:bookmarkStart w:id="232" w:name="__RefHeading___Toc8156_1205863382"/>
       <w:bookmarkStart w:id="233" w:name="chapter-2-the-rv32i-isa-quick-reference"/>
       <w:bookmarkEnd w:id="232"/>
       <w:r>
@@ -35329,7 +35455,7 @@
         <w:pStyle w:val="Compact"/>
         <w:numPr>
           <w:ilvl w:val="0"/>
-          <w:numId w:val="114"/>
+          <w:numId w:val="115"/>
         </w:numPr>
         <w:rPr/>
       </w:pPr>
@@ -35351,7 +35477,7 @@
         <w:pStyle w:val="Compact"/>
         <w:numPr>
           <w:ilvl w:val="0"/>
-          <w:numId w:val="115"/>
+          <w:numId w:val="116"/>
         </w:numPr>
         <w:rPr/>
       </w:pPr>
@@ -35373,7 +35499,7 @@
         <w:pStyle w:val="Compact"/>
         <w:numPr>
           <w:ilvl w:val="0"/>
-          <w:numId w:val="116"/>
+          <w:numId w:val="117"/>
         </w:numPr>
         <w:rPr/>
       </w:pPr>
@@ -35397,7 +35523,7 @@
         <w:spacing w:before="200" w:after="80"/>
         <w:rPr/>
       </w:pPr>
-      <w:bookmarkStart w:id="234" w:name="__RefHeading___Toc7594_1701033659"/>
+      <w:bookmarkStart w:id="234" w:name="__RefHeading___Toc8158_1205863382"/>
       <w:bookmarkStart w:id="235" w:name="chapter-3-the-kestrel-datapath"/>
       <w:bookmarkEnd w:id="234"/>
       <w:r>
@@ -35424,7 +35550,7 @@
         <w:pStyle w:val="Compact"/>
         <w:numPr>
           <w:ilvl w:val="0"/>
-          <w:numId w:val="117"/>
+          <w:numId w:val="118"/>
         </w:numPr>
         <w:rPr/>
       </w:pPr>
@@ -35446,7 +35572,7 @@
         <w:pStyle w:val="Compact"/>
         <w:numPr>
           <w:ilvl w:val="0"/>
-          <w:numId w:val="118"/>
+          <w:numId w:val="119"/>
         </w:numPr>
         <w:rPr/>
       </w:pPr>
@@ -35468,7 +35594,7 @@
         <w:pStyle w:val="Compact"/>
         <w:numPr>
           <w:ilvl w:val="0"/>
-          <w:numId w:val="119"/>
+          <w:numId w:val="120"/>
         </w:numPr>
         <w:rPr/>
       </w:pPr>
@@ -35490,7 +35616,7 @@
         <w:pStyle w:val="Compact"/>
         <w:numPr>
           <w:ilvl w:val="0"/>
-          <w:numId w:val="120"/>
+          <w:numId w:val="121"/>
         </w:numPr>
         <w:rPr/>
       </w:pPr>
@@ -35514,7 +35640,7 @@
         <w:spacing w:before="200" w:after="80"/>
         <w:rPr/>
       </w:pPr>
-      <w:bookmarkStart w:id="236" w:name="__RefHeading___Toc7596_1701033659"/>
+      <w:bookmarkStart w:id="236" w:name="__RefHeading___Toc8160_1205863382"/>
       <w:bookmarkStart w:id="237" w:name="chapter-4-the-control-truth-table"/>
       <w:bookmarkEnd w:id="236"/>
       <w:r>
@@ -35541,7 +35667,7 @@
         <w:pStyle w:val="Compact"/>
         <w:numPr>
           <w:ilvl w:val="0"/>
-          <w:numId w:val="121"/>
+          <w:numId w:val="122"/>
         </w:numPr>
         <w:rPr/>
       </w:pPr>
@@ -35563,7 +35689,7 @@
         <w:pStyle w:val="Compact"/>
         <w:numPr>
           <w:ilvl w:val="0"/>
-          <w:numId w:val="122"/>
+          <w:numId w:val="123"/>
         </w:numPr>
         <w:rPr/>
       </w:pPr>
@@ -35587,7 +35713,7 @@
         <w:spacing w:before="200" w:after="80"/>
         <w:rPr/>
       </w:pPr>
-      <w:bookmarkStart w:id="238" w:name="__RefHeading___Toc7598_1701033659"/>
+      <w:bookmarkStart w:id="238" w:name="__RefHeading___Toc8162_1205863382"/>
       <w:bookmarkStart w:id="239" w:name="chapter-5-the-memory-contract"/>
       <w:bookmarkEnd w:id="238"/>
       <w:r>
@@ -35614,7 +35740,7 @@
         <w:pStyle w:val="Compact"/>
         <w:numPr>
           <w:ilvl w:val="0"/>
-          <w:numId w:val="123"/>
+          <w:numId w:val="124"/>
         </w:numPr>
         <w:rPr/>
       </w:pPr>
@@ -35636,7 +35762,7 @@
         <w:pStyle w:val="Compact"/>
         <w:numPr>
           <w:ilvl w:val="0"/>
-          <w:numId w:val="124"/>
+          <w:numId w:val="125"/>
         </w:numPr>
         <w:rPr/>
       </w:pPr>
@@ -35658,7 +35784,7 @@
         <w:pStyle w:val="Compact"/>
         <w:numPr>
           <w:ilvl w:val="0"/>
-          <w:numId w:val="125"/>
+          <w:numId w:val="126"/>
         </w:numPr>
         <w:rPr/>
       </w:pPr>
@@ -35682,7 +35808,7 @@
         <w:spacing w:before="200" w:after="80"/>
         <w:rPr/>
       </w:pPr>
-      <w:bookmarkStart w:id="240" w:name="__RefHeading___Toc7600_1701033659"/>
+      <w:bookmarkStart w:id="240" w:name="__RefHeading___Toc8164_1205863382"/>
       <w:bookmarkStart w:id="241" w:name="chapter-6-verification"/>
       <w:bookmarkEnd w:id="240"/>
       <w:r>
@@ -35709,7 +35835,7 @@
         <w:pStyle w:val="Compact"/>
         <w:numPr>
           <w:ilvl w:val="0"/>
-          <w:numId w:val="126"/>
+          <w:numId w:val="127"/>
         </w:numPr>
         <w:rPr/>
       </w:pPr>
@@ -35731,7 +35857,7 @@
         <w:pStyle w:val="Compact"/>
         <w:numPr>
           <w:ilvl w:val="0"/>
-          <w:numId w:val="127"/>
+          <w:numId w:val="128"/>
         </w:numPr>
         <w:rPr/>
       </w:pPr>
@@ -35753,7 +35879,7 @@
         <w:pStyle w:val="Compact"/>
         <w:numPr>
           <w:ilvl w:val="0"/>
-          <w:numId w:val="128"/>
+          <w:numId w:val="129"/>
         </w:numPr>
         <w:rPr/>
       </w:pPr>
@@ -35775,7 +35901,7 @@
         <w:pStyle w:val="Compact"/>
         <w:numPr>
           <w:ilvl w:val="0"/>
-          <w:numId w:val="129"/>
+          <w:numId w:val="130"/>
         </w:numPr>
         <w:rPr/>
       </w:pPr>
@@ -35797,7 +35923,7 @@
         <w:pStyle w:val="Compact"/>
         <w:numPr>
           <w:ilvl w:val="0"/>
-          <w:numId w:val="130"/>
+          <w:numId w:val="131"/>
         </w:numPr>
         <w:rPr/>
       </w:pPr>
@@ -35821,7 +35947,7 @@
         <w:spacing w:before="200" w:after="80"/>
         <w:rPr/>
       </w:pPr>
-      <w:bookmarkStart w:id="242" w:name="__RefHeading___Toc7602_1701033659"/>
+      <w:bookmarkStart w:id="242" w:name="__RefHeading___Toc8166_1205863382"/>
       <w:bookmarkStart w:id="243" w:name="chapter-7-what-kestrel-costs"/>
       <w:bookmarkEnd w:id="242"/>
       <w:r>
@@ -35848,7 +35974,7 @@
         <w:pStyle w:val="Compact"/>
         <w:numPr>
           <w:ilvl w:val="0"/>
-          <w:numId w:val="131"/>
+          <w:numId w:val="132"/>
         </w:numPr>
         <w:rPr/>
       </w:pPr>
@@ -35870,7 +35996,7 @@
         <w:pStyle w:val="Compact"/>
         <w:numPr>
           <w:ilvl w:val="0"/>
-          <w:numId w:val="132"/>
+          <w:numId w:val="133"/>
         </w:numPr>
         <w:rPr/>
       </w:pPr>
@@ -35956,7 +36082,7 @@
         <w:spacing w:before="200" w:after="80"/>
         <w:rPr/>
       </w:pPr>
-      <w:bookmarkStart w:id="245" w:name="__RefHeading___Toc7604_1701033659"/>
+      <w:bookmarkStart w:id="245" w:name="__RefHeading___Toc8168_1205863382"/>
       <w:bookmarkStart w:id="246" w:name="version-history"/>
       <w:bookmarkEnd w:id="245"/>
       <w:r>
@@ -36321,8 +36447,8 @@
         <w:spacing w:before="360" w:after="120"/>
         <w:rPr/>
       </w:pPr>
-      <w:bookmarkStart w:id="251" w:name="__RefHeading___Toc7606_1701033659"/>
-      <w:bookmarkStart w:id="252" w:name="kestrel-rv32i-testplans"/>
+      <w:bookmarkStart w:id="251" w:name="__RefHeading___Toc8170_1205863382"/>
+      <w:bookmarkStart w:id="252" w:name="risc-v-falcon-suite"/>
       <w:bookmarkEnd w:id="251"/>
       <w:r>
         <w:rPr>
@@ -36340,7 +36466,7 @@
           <w:sz w:val="32"/>
         </w:rPr>
         <w:tab/>
-        <w:t>kestrel-rv32i Testplans</w:t>
+        <w:t>RISC-V Falcon Suite</w:t>
       </w:r>
     </w:p>
     <w:p>
@@ -36352,20 +36478,78 @@
         <w:rPr>
           <w:sz w:val="20"/>
         </w:rPr>
-        <w:t>YAML testplans mapping every kestrel FUB and the core top to the cocotb/pytest tests that exercise them. Format mirrors the pumice/retro_legacy_blocks testplan convention so the same coverage rollup applies (</w:t>
-      </w:r>
-      <w:r>
-        <w:rPr>
-          <w:rStyle w:val="VerbatimChar"/>
+        <w:t xml:space="preserve">Five independent, clean-slate RISC-V cores whose primary product is </w:t>
+      </w:r>
+      <w:r>
+        <w:rPr>
+          <w:b/>
+          <w:bCs/>
           <w:sz w:val="20"/>
         </w:rPr>
-        <w:t>bin/cov_utils/functional_coverage_tracker.py</w:t>
+        <w:t>education</w:t>
       </w:r>
       <w:r>
         <w:rPr>
           <w:sz w:val="20"/>
         </w:rPr>
-        <w:t>).</w:t>
+        <w:t xml:space="preserve">, in the same spirit as the </w:t>
+      </w:r>
+      <w:hyperlink r:id="rId47">
+        <w:r>
+          <w:rPr>
+            <w:rStyle w:val="Hyperlink"/>
+          </w:rPr>
+          <w:t>pumice/scoria/andesite memory-controller line</w:t>
+        </w:r>
+      </w:hyperlink>
+      <w:r>
+        <w:rPr>
+          <w:sz w:val="20"/>
+        </w:rPr>
+        <w:t xml:space="preserve">. Each rung is a complete, verified, documented design small enough to hold in your head; the rungs ascend in microarchitectural complexity so the </w:t>
+      </w:r>
+      <w:r>
+        <w:rPr>
+          <w:i/>
+          <w:iCs/>
+          <w:sz w:val="20"/>
+        </w:rPr>
+        <w:t>diff between neighbors is the lesson</w:t>
+      </w:r>
+      <w:r>
+        <w:rPr>
+          <w:sz w:val="20"/>
+        </w:rPr>
+        <w:t>. Rungs do not share RTL — each core is the cleanest possible example of its level, not the cheapest to produce. Educational benefit over IP; no rung chases performance or benchmarks.</w:t>
+      </w:r>
+    </w:p>
+    <w:p>
+      <w:pPr>
+        <w:pStyle w:val="BodyText"/>
+        <w:rPr/>
+      </w:pPr>
+      <w:r>
+        <w:rPr>
+          <w:sz w:val="20"/>
+        </w:rPr>
+        <w:t xml:space="preserve">Design spec (source of truth for scope, ISA, verification, packaging): </w:t>
+      </w:r>
+      <w:hyperlink r:id="rId48">
+        <w:r>
+          <w:rPr>
+            <w:rStyle w:val="ListLabel310"/>
+            <w:rFonts w:ascii="Consolas" w:hAnsi="Consolas"/>
+            <w:sz w:val="22"/>
+            <w:sz w:val="22"/>
+          </w:rPr>
+          <w:t>docs/superpowers/specs/2026-10-06-riscv-falcon-suite-design.md</w:t>
+        </w:r>
+      </w:hyperlink>
+      <w:r>
+        <w:rPr>
+          <w:sz w:val="20"/>
+        </w:rPr>
+        <w:t>.</w:t>
       </w:r>
     </w:p>
     <w:p>
@@ -36377,8 +36561,8 @@
         <w:spacing w:before="280" w:after="80"/>
         <w:rPr/>
       </w:pPr>
-      <w:bookmarkStart w:id="253" w:name="__RefHeading___Toc7608_1701033659"/>
-      <w:bookmarkStart w:id="254" w:name="inventory"/>
+      <w:bookmarkStart w:id="253" w:name="__RefHeading___Toc8172_1205863382"/>
+      <w:bookmarkStart w:id="254" w:name="the-ladder"/>
       <w:bookmarkEnd w:id="253"/>
       <w:r>
         <w:rPr>
@@ -36388,6 +36572,1981 @@
           <w:sz w:val="28"/>
         </w:rPr>
         <w:t>15.1</w:t>
+      </w:r>
+      <w:r>
+        <w:rPr>
+          <w:b/>
+          <w:color w:val="228B22"/>
+          <w:sz w:val="28"/>
+        </w:rPr>
+        <w:tab/>
+        <w:t>The ladder</w:t>
+      </w:r>
+    </w:p>
+    <w:p>
+      <w:pPr>
+        <w:pStyle w:val="FirstParagraph"/>
+        <w:rPr/>
+      </w:pPr>
+      <w:r>
+        <w:rPr>
+          <w:sz w:val="20"/>
+        </w:rPr>
+        <w:t xml:space="preserve">Each rung carries a raptor-codename, real falcons first (species in strict size order, tracking complexity). The falcon run ends at gyrfalcon — the largest living species — so the top rung steps deliberately to mythology: garuda, the giant divine raptor, king of birds, one past the largest falcon. The codename is the RTL identifier prefix and the module/package prefix; the DIRECTORY is the compound </w:t>
+      </w:r>
+      <w:r>
+        <w:rPr>
+          <w:rStyle w:val="VerbatimChar"/>
+          <w:sz w:val="20"/>
+        </w:rPr>
+        <w:t>&lt;codename&gt;-&lt;isa&gt;</w:t>
+      </w:r>
+      <w:r>
+        <w:rPr>
+          <w:sz w:val="20"/>
+        </w:rPr>
+        <w:t xml:space="preserve"> form — </w:t>
+      </w:r>
+      <w:r>
+        <w:rPr>
+          <w:rStyle w:val="VerbatimChar"/>
+          <w:sz w:val="20"/>
+        </w:rPr>
+        <w:t>kestrel-rv32i</w:t>
+      </w:r>
+      <w:r>
+        <w:rPr>
+          <w:sz w:val="20"/>
+        </w:rPr>
+        <w:t xml:space="preserve">, not </w:t>
+      </w:r>
+      <w:r>
+        <w:rPr>
+          <w:rStyle w:val="VerbatimChar"/>
+          <w:sz w:val="20"/>
+        </w:rPr>
+        <w:t>kestrel</w:t>
+      </w:r>
+      <w:r>
+        <w:rPr>
+          <w:sz w:val="20"/>
+        </w:rPr>
+        <w:t>. The bare codename is how the core is referred to in prose (“kestrel sees the whole machine in one cycle”).</w:t>
+      </w:r>
+    </w:p>
+    <w:tbl>
+      <w:tblPr>
+        <w:tblStyle w:val="Table"/>
+        <w:tblW w:w="5000" w:type="pct"/>
+        <w:jc w:val="left"/>
+        <w:tblInd w:w="108" w:type="dxa"/>
+        <w:tblLayout w:type="fixed"/>
+        <w:tblCellMar>
+          <w:top w:w="0" w:type="dxa"/>
+          <w:left w:w="108" w:type="dxa"/>
+          <w:bottom w:w="0" w:type="dxa"/>
+          <w:right w:w="108" w:type="dxa"/>
+        </w:tblCellMar>
+        <w:tblLook w:val="0020" w:noHBand="0" w:noVBand="0" w:firstColumn="0" w:lastRow="0" w:lastColumn="0" w:firstRow="1"/>
+      </w:tblPr>
+      <w:tblGrid>
+        <w:gridCol w:w="1872"/>
+        <w:gridCol w:w="1872"/>
+        <w:gridCol w:w="1872"/>
+        <w:gridCol w:w="1872"/>
+        <w:gridCol w:w="1872"/>
+      </w:tblGrid>
+      <w:tr>
+        <w:trPr>
+          <w:tblHeader w:val="true"/>
+        </w:trPr>
+        <w:tc>
+          <w:tcPr>
+            <w:tcW w:w="1872" w:type="dxa"/>
+            <w:tcBorders>
+              <w:bottom w:val="single" w:sz="6" w:space="0" w:color="000000"/>
+            </w:tcBorders>
+            <w:shd w:color="auto" w:fill="E0E0E0" w:val="clear"/>
+            <w:vAlign w:val="bottom"/>
+          </w:tcPr>
+          <w:p>
+            <w:pPr>
+              <w:pStyle w:val="Compact"/>
+              <w:widowControl/>
+              <w:spacing w:before="36" w:after="36"/>
+              <w:jc w:val="left"/>
+              <w:rPr>
+                <w:rFonts w:ascii="Cambria" w:hAnsi="Cambria" w:eastAsia="Cambria" w:cs=""/>
+                <w:kern w:val="0"/>
+                <w:sz w:val="24"/>
+                <w:szCs w:val="24"/>
+                <w:lang w:val="en-US" w:eastAsia="en-US" w:bidi="ar-SA"/>
+              </w:rPr>
+            </w:pPr>
+            <w:r>
+              <w:rPr>
+                <w:rFonts w:eastAsia="Cambria" w:cs=""/>
+                <w:b/>
+                <w:kern w:val="0"/>
+                <w:sz w:val="20"/>
+                <w:szCs w:val="24"/>
+                <w:lang w:val="en-US" w:eastAsia="en-US" w:bidi="ar-SA"/>
+              </w:rPr>
+              <w:t>Directory</w:t>
+            </w:r>
+          </w:p>
+        </w:tc>
+        <w:tc>
+          <w:tcPr>
+            <w:tcW w:w="1872" w:type="dxa"/>
+            <w:tcBorders>
+              <w:bottom w:val="single" w:sz="6" w:space="0" w:color="000000"/>
+            </w:tcBorders>
+            <w:shd w:color="auto" w:fill="E0E0E0" w:val="clear"/>
+            <w:vAlign w:val="bottom"/>
+          </w:tcPr>
+          <w:p>
+            <w:pPr>
+              <w:pStyle w:val="Compact"/>
+              <w:widowControl/>
+              <w:spacing w:before="36" w:after="36"/>
+              <w:jc w:val="left"/>
+              <w:rPr>
+                <w:rFonts w:ascii="Cambria" w:hAnsi="Cambria" w:eastAsia="Cambria" w:cs=""/>
+                <w:kern w:val="0"/>
+                <w:sz w:val="24"/>
+                <w:szCs w:val="24"/>
+                <w:lang w:val="en-US" w:eastAsia="en-US" w:bidi="ar-SA"/>
+              </w:rPr>
+            </w:pPr>
+            <w:r>
+              <w:rPr>
+                <w:rFonts w:eastAsia="Cambria" w:cs=""/>
+                <w:b/>
+                <w:kern w:val="0"/>
+                <w:sz w:val="20"/>
+                <w:szCs w:val="24"/>
+                <w:lang w:val="en-US" w:eastAsia="en-US" w:bidi="ar-SA"/>
+              </w:rPr>
+              <w:t>Codename</w:t>
+            </w:r>
+          </w:p>
+        </w:tc>
+        <w:tc>
+          <w:tcPr>
+            <w:tcW w:w="1872" w:type="dxa"/>
+            <w:tcBorders>
+              <w:bottom w:val="single" w:sz="6" w:space="0" w:color="000000"/>
+            </w:tcBorders>
+            <w:shd w:color="auto" w:fill="E0E0E0" w:val="clear"/>
+            <w:vAlign w:val="bottom"/>
+          </w:tcPr>
+          <w:p>
+            <w:pPr>
+              <w:pStyle w:val="Compact"/>
+              <w:widowControl/>
+              <w:spacing w:before="36" w:after="36"/>
+              <w:jc w:val="left"/>
+              <w:rPr>
+                <w:rFonts w:ascii="Cambria" w:hAnsi="Cambria" w:eastAsia="Cambria" w:cs=""/>
+                <w:kern w:val="0"/>
+                <w:sz w:val="24"/>
+                <w:szCs w:val="24"/>
+                <w:lang w:val="en-US" w:eastAsia="en-US" w:bidi="ar-SA"/>
+              </w:rPr>
+            </w:pPr>
+            <w:r>
+              <w:rPr>
+                <w:rFonts w:eastAsia="Cambria" w:cs=""/>
+                <w:b/>
+                <w:kern w:val="0"/>
+                <w:sz w:val="20"/>
+                <w:szCs w:val="24"/>
+                <w:lang w:val="en-US" w:eastAsia="en-US" w:bidi="ar-SA"/>
+              </w:rPr>
+              <w:t>ISA</w:t>
+            </w:r>
+          </w:p>
+        </w:tc>
+        <w:tc>
+          <w:tcPr>
+            <w:tcW w:w="1872" w:type="dxa"/>
+            <w:tcBorders>
+              <w:bottom w:val="single" w:sz="6" w:space="0" w:color="000000"/>
+            </w:tcBorders>
+            <w:shd w:color="auto" w:fill="E0E0E0" w:val="clear"/>
+            <w:vAlign w:val="bottom"/>
+          </w:tcPr>
+          <w:p>
+            <w:pPr>
+              <w:pStyle w:val="Compact"/>
+              <w:widowControl/>
+              <w:spacing w:before="36" w:after="36"/>
+              <w:jc w:val="left"/>
+              <w:rPr>
+                <w:rFonts w:ascii="Cambria" w:hAnsi="Cambria" w:eastAsia="Cambria" w:cs=""/>
+                <w:kern w:val="0"/>
+                <w:sz w:val="24"/>
+                <w:szCs w:val="24"/>
+                <w:lang w:val="en-US" w:eastAsia="en-US" w:bidi="ar-SA"/>
+              </w:rPr>
+            </w:pPr>
+            <w:r>
+              <w:rPr>
+                <w:rFonts w:eastAsia="Cambria" w:cs=""/>
+                <w:b/>
+                <w:kern w:val="0"/>
+                <w:sz w:val="20"/>
+                <w:szCs w:val="24"/>
+                <w:lang w:val="en-US" w:eastAsia="en-US" w:bidi="ar-SA"/>
+              </w:rPr>
+              <w:t>Microarchitecture</w:t>
+            </w:r>
+          </w:p>
+        </w:tc>
+        <w:tc>
+          <w:tcPr>
+            <w:tcW w:w="1872" w:type="dxa"/>
+            <w:tcBorders>
+              <w:bottom w:val="single" w:sz="6" w:space="0" w:color="000000"/>
+            </w:tcBorders>
+            <w:shd w:color="auto" w:fill="E0E0E0" w:val="clear"/>
+            <w:vAlign w:val="bottom"/>
+          </w:tcPr>
+          <w:p>
+            <w:pPr>
+              <w:pStyle w:val="Compact"/>
+              <w:widowControl/>
+              <w:spacing w:before="36" w:after="36"/>
+              <w:jc w:val="left"/>
+              <w:rPr>
+                <w:rFonts w:ascii="Cambria" w:hAnsi="Cambria" w:eastAsia="Cambria" w:cs=""/>
+                <w:kern w:val="0"/>
+                <w:sz w:val="24"/>
+                <w:szCs w:val="24"/>
+                <w:lang w:val="en-US" w:eastAsia="en-US" w:bidi="ar-SA"/>
+              </w:rPr>
+            </w:pPr>
+            <w:r>
+              <w:rPr>
+                <w:rFonts w:eastAsia="Cambria" w:cs=""/>
+                <w:b/>
+                <w:kern w:val="0"/>
+                <w:sz w:val="20"/>
+                <w:szCs w:val="24"/>
+                <w:lang w:val="en-US" w:eastAsia="en-US" w:bidi="ar-SA"/>
+              </w:rPr>
+              <w:t>Status</w:t>
+            </w:r>
+          </w:p>
+        </w:tc>
+      </w:tr>
+      <w:tr>
+        <w:trPr/>
+        <w:tc>
+          <w:tcPr>
+            <w:tcW w:w="1872" w:type="dxa"/>
+            <w:tcBorders/>
+          </w:tcPr>
+          <w:p>
+            <w:pPr>
+              <w:pStyle w:val="Compact"/>
+              <w:widowControl/>
+              <w:spacing w:before="36" w:after="36"/>
+              <w:jc w:val="left"/>
+              <w:rPr>
+                <w:rFonts w:ascii="Cambria" w:hAnsi="Cambria" w:eastAsia="Cambria" w:cs=""/>
+                <w:kern w:val="0"/>
+                <w:sz w:val="24"/>
+                <w:szCs w:val="24"/>
+                <w:lang w:val="en-US" w:eastAsia="en-US" w:bidi="ar-SA"/>
+              </w:rPr>
+            </w:pPr>
+            <w:hyperlink r:id="rId49">
+              <w:r>
+                <w:rPr>
+                  <w:rStyle w:val="ListLabel310"/>
+                  <w:rFonts w:ascii="Consolas" w:hAnsi="Consolas" w:eastAsia="Cambria" w:cs=""/>
+                  <w:kern w:val="0"/>
+                  <w:sz w:val="22"/>
+                  <w:sz w:val="22"/>
+                  <w:szCs w:val="24"/>
+                  <w:lang w:val="en-US" w:eastAsia="en-US" w:bidi="ar-SA"/>
+                </w:rPr>
+                <w:t>kestrel-rv32i/</w:t>
+              </w:r>
+            </w:hyperlink>
+          </w:p>
+        </w:tc>
+        <w:tc>
+          <w:tcPr>
+            <w:tcW w:w="1872" w:type="dxa"/>
+            <w:tcBorders/>
+          </w:tcPr>
+          <w:p>
+            <w:pPr>
+              <w:pStyle w:val="Compact"/>
+              <w:widowControl/>
+              <w:spacing w:before="36" w:after="36"/>
+              <w:jc w:val="left"/>
+              <w:rPr>
+                <w:rFonts w:ascii="Cambria" w:hAnsi="Cambria" w:eastAsia="Cambria" w:cs=""/>
+                <w:kern w:val="0"/>
+                <w:sz w:val="24"/>
+                <w:szCs w:val="24"/>
+                <w:lang w:val="en-US" w:eastAsia="en-US" w:bidi="ar-SA"/>
+              </w:rPr>
+            </w:pPr>
+            <w:r>
+              <w:rPr>
+                <w:rFonts w:eastAsia="Cambria" w:cs=""/>
+                <w:b/>
+                <w:bCs/>
+                <w:kern w:val="0"/>
+                <w:sz w:val="24"/>
+                <w:szCs w:val="24"/>
+                <w:lang w:val="en-US" w:eastAsia="en-US" w:bidi="ar-SA"/>
+              </w:rPr>
+              <w:t>kestrel</w:t>
+            </w:r>
+          </w:p>
+        </w:tc>
+        <w:tc>
+          <w:tcPr>
+            <w:tcW w:w="1872" w:type="dxa"/>
+            <w:tcBorders/>
+          </w:tcPr>
+          <w:p>
+            <w:pPr>
+              <w:pStyle w:val="Compact"/>
+              <w:widowControl/>
+              <w:spacing w:before="36" w:after="36"/>
+              <w:jc w:val="left"/>
+              <w:rPr>
+                <w:rFonts w:ascii="Cambria" w:hAnsi="Cambria" w:eastAsia="Cambria" w:cs=""/>
+                <w:kern w:val="0"/>
+                <w:sz w:val="24"/>
+                <w:szCs w:val="24"/>
+                <w:lang w:val="en-US" w:eastAsia="en-US" w:bidi="ar-SA"/>
+              </w:rPr>
+            </w:pPr>
+            <w:r>
+              <w:rPr>
+                <w:rFonts w:eastAsia="Cambria" w:cs=""/>
+                <w:kern w:val="0"/>
+                <w:sz w:val="24"/>
+                <w:szCs w:val="24"/>
+                <w:lang w:val="en-US" w:eastAsia="en-US" w:bidi="ar-SA"/>
+              </w:rPr>
+              <w:t>RV32I</w:t>
+            </w:r>
+          </w:p>
+        </w:tc>
+        <w:tc>
+          <w:tcPr>
+            <w:tcW w:w="1872" w:type="dxa"/>
+            <w:tcBorders/>
+          </w:tcPr>
+          <w:p>
+            <w:pPr>
+              <w:pStyle w:val="Compact"/>
+              <w:widowControl/>
+              <w:spacing w:before="36" w:after="36"/>
+              <w:jc w:val="left"/>
+              <w:rPr>
+                <w:rFonts w:ascii="Cambria" w:hAnsi="Cambria" w:eastAsia="Cambria" w:cs=""/>
+                <w:kern w:val="0"/>
+                <w:sz w:val="24"/>
+                <w:szCs w:val="24"/>
+                <w:lang w:val="en-US" w:eastAsia="en-US" w:bidi="ar-SA"/>
+              </w:rPr>
+            </w:pPr>
+            <w:r>
+              <w:rPr>
+                <w:rFonts w:eastAsia="Cambria" w:cs=""/>
+                <w:kern w:val="0"/>
+                <w:sz w:val="24"/>
+                <w:szCs w:val="24"/>
+                <w:lang w:val="en-US" w:eastAsia="en-US" w:bidi="ar-SA"/>
+              </w:rPr>
+              <w:t>single-cycle</w:t>
+            </w:r>
+          </w:p>
+        </w:tc>
+        <w:tc>
+          <w:tcPr>
+            <w:tcW w:w="1872" w:type="dxa"/>
+            <w:tcBorders/>
+          </w:tcPr>
+          <w:p>
+            <w:pPr>
+              <w:pStyle w:val="Compact"/>
+              <w:widowControl/>
+              <w:spacing w:before="36" w:after="36"/>
+              <w:jc w:val="left"/>
+              <w:rPr>
+                <w:rFonts w:ascii="Cambria" w:hAnsi="Cambria" w:eastAsia="Cambria" w:cs=""/>
+                <w:kern w:val="0"/>
+                <w:sz w:val="24"/>
+                <w:szCs w:val="24"/>
+                <w:lang w:val="en-US" w:eastAsia="en-US" w:bidi="ar-SA"/>
+              </w:rPr>
+            </w:pPr>
+            <w:r>
+              <w:rPr>
+                <w:rFonts w:eastAsia="Cambria" w:cs=""/>
+                <w:kern w:val="0"/>
+                <w:sz w:val="24"/>
+                <w:szCs w:val="24"/>
+                <w:lang w:val="en-US" w:eastAsia="en-US" w:bidi="ar-SA"/>
+              </w:rPr>
+              <w:t>RTL complete; rv32ui battery 42/42 with spike lockstep; riscv-formal 42/42; doc book v0.1 published; board loader sim-verified</w:t>
+            </w:r>
+          </w:p>
+        </w:tc>
+      </w:tr>
+      <w:tr>
+        <w:trPr/>
+        <w:tc>
+          <w:tcPr>
+            <w:tcW w:w="1872" w:type="dxa"/>
+            <w:tcBorders/>
+          </w:tcPr>
+          <w:p>
+            <w:pPr>
+              <w:pStyle w:val="Compact"/>
+              <w:widowControl/>
+              <w:spacing w:before="36" w:after="36"/>
+              <w:jc w:val="left"/>
+              <w:rPr>
+                <w:rFonts w:ascii="Cambria" w:hAnsi="Cambria" w:eastAsia="Cambria" w:cs=""/>
+                <w:kern w:val="0"/>
+                <w:sz w:val="24"/>
+                <w:szCs w:val="24"/>
+                <w:lang w:val="en-US" w:eastAsia="en-US" w:bidi="ar-SA"/>
+              </w:rPr>
+            </w:pPr>
+            <w:hyperlink r:id="rId50">
+              <w:r>
+                <w:rPr>
+                  <w:rStyle w:val="ListLabel310"/>
+                  <w:rFonts w:ascii="Consolas" w:hAnsi="Consolas" w:eastAsia="Cambria" w:cs=""/>
+                  <w:kern w:val="0"/>
+                  <w:sz w:val="22"/>
+                  <w:sz w:val="22"/>
+                  <w:szCs w:val="24"/>
+                  <w:lang w:val="en-US" w:eastAsia="en-US" w:bidi="ar-SA"/>
+                </w:rPr>
+                <w:t>merlin-rv32i/</w:t>
+              </w:r>
+            </w:hyperlink>
+          </w:p>
+        </w:tc>
+        <w:tc>
+          <w:tcPr>
+            <w:tcW w:w="1872" w:type="dxa"/>
+            <w:tcBorders/>
+          </w:tcPr>
+          <w:p>
+            <w:pPr>
+              <w:pStyle w:val="Compact"/>
+              <w:widowControl/>
+              <w:spacing w:before="36" w:after="36"/>
+              <w:jc w:val="left"/>
+              <w:rPr>
+                <w:rFonts w:ascii="Cambria" w:hAnsi="Cambria" w:eastAsia="Cambria" w:cs=""/>
+                <w:kern w:val="0"/>
+                <w:sz w:val="24"/>
+                <w:szCs w:val="24"/>
+                <w:lang w:val="en-US" w:eastAsia="en-US" w:bidi="ar-SA"/>
+              </w:rPr>
+            </w:pPr>
+            <w:r>
+              <w:rPr>
+                <w:rFonts w:eastAsia="Cambria" w:cs=""/>
+                <w:b/>
+                <w:bCs/>
+                <w:kern w:val="0"/>
+                <w:sz w:val="24"/>
+                <w:szCs w:val="24"/>
+                <w:lang w:val="en-US" w:eastAsia="en-US" w:bidi="ar-SA"/>
+              </w:rPr>
+              <w:t>merlin</w:t>
+            </w:r>
+          </w:p>
+        </w:tc>
+        <w:tc>
+          <w:tcPr>
+            <w:tcW w:w="1872" w:type="dxa"/>
+            <w:tcBorders/>
+          </w:tcPr>
+          <w:p>
+            <w:pPr>
+              <w:pStyle w:val="Compact"/>
+              <w:widowControl/>
+              <w:spacing w:before="36" w:after="36"/>
+              <w:jc w:val="left"/>
+              <w:rPr>
+                <w:rFonts w:ascii="Cambria" w:hAnsi="Cambria" w:eastAsia="Cambria" w:cs=""/>
+                <w:kern w:val="0"/>
+                <w:sz w:val="24"/>
+                <w:szCs w:val="24"/>
+                <w:lang w:val="en-US" w:eastAsia="en-US" w:bidi="ar-SA"/>
+              </w:rPr>
+            </w:pPr>
+            <w:r>
+              <w:rPr>
+                <w:rFonts w:eastAsia="Cambria" w:cs=""/>
+                <w:kern w:val="0"/>
+                <w:sz w:val="24"/>
+                <w:szCs w:val="24"/>
+                <w:lang w:val="en-US" w:eastAsia="en-US" w:bidi="ar-SA"/>
+              </w:rPr>
+              <w:t>RV32I</w:t>
+            </w:r>
+          </w:p>
+        </w:tc>
+        <w:tc>
+          <w:tcPr>
+            <w:tcW w:w="1872" w:type="dxa"/>
+            <w:tcBorders/>
+          </w:tcPr>
+          <w:p>
+            <w:pPr>
+              <w:pStyle w:val="Compact"/>
+              <w:widowControl/>
+              <w:spacing w:before="36" w:after="36"/>
+              <w:jc w:val="left"/>
+              <w:rPr>
+                <w:rFonts w:ascii="Cambria" w:hAnsi="Cambria" w:eastAsia="Cambria" w:cs=""/>
+                <w:kern w:val="0"/>
+                <w:sz w:val="24"/>
+                <w:szCs w:val="24"/>
+                <w:lang w:val="en-US" w:eastAsia="en-US" w:bidi="ar-SA"/>
+              </w:rPr>
+            </w:pPr>
+            <w:r>
+              <w:rPr>
+                <w:rFonts w:eastAsia="Cambria" w:cs=""/>
+                <w:kern w:val="0"/>
+                <w:sz w:val="24"/>
+                <w:szCs w:val="24"/>
+                <w:lang w:val="en-US" w:eastAsia="en-US" w:bidi="ar-SA"/>
+              </w:rPr>
+              <w:t>5-stage in-order pipeline</w:t>
+            </w:r>
+          </w:p>
+        </w:tc>
+        <w:tc>
+          <w:tcPr>
+            <w:tcW w:w="1872" w:type="dxa"/>
+            <w:tcBorders/>
+          </w:tcPr>
+          <w:p>
+            <w:pPr>
+              <w:pStyle w:val="Compact"/>
+              <w:widowControl/>
+              <w:spacing w:before="36" w:after="36"/>
+              <w:jc w:val="left"/>
+              <w:rPr>
+                <w:rFonts w:ascii="Cambria" w:hAnsi="Cambria" w:eastAsia="Cambria" w:cs=""/>
+                <w:kern w:val="0"/>
+                <w:sz w:val="24"/>
+                <w:szCs w:val="24"/>
+                <w:lang w:val="en-US" w:eastAsia="en-US" w:bidi="ar-SA"/>
+              </w:rPr>
+            </w:pPr>
+            <w:r>
+              <w:rPr>
+                <w:rFonts w:eastAsia="Cambria" w:cs=""/>
+                <w:kern w:val="0"/>
+                <w:sz w:val="24"/>
+                <w:szCs w:val="24"/>
+                <w:lang w:val="en-US" w:eastAsia="en-US" w:bidi="ar-SA"/>
+              </w:rPr>
+              <w:t>Planned; structure only</w:t>
+            </w:r>
+          </w:p>
+        </w:tc>
+      </w:tr>
+      <w:tr>
+        <w:trPr/>
+        <w:tc>
+          <w:tcPr>
+            <w:tcW w:w="1872" w:type="dxa"/>
+            <w:tcBorders/>
+          </w:tcPr>
+          <w:p>
+            <w:pPr>
+              <w:pStyle w:val="Compact"/>
+              <w:widowControl/>
+              <w:spacing w:before="36" w:after="36"/>
+              <w:jc w:val="left"/>
+              <w:rPr>
+                <w:rFonts w:ascii="Cambria" w:hAnsi="Cambria" w:eastAsia="Cambria" w:cs=""/>
+                <w:kern w:val="0"/>
+                <w:sz w:val="24"/>
+                <w:szCs w:val="24"/>
+                <w:lang w:val="en-US" w:eastAsia="en-US" w:bidi="ar-SA"/>
+              </w:rPr>
+            </w:pPr>
+            <w:hyperlink r:id="rId51">
+              <w:r>
+                <w:rPr>
+                  <w:rStyle w:val="ListLabel310"/>
+                  <w:rFonts w:ascii="Consolas" w:hAnsi="Consolas" w:eastAsia="Cambria" w:cs=""/>
+                  <w:kern w:val="0"/>
+                  <w:sz w:val="22"/>
+                  <w:sz w:val="22"/>
+                  <w:szCs w:val="24"/>
+                  <w:lang w:val="en-US" w:eastAsia="en-US" w:bidi="ar-SA"/>
+                </w:rPr>
+                <w:t>peregrine-rv32im/</w:t>
+              </w:r>
+            </w:hyperlink>
+          </w:p>
+        </w:tc>
+        <w:tc>
+          <w:tcPr>
+            <w:tcW w:w="1872" w:type="dxa"/>
+            <w:tcBorders/>
+          </w:tcPr>
+          <w:p>
+            <w:pPr>
+              <w:pStyle w:val="Compact"/>
+              <w:widowControl/>
+              <w:spacing w:before="36" w:after="36"/>
+              <w:jc w:val="left"/>
+              <w:rPr>
+                <w:rFonts w:ascii="Cambria" w:hAnsi="Cambria" w:eastAsia="Cambria" w:cs=""/>
+                <w:kern w:val="0"/>
+                <w:sz w:val="24"/>
+                <w:szCs w:val="24"/>
+                <w:lang w:val="en-US" w:eastAsia="en-US" w:bidi="ar-SA"/>
+              </w:rPr>
+            </w:pPr>
+            <w:r>
+              <w:rPr>
+                <w:rFonts w:eastAsia="Cambria" w:cs=""/>
+                <w:b/>
+                <w:bCs/>
+                <w:kern w:val="0"/>
+                <w:sz w:val="24"/>
+                <w:szCs w:val="24"/>
+                <w:lang w:val="en-US" w:eastAsia="en-US" w:bidi="ar-SA"/>
+              </w:rPr>
+              <w:t>peregrine</w:t>
+            </w:r>
+          </w:p>
+        </w:tc>
+        <w:tc>
+          <w:tcPr>
+            <w:tcW w:w="1872" w:type="dxa"/>
+            <w:tcBorders/>
+          </w:tcPr>
+          <w:p>
+            <w:pPr>
+              <w:pStyle w:val="Compact"/>
+              <w:widowControl/>
+              <w:spacing w:before="36" w:after="36"/>
+              <w:jc w:val="left"/>
+              <w:rPr>
+                <w:rFonts w:ascii="Cambria" w:hAnsi="Cambria" w:eastAsia="Cambria" w:cs=""/>
+                <w:kern w:val="0"/>
+                <w:sz w:val="24"/>
+                <w:szCs w:val="24"/>
+                <w:lang w:val="en-US" w:eastAsia="en-US" w:bidi="ar-SA"/>
+              </w:rPr>
+            </w:pPr>
+            <w:r>
+              <w:rPr>
+                <w:rFonts w:eastAsia="Cambria" w:cs=""/>
+                <w:kern w:val="0"/>
+                <w:sz w:val="24"/>
+                <w:szCs w:val="24"/>
+                <w:lang w:val="en-US" w:eastAsia="en-US" w:bidi="ar-SA"/>
+              </w:rPr>
+              <w:t>RV32IM</w:t>
+            </w:r>
+          </w:p>
+        </w:tc>
+        <w:tc>
+          <w:tcPr>
+            <w:tcW w:w="1872" w:type="dxa"/>
+            <w:tcBorders/>
+          </w:tcPr>
+          <w:p>
+            <w:pPr>
+              <w:pStyle w:val="Compact"/>
+              <w:widowControl/>
+              <w:spacing w:before="36" w:after="36"/>
+              <w:jc w:val="left"/>
+              <w:rPr>
+                <w:rFonts w:ascii="Cambria" w:hAnsi="Cambria" w:eastAsia="Cambria" w:cs=""/>
+                <w:kern w:val="0"/>
+                <w:sz w:val="24"/>
+                <w:szCs w:val="24"/>
+                <w:lang w:val="en-US" w:eastAsia="en-US" w:bidi="ar-SA"/>
+              </w:rPr>
+            </w:pPr>
+            <w:r>
+              <w:rPr>
+                <w:rFonts w:eastAsia="Cambria" w:cs=""/>
+                <w:kern w:val="0"/>
+                <w:sz w:val="24"/>
+                <w:szCs w:val="24"/>
+                <w:lang w:val="en-US" w:eastAsia="en-US" w:bidi="ar-SA"/>
+              </w:rPr>
+              <w:t>advanced in-order: predictor, traps, L1 caches, AXI master</w:t>
+            </w:r>
+          </w:p>
+        </w:tc>
+        <w:tc>
+          <w:tcPr>
+            <w:tcW w:w="1872" w:type="dxa"/>
+            <w:tcBorders/>
+          </w:tcPr>
+          <w:p>
+            <w:pPr>
+              <w:pStyle w:val="Compact"/>
+              <w:widowControl/>
+              <w:spacing w:before="36" w:after="36"/>
+              <w:jc w:val="left"/>
+              <w:rPr>
+                <w:rFonts w:ascii="Cambria" w:hAnsi="Cambria" w:eastAsia="Cambria" w:cs=""/>
+                <w:kern w:val="0"/>
+                <w:sz w:val="24"/>
+                <w:szCs w:val="24"/>
+                <w:lang w:val="en-US" w:eastAsia="en-US" w:bidi="ar-SA"/>
+              </w:rPr>
+            </w:pPr>
+            <w:r>
+              <w:rPr>
+                <w:rFonts w:eastAsia="Cambria" w:cs=""/>
+                <w:kern w:val="0"/>
+                <w:sz w:val="24"/>
+                <w:szCs w:val="24"/>
+                <w:lang w:val="en-US" w:eastAsia="en-US" w:bidi="ar-SA"/>
+              </w:rPr>
+              <w:t>Planned; structure only</w:t>
+            </w:r>
+          </w:p>
+        </w:tc>
+      </w:tr>
+      <w:tr>
+        <w:trPr/>
+        <w:tc>
+          <w:tcPr>
+            <w:tcW w:w="1872" w:type="dxa"/>
+            <w:tcBorders/>
+          </w:tcPr>
+          <w:p>
+            <w:pPr>
+              <w:pStyle w:val="Compact"/>
+              <w:widowControl/>
+              <w:spacing w:before="36" w:after="36"/>
+              <w:jc w:val="left"/>
+              <w:rPr>
+                <w:rFonts w:ascii="Cambria" w:hAnsi="Cambria" w:eastAsia="Cambria" w:cs=""/>
+                <w:kern w:val="0"/>
+                <w:sz w:val="24"/>
+                <w:szCs w:val="24"/>
+                <w:lang w:val="en-US" w:eastAsia="en-US" w:bidi="ar-SA"/>
+              </w:rPr>
+            </w:pPr>
+            <w:hyperlink r:id="rId52">
+              <w:r>
+                <w:rPr>
+                  <w:rStyle w:val="ListLabel310"/>
+                  <w:rFonts w:ascii="Consolas" w:hAnsi="Consolas" w:eastAsia="Cambria" w:cs=""/>
+                  <w:kern w:val="0"/>
+                  <w:sz w:val="22"/>
+                  <w:sz w:val="22"/>
+                  <w:szCs w:val="24"/>
+                  <w:lang w:val="en-US" w:eastAsia="en-US" w:bidi="ar-SA"/>
+                </w:rPr>
+                <w:t>gyrfalcon-rv32ima/</w:t>
+              </w:r>
+            </w:hyperlink>
+          </w:p>
+        </w:tc>
+        <w:tc>
+          <w:tcPr>
+            <w:tcW w:w="1872" w:type="dxa"/>
+            <w:tcBorders/>
+          </w:tcPr>
+          <w:p>
+            <w:pPr>
+              <w:pStyle w:val="Compact"/>
+              <w:widowControl/>
+              <w:spacing w:before="36" w:after="36"/>
+              <w:jc w:val="left"/>
+              <w:rPr>
+                <w:rFonts w:ascii="Cambria" w:hAnsi="Cambria" w:eastAsia="Cambria" w:cs=""/>
+                <w:kern w:val="0"/>
+                <w:sz w:val="24"/>
+                <w:szCs w:val="24"/>
+                <w:lang w:val="en-US" w:eastAsia="en-US" w:bidi="ar-SA"/>
+              </w:rPr>
+            </w:pPr>
+            <w:r>
+              <w:rPr>
+                <w:rFonts w:eastAsia="Cambria" w:cs=""/>
+                <w:b/>
+                <w:bCs/>
+                <w:kern w:val="0"/>
+                <w:sz w:val="24"/>
+                <w:szCs w:val="24"/>
+                <w:lang w:val="en-US" w:eastAsia="en-US" w:bidi="ar-SA"/>
+              </w:rPr>
+              <w:t>gyrfalcon</w:t>
+            </w:r>
+          </w:p>
+        </w:tc>
+        <w:tc>
+          <w:tcPr>
+            <w:tcW w:w="1872" w:type="dxa"/>
+            <w:tcBorders/>
+          </w:tcPr>
+          <w:p>
+            <w:pPr>
+              <w:pStyle w:val="Compact"/>
+              <w:widowControl/>
+              <w:spacing w:before="36" w:after="36"/>
+              <w:jc w:val="left"/>
+              <w:rPr>
+                <w:rFonts w:ascii="Cambria" w:hAnsi="Cambria" w:eastAsia="Cambria" w:cs=""/>
+                <w:kern w:val="0"/>
+                <w:sz w:val="24"/>
+                <w:szCs w:val="24"/>
+                <w:lang w:val="en-US" w:eastAsia="en-US" w:bidi="ar-SA"/>
+              </w:rPr>
+            </w:pPr>
+            <w:r>
+              <w:rPr>
+                <w:rFonts w:eastAsia="Cambria" w:cs=""/>
+                <w:kern w:val="0"/>
+                <w:sz w:val="24"/>
+                <w:szCs w:val="24"/>
+                <w:lang w:val="en-US" w:eastAsia="en-US" w:bidi="ar-SA"/>
+              </w:rPr>
+              <w:t>RV32IM baseline; gyrfalcon-A flavor RV32IMA</w:t>
+            </w:r>
+          </w:p>
+        </w:tc>
+        <w:tc>
+          <w:tcPr>
+            <w:tcW w:w="1872" w:type="dxa"/>
+            <w:tcBorders/>
+          </w:tcPr>
+          <w:p>
+            <w:pPr>
+              <w:pStyle w:val="Compact"/>
+              <w:widowControl/>
+              <w:spacing w:before="36" w:after="36"/>
+              <w:jc w:val="left"/>
+              <w:rPr>
+                <w:rFonts w:ascii="Cambria" w:hAnsi="Cambria" w:eastAsia="Cambria" w:cs=""/>
+                <w:kern w:val="0"/>
+                <w:sz w:val="24"/>
+                <w:szCs w:val="24"/>
+                <w:lang w:val="en-US" w:eastAsia="en-US" w:bidi="ar-SA"/>
+              </w:rPr>
+            </w:pPr>
+            <w:r>
+              <w:rPr>
+                <w:rFonts w:eastAsia="Cambria" w:cs=""/>
+                <w:kern w:val="0"/>
+                <w:sz w:val="24"/>
+                <w:szCs w:val="24"/>
+                <w:lang w:val="en-US" w:eastAsia="en-US" w:bidi="ar-SA"/>
+              </w:rPr>
+              <w:t>out-of-order capstone: rename, ROB, reservation stations; two flavors — baseline and gyrfalcon-A (</w:t>
+            </w:r>
+            <w:r>
+              <w:rPr>
+                <w:rStyle w:val="VerbatimChar"/>
+                <w:rFonts w:eastAsia="Cambria" w:cs=""/>
+                <w:kern w:val="0"/>
+                <w:szCs w:val="24"/>
+                <w:lang w:val="en-US" w:eastAsia="en-US" w:bidi="ar-SA"/>
+              </w:rPr>
+              <w:t>A_EXT=1</w:t>
+            </w:r>
+            <w:r>
+              <w:rPr>
+                <w:rFonts w:eastAsia="Cambria" w:cs=""/>
+                <w:kern w:val="0"/>
+                <w:sz w:val="24"/>
+                <w:szCs w:val="24"/>
+                <w:lang w:val="en-US" w:eastAsia="en-US" w:bidi="ar-SA"/>
+              </w:rPr>
+              <w:t>: LR/SC + AMO atomics study)</w:t>
+            </w:r>
+          </w:p>
+        </w:tc>
+        <w:tc>
+          <w:tcPr>
+            <w:tcW w:w="1872" w:type="dxa"/>
+            <w:tcBorders/>
+          </w:tcPr>
+          <w:p>
+            <w:pPr>
+              <w:pStyle w:val="Compact"/>
+              <w:widowControl/>
+              <w:spacing w:before="36" w:after="36"/>
+              <w:jc w:val="left"/>
+              <w:rPr>
+                <w:rFonts w:ascii="Cambria" w:hAnsi="Cambria" w:eastAsia="Cambria" w:cs=""/>
+                <w:kern w:val="0"/>
+                <w:sz w:val="24"/>
+                <w:szCs w:val="24"/>
+                <w:lang w:val="en-US" w:eastAsia="en-US" w:bidi="ar-SA"/>
+              </w:rPr>
+            </w:pPr>
+            <w:r>
+              <w:rPr>
+                <w:rFonts w:eastAsia="Cambria" w:cs=""/>
+                <w:kern w:val="0"/>
+                <w:sz w:val="24"/>
+                <w:szCs w:val="24"/>
+                <w:lang w:val="en-US" w:eastAsia="en-US" w:bidi="ar-SA"/>
+              </w:rPr>
+              <w:t>Planned; structure only</w:t>
+            </w:r>
+          </w:p>
+        </w:tc>
+      </w:tr>
+      <w:tr>
+        <w:trPr/>
+        <w:tc>
+          <w:tcPr>
+            <w:tcW w:w="1872" w:type="dxa"/>
+            <w:tcBorders/>
+          </w:tcPr>
+          <w:p>
+            <w:pPr>
+              <w:pStyle w:val="Compact"/>
+              <w:widowControl/>
+              <w:spacing w:before="36" w:after="36"/>
+              <w:jc w:val="left"/>
+              <w:rPr>
+                <w:rFonts w:ascii="Cambria" w:hAnsi="Cambria" w:eastAsia="Cambria" w:cs=""/>
+                <w:kern w:val="0"/>
+                <w:sz w:val="24"/>
+                <w:szCs w:val="24"/>
+                <w:lang w:val="en-US" w:eastAsia="en-US" w:bidi="ar-SA"/>
+              </w:rPr>
+            </w:pPr>
+            <w:hyperlink r:id="rId53">
+              <w:r>
+                <w:rPr>
+                  <w:rStyle w:val="ListLabel310"/>
+                  <w:rFonts w:ascii="Consolas" w:hAnsi="Consolas" w:eastAsia="Cambria" w:cs=""/>
+                  <w:kern w:val="0"/>
+                  <w:sz w:val="22"/>
+                  <w:sz w:val="22"/>
+                  <w:szCs w:val="24"/>
+                  <w:lang w:val="en-US" w:eastAsia="en-US" w:bidi="ar-SA"/>
+                </w:rPr>
+                <w:t>garuda-rv32imaf/</w:t>
+              </w:r>
+            </w:hyperlink>
+          </w:p>
+        </w:tc>
+        <w:tc>
+          <w:tcPr>
+            <w:tcW w:w="1872" w:type="dxa"/>
+            <w:tcBorders/>
+          </w:tcPr>
+          <w:p>
+            <w:pPr>
+              <w:pStyle w:val="Compact"/>
+              <w:widowControl/>
+              <w:spacing w:before="36" w:after="36"/>
+              <w:jc w:val="left"/>
+              <w:rPr>
+                <w:rFonts w:ascii="Cambria" w:hAnsi="Cambria" w:eastAsia="Cambria" w:cs=""/>
+                <w:kern w:val="0"/>
+                <w:sz w:val="24"/>
+                <w:szCs w:val="24"/>
+                <w:lang w:val="en-US" w:eastAsia="en-US" w:bidi="ar-SA"/>
+              </w:rPr>
+            </w:pPr>
+            <w:r>
+              <w:rPr>
+                <w:rFonts w:eastAsia="Cambria" w:cs=""/>
+                <w:b/>
+                <w:bCs/>
+                <w:kern w:val="0"/>
+                <w:sz w:val="24"/>
+                <w:szCs w:val="24"/>
+                <w:lang w:val="en-US" w:eastAsia="en-US" w:bidi="ar-SA"/>
+              </w:rPr>
+              <w:t>garuda</w:t>
+            </w:r>
+          </w:p>
+        </w:tc>
+        <w:tc>
+          <w:tcPr>
+            <w:tcW w:w="1872" w:type="dxa"/>
+            <w:tcBorders/>
+          </w:tcPr>
+          <w:p>
+            <w:pPr>
+              <w:pStyle w:val="Compact"/>
+              <w:widowControl/>
+              <w:spacing w:before="36" w:after="36"/>
+              <w:jc w:val="left"/>
+              <w:rPr>
+                <w:rFonts w:ascii="Cambria" w:hAnsi="Cambria" w:eastAsia="Cambria" w:cs=""/>
+                <w:kern w:val="0"/>
+                <w:sz w:val="24"/>
+                <w:szCs w:val="24"/>
+                <w:lang w:val="en-US" w:eastAsia="en-US" w:bidi="ar-SA"/>
+              </w:rPr>
+            </w:pPr>
+            <w:r>
+              <w:rPr>
+                <w:rFonts w:eastAsia="Cambria" w:cs=""/>
+                <w:kern w:val="0"/>
+                <w:sz w:val="24"/>
+                <w:szCs w:val="24"/>
+                <w:lang w:val="en-US" w:eastAsia="en-US" w:bidi="ar-SA"/>
+              </w:rPr>
+              <w:t>RV32IMAF</w:t>
+            </w:r>
+          </w:p>
+        </w:tc>
+        <w:tc>
+          <w:tcPr>
+            <w:tcW w:w="1872" w:type="dxa"/>
+            <w:tcBorders/>
+          </w:tcPr>
+          <w:p>
+            <w:pPr>
+              <w:pStyle w:val="Compact"/>
+              <w:widowControl/>
+              <w:spacing w:before="36" w:after="36"/>
+              <w:jc w:val="left"/>
+              <w:rPr>
+                <w:rFonts w:ascii="Cambria" w:hAnsi="Cambria" w:eastAsia="Cambria" w:cs=""/>
+                <w:kern w:val="0"/>
+                <w:sz w:val="24"/>
+                <w:szCs w:val="24"/>
+                <w:lang w:val="en-US" w:eastAsia="en-US" w:bidi="ar-SA"/>
+              </w:rPr>
+            </w:pPr>
+            <w:r>
+              <w:rPr>
+                <w:rFonts w:eastAsia="Cambria" w:cs=""/>
+                <w:kern w:val="0"/>
+                <w:sz w:val="24"/>
+                <w:szCs w:val="24"/>
+                <w:lang w:val="en-US" w:eastAsia="en-US" w:bidi="ar-SA"/>
+              </w:rPr>
+              <w:t>gyrfalcon’s OoO plus an FPU: FP register file + rename, fcsr precise flags, non-pipelined long-latency units</w:t>
+            </w:r>
+          </w:p>
+        </w:tc>
+        <w:tc>
+          <w:tcPr>
+            <w:tcW w:w="1872" w:type="dxa"/>
+            <w:tcBorders/>
+          </w:tcPr>
+          <w:p>
+            <w:pPr>
+              <w:pStyle w:val="Compact"/>
+              <w:widowControl/>
+              <w:spacing w:before="36" w:after="36"/>
+              <w:jc w:val="left"/>
+              <w:rPr>
+                <w:rFonts w:ascii="Cambria" w:hAnsi="Cambria" w:eastAsia="Cambria" w:cs=""/>
+                <w:kern w:val="0"/>
+                <w:sz w:val="24"/>
+                <w:szCs w:val="24"/>
+                <w:lang w:val="en-US" w:eastAsia="en-US" w:bidi="ar-SA"/>
+              </w:rPr>
+            </w:pPr>
+            <w:r>
+              <w:rPr>
+                <w:rFonts w:eastAsia="Cambria" w:cs=""/>
+                <w:kern w:val="0"/>
+                <w:sz w:val="24"/>
+                <w:szCs w:val="24"/>
+                <w:lang w:val="en-US" w:eastAsia="en-US" w:bidi="ar-SA"/>
+              </w:rPr>
+              <w:t>Planned; structure only (penciled in; beyond the 2026-10-06 design spec, which pins four rungs)</w:t>
+            </w:r>
+          </w:p>
+        </w:tc>
+      </w:tr>
+    </w:tbl>
+    <w:p>
+      <w:pPr>
+        <w:pStyle w:val="Heading3"/>
+        <w:spacing w:before="200" w:after="80"/>
+        <w:rPr/>
+      </w:pPr>
+      <w:bookmarkStart w:id="255" w:name="__RefHeading___Toc8174_1205863382"/>
+      <w:bookmarkEnd w:id="255"/>
+      <w:r>
+        <w:rPr>
+          <w:rStyle w:val="SectionNumber"/>
+          <w:b/>
+          <w:color w:val="404040"/>
+          <w:sz w:val="24"/>
+        </w:rPr>
+        <w:t>15.1.1</w:t>
+      </w:r>
+      <w:r>
+        <w:rPr>
+          <w:b/>
+          <w:color w:val="404040"/>
+          <w:sz w:val="24"/>
+        </w:rPr>
+        <w:tab/>
+        <w:t>Moved: hive-serv</w:t>
+      </w:r>
+    </w:p>
+    <w:p>
+      <w:pPr>
+        <w:pStyle w:val="FirstParagraph"/>
+        <w:rPr/>
+      </w:pPr>
+      <w:r>
+        <w:rPr>
+          <w:sz w:val="20"/>
+        </w:rPr>
+        <w:t xml:space="preserve">hive-serv — the SERV-based control/monitoring system (1 VexRiscv control plane + 16 SERV monitor cores) — left this area 2026-10-13 for </w:t>
+      </w:r>
+      <w:hyperlink r:id="rId54">
+        <w:r>
+          <w:rPr>
+            <w:rStyle w:val="ListLabel310"/>
+            <w:rFonts w:ascii="Consolas" w:hAnsi="Consolas"/>
+            <w:sz w:val="22"/>
+            <w:sz w:val="22"/>
+          </w:rPr>
+          <w:t>compute-eng-ip/hive-serv</w:t>
+        </w:r>
+      </w:hyperlink>
+      <w:r>
+        <w:rPr>
+          <w:sz w:val="20"/>
+        </w:rPr>
+        <w:t xml:space="preserve">: it </w:t>
+      </w:r>
+      <w:r>
+        <w:rPr>
+          <w:i/>
+          <w:iCs/>
+          <w:sz w:val="20"/>
+        </w:rPr>
+        <w:t>uses</w:t>
+      </w:r>
+      <w:r>
+        <w:rPr>
+          <w:sz w:val="20"/>
+        </w:rPr>
+        <w:t xml:space="preserve"> RISC-V cores rather than teaching one, and it is the control half of the compute family (its other half is the cell CGRA), not a falcon-ladder rung. This directory is the ladder again, nothing more.</w:t>
+      </w:r>
+      <w:bookmarkEnd w:id="254"/>
+    </w:p>
+    <w:p>
+      <w:pPr>
+        <w:pStyle w:val="Heading2"/>
+        <w:pBdr>
+          <w:bottom w:val="single" w:sz="12" w:space="0" w:color="228B22"/>
+        </w:pBdr>
+        <w:spacing w:before="280" w:after="80"/>
+        <w:rPr/>
+      </w:pPr>
+      <w:bookmarkStart w:id="256" w:name="__RefHeading___Toc8176_1205863382"/>
+      <w:bookmarkStart w:id="257" w:name="goals-per-rung"/>
+      <w:bookmarkEnd w:id="256"/>
+      <w:r>
+        <w:rPr>
+          <w:rStyle w:val="SectionNumber"/>
+          <w:b/>
+          <w:color w:val="228B22"/>
+          <w:sz w:val="28"/>
+        </w:rPr>
+        <w:t>15.2</w:t>
+      </w:r>
+      <w:r>
+        <w:rPr>
+          <w:b/>
+          <w:color w:val="228B22"/>
+          <w:sz w:val="28"/>
+        </w:rPr>
+        <w:tab/>
+        <w:t>Goals per rung</w:t>
+      </w:r>
+    </w:p>
+    <w:p>
+      <w:pPr>
+        <w:pStyle w:val="FirstParagraph"/>
+        <w:rPr/>
+      </w:pPr>
+      <w:r>
+        <w:rPr>
+          <w:b/>
+          <w:bCs/>
+          <w:sz w:val="20"/>
+        </w:rPr>
+        <w:t>kestrel — see everything.</w:t>
+      </w:r>
+      <w:r>
+        <w:rPr>
+          <w:sz w:val="20"/>
+        </w:rPr>
+        <w:t xml:space="preserve"> Single-cycle RV32I: PC, register file, ALU, immediate generator, control as an explicit decode truth table, a plainly documented combinational-read memory contract. The hovering falcon: the whole machine is visible in one cycle — including its cost, since the critical path </w:t>
+      </w:r>
+      <w:r>
+        <w:rPr>
+          <w:i/>
+          <w:iCs/>
+          <w:sz w:val="20"/>
+        </w:rPr>
+        <w:t>is</w:t>
+      </w:r>
+      <w:r>
+        <w:rPr>
+          <w:sz w:val="20"/>
+        </w:rPr>
+        <w:t xml:space="preserve"> the machine, which is exactly the motivation for merlin. </w:t>
+      </w:r>
+      <w:r>
+        <w:rPr>
+          <w:b/>
+          <w:bCs/>
+          <w:sz w:val="20"/>
+        </w:rPr>
+        <w:t>Delivers:</w:t>
+      </w:r>
+      <w:r>
+        <w:rPr>
+          <w:sz w:val="20"/>
+        </w:rPr>
+        <w:t xml:space="preserve"> the ISA (R/I/S/B/U/J formats, the full base integer set), the datapath, honest control logic.</w:t>
+      </w:r>
+    </w:p>
+    <w:p>
+      <w:pPr>
+        <w:pStyle w:val="BodyText"/>
+        <w:rPr/>
+      </w:pPr>
+      <w:r>
+        <w:rPr>
+          <w:b/>
+          <w:bCs/>
+          <w:sz w:val="20"/>
+        </w:rPr>
+        <w:t>merlin — flow it.</w:t>
+      </w:r>
+      <w:r>
+        <w:rPr>
+          <w:sz w:val="20"/>
+        </w:rPr>
+        <w:t xml:space="preserve"> The classic IF/ID/EX/MEM/WB pipeline on the deliberately identical RV32I ISA, so students diff </w:t>
+      </w:r>
+      <w:r>
+        <w:rPr>
+          <w:i/>
+          <w:iCs/>
+          <w:sz w:val="20"/>
+        </w:rPr>
+        <w:t>behavior</w:t>
+      </w:r>
+      <w:r>
+        <w:rPr>
+          <w:sz w:val="20"/>
+        </w:rPr>
+        <w:t xml:space="preserve">, not ISA. Forwarding from EX/MEM and MEM/WB with explicit priority, load-use interlock stall, branches resolved in EX predict-not-taken with flush. </w:t>
+      </w:r>
+      <w:r>
+        <w:rPr>
+          <w:b/>
+          <w:bCs/>
+          <w:sz w:val="20"/>
+        </w:rPr>
+        <w:t>Delivers:</w:t>
+      </w:r>
+      <w:r>
+        <w:rPr>
+          <w:sz w:val="20"/>
+        </w:rPr>
+        <w:t xml:space="preserve"> pipeline registers, RAW hazards, forwarding priority, the load-use bubble, control-hazard flushes, why branch resolution stage matters.</w:t>
+      </w:r>
+    </w:p>
+    <w:p>
+      <w:pPr>
+        <w:pStyle w:val="BodyText"/>
+        <w:rPr/>
+      </w:pPr>
+      <w:r>
+        <w:rPr>
+          <w:b/>
+          <w:bCs/>
+          <w:sz w:val="20"/>
+        </w:rPr>
+        <w:t>peregrine — speed it up.</w:t>
+      </w:r>
+      <w:r>
+        <w:rPr>
+          <w:sz w:val="20"/>
+        </w:rPr>
+        <w:t xml:space="preserve"> Advanced in-order RV32IM: iterative multicycle multiply/divide (the structural-hazard lesson), BTB + 2-bit bimodal prediction with mispredict recovery, machine-mode CSRs with precise exceptions and CLINT-shaped interrupts, split blocking write-back L1 caches behind an AXI4 master on the repo fabric with MonBus visibility. </w:t>
+      </w:r>
+      <w:r>
+        <w:rPr>
+          <w:b/>
+          <w:bCs/>
+          <w:sz w:val="20"/>
+        </w:rPr>
+        <w:t>Delivers:</w:t>
+      </w:r>
+      <w:r>
+        <w:rPr>
+          <w:sz w:val="20"/>
+        </w:rPr>
+        <w:t xml:space="preserve"> speculation and recovery, precise exceptions, the memory hierarchy, bus protocol — and ties the whole repo together (memory controllers, cache IP line, AMBA fabric).</w:t>
+      </w:r>
+    </w:p>
+    <w:p>
+      <w:pPr>
+        <w:pStyle w:val="BodyText"/>
+        <w:rPr/>
+      </w:pPr>
+      <w:r>
+        <w:rPr>
+          <w:b/>
+          <w:bCs/>
+          <w:sz w:val="20"/>
+        </w:rPr>
+        <w:t>gyrfalcon — hide everything.</w:t>
+      </w:r>
+      <w:r>
+        <w:rPr>
+          <w:sz w:val="20"/>
+        </w:rPr>
+        <w:t xml:space="preserve"> Out-of-order capstone in two flavors (added 2026-10-11): the baseline — peregrine’s RV32IM exactly — and gyrfalcon-A (</w:t>
+      </w:r>
+      <w:r>
+        <w:rPr>
+          <w:rStyle w:val="VerbatimChar"/>
+          <w:sz w:val="20"/>
+        </w:rPr>
+        <w:t>A_EXT=1</w:t>
+      </w:r>
+      <w:r>
+        <w:rPr>
+          <w:sz w:val="20"/>
+        </w:rPr>
+        <w:t xml:space="preserve">): LR/SC reservations, store-conditional failure, and AMOs, the atomicity study — so every peregrine battery still carries in both. Dual-issue dispatch, explicit rename map + free list, 32-entry ROB with in-order commit, three reservation stations, wakeup/select over common data buses, speculative dispatch with checkpoint-restore rename rollback. </w:t>
+      </w:r>
+      <w:r>
+        <w:rPr>
+          <w:b/>
+          <w:bCs/>
+          <w:sz w:val="20"/>
+        </w:rPr>
+        <w:t>Delivers:</w:t>
+      </w:r>
+      <w:r>
+        <w:rPr>
+          <w:sz w:val="20"/>
+        </w:rPr>
+        <w:t xml:space="preserve"> register renaming and WAR/WAW elimination, the ROB as an undo log, out-of-order completion with in-order retirement — the honest, complete OOO story — and the atomicity study: reservations, SC failure, AMOs, acquire/release as memory-model operations.</w:t>
+      </w:r>
+    </w:p>
+    <w:p>
+      <w:pPr>
+        <w:pStyle w:val="BodyText"/>
+        <w:rPr/>
+      </w:pPr>
+      <w:r>
+        <w:rPr>
+          <w:b/>
+          <w:bCs/>
+          <w:sz w:val="20"/>
+        </w:rPr>
+        <w:t>garuda — float it.</w:t>
+      </w:r>
+      <w:r>
+        <w:rPr>
+          <w:sz w:val="20"/>
+        </w:rPr>
+        <w:t xml:space="preserve"> The RV32IMAF delta on gyrfalcon’s OoO: a 32-entry FP register file with its own rename, an </w:t>
+      </w:r>
+      <w:r>
+        <w:rPr>
+          <w:rStyle w:val="VerbatimChar"/>
+          <w:sz w:val="20"/>
+        </w:rPr>
+        <w:t>fcsr</w:t>
+      </w:r>
+      <w:r>
+        <w:rPr>
+          <w:sz w:val="20"/>
+        </w:rPr>
+        <w:t xml:space="preserve"> whose five accrued exception flags (NV/DZ/OF/UF/NX) stay precise-exception-clean through the ROB, and the repo’s ieee754 fp32 arithmetic behind the reservation stations — multi-cycle FMUL/FADD and the non-pipelined Goldschmidt FDIV / Newton-rsqrt FSQRT (9–11 cycle class) as the long-latency-unit lesson. Rounding hard-wired RNE; any other requested mode raises NV, keeping the CSR story honest without a dynamic rounding-mode datapath. </w:t>
+      </w:r>
+      <w:r>
+        <w:rPr>
+          <w:b/>
+          <w:bCs/>
+          <w:sz w:val="20"/>
+        </w:rPr>
+        <w:t>Delivers:</w:t>
+      </w:r>
+      <w:r>
+        <w:rPr>
+          <w:sz w:val="20"/>
+        </w:rPr>
+        <w:t xml:space="preserve"> long-latency execution scheduling, FP architectural state, and the F-extension ISA delta (F regs, </w:t>
+      </w:r>
+      <w:r>
+        <w:rPr>
+          <w:rStyle w:val="VerbatimChar"/>
+          <w:sz w:val="20"/>
+        </w:rPr>
+        <w:t>fcsr</w:t>
+      </w:r>
+      <w:r>
+        <w:rPr>
+          <w:sz w:val="20"/>
+        </w:rPr>
+        <w:t xml:space="preserve">, FMV/FCVT/FSGNJ/FCLASS) — consuming the math library’s </w:t>
+      </w:r>
+      <w:r>
+        <w:rPr>
+          <w:rStyle w:val="VerbatimChar"/>
+          <w:sz w:val="20"/>
+        </w:rPr>
+        <w:t>math_ieee754_2008_fp32_*</w:t>
+      </w:r>
+      <w:r>
+        <w:rPr>
+          <w:sz w:val="20"/>
+        </w:rPr>
+        <w:t xml:space="preserve"> blocks end-to-end.</w:t>
+      </w:r>
+      <w:bookmarkEnd w:id="257"/>
+    </w:p>
+    <w:p>
+      <w:pPr>
+        <w:pStyle w:val="Heading2"/>
+        <w:pBdr>
+          <w:bottom w:val="single" w:sz="12" w:space="0" w:color="228B22"/>
+        </w:pBdr>
+        <w:spacing w:before="280" w:after="80"/>
+        <w:rPr/>
+      </w:pPr>
+      <w:bookmarkStart w:id="258" w:name="__RefHeading___Toc8178_1205863382"/>
+      <w:bookmarkStart w:id="259" w:name="packaging-per-rung-the-mc-line-treatment"/>
+      <w:bookmarkEnd w:id="258"/>
+      <w:r>
+        <w:rPr>
+          <w:rStyle w:val="SectionNumber"/>
+          <w:b/>
+          <w:color w:val="228B22"/>
+          <w:sz w:val="28"/>
+        </w:rPr>
+        <w:t>15.3</w:t>
+      </w:r>
+      <w:r>
+        <w:rPr>
+          <w:b/>
+          <w:color w:val="228B22"/>
+          <w:sz w:val="28"/>
+        </w:rPr>
+        <w:tab/>
+        <w:t>Packaging (per rung, the MC-line treatment)</w:t>
+      </w:r>
+    </w:p>
+    <w:p>
+      <w:pPr>
+        <w:pStyle w:val="Compact"/>
+        <w:numPr>
+          <w:ilvl w:val="0"/>
+          <w:numId w:val="134"/>
+        </w:numPr>
+        <w:rPr/>
+      </w:pPr>
+      <w:r>
+        <w:rPr>
+          <w:b/>
+          <w:bCs/>
+        </w:rPr>
+        <w:t>Doc book</w:t>
+      </w:r>
+      <w:r>
+        <w:rPr/>
+        <w:t xml:space="preserve"> — </w:t>
+      </w:r>
+      <w:r>
+        <w:rPr>
+          <w:i/>
+          <w:iCs/>
+        </w:rPr>
+        <w:t>Simplified RV32I: kestrel</w:t>
+      </w:r>
+      <w:r>
+        <w:rPr/>
+        <w:t xml:space="preserve"> and successors, Memory Notes branding, built through </w:t>
+      </w:r>
+      <w:r>
+        <w:rPr>
+          <w:rStyle w:val="VerbatimChar"/>
+        </w:rPr>
+        <w:t>bin/md_to_docx.py</w:t>
+      </w:r>
+      <w:r>
+        <w:rPr/>
+        <w:t xml:space="preserve"> to DOCX/PDF, following the Simplified DFI books’ precedent. Each book lives in its rung’s </w:t>
+      </w:r>
+      <w:r>
+        <w:rPr>
+          <w:rStyle w:val="VerbatimChar"/>
+        </w:rPr>
+        <w:t>docs/</w:t>
+      </w:r>
+      <w:r>
+        <w:rPr/>
+        <w:t xml:space="preserve">; the kestrel edition is published at </w:t>
+      </w:r>
+      <w:hyperlink r:id="rId55">
+        <w:r>
+          <w:rPr>
+            <w:rStyle w:val="ListLabel310"/>
+            <w:rFonts w:ascii="Consolas" w:hAnsi="Consolas"/>
+            <w:sz w:val="22"/>
+            <w:sz w:val="22"/>
+          </w:rPr>
+          <w:t>kestrel-rv32i/docs/simplified_rv32i/</w:t>
+        </w:r>
+      </w:hyperlink>
+      <w:r>
+        <w:rPr/>
+        <w:t>.</w:t>
+      </w:r>
+    </w:p>
+    <w:p>
+      <w:pPr>
+        <w:pStyle w:val="Compact"/>
+        <w:numPr>
+          <w:ilvl w:val="0"/>
+          <w:numId w:val="135"/>
+        </w:numPr>
+        <w:rPr/>
+      </w:pPr>
+      <w:r>
+        <w:rPr>
+          <w:b/>
+          <w:bCs/>
+        </w:rPr>
+        <w:t>Formal</w:t>
+      </w:r>
+      <w:r>
+        <w:rPr/>
+        <w:t xml:space="preserve"> — riscv-formal-style ISA compliance where it pays: full on kestrel, retire-interface on merlin, targeted properties (exception precision, recovery, in-order commit, deadlock freedom) on peregrine/gyrfalcon.</w:t>
+      </w:r>
+    </w:p>
+    <w:p>
+      <w:pPr>
+        <w:pStyle w:val="Compact"/>
+        <w:numPr>
+          <w:ilvl w:val="0"/>
+          <w:numId w:val="136"/>
+        </w:numPr>
+        <w:rPr/>
+      </w:pPr>
+      <w:r>
+        <w:rPr>
+          <w:b/>
+          <w:bCs/>
+        </w:rPr>
+        <w:t>Golden model</w:t>
+      </w:r>
+      <w:r>
+        <w:rPr/>
+        <w:t xml:space="preserve"> — spike ISS lockstep in the rds-dv cocotb framework; the classic </w:t>
+      </w:r>
+      <w:r>
+        <w:rPr>
+          <w:rStyle w:val="VerbatimChar"/>
+        </w:rPr>
+        <w:t>rv32ui</w:t>
+      </w:r>
+      <w:r>
+        <w:rPr/>
+        <w:t>/</w:t>
+      </w:r>
+      <w:r>
+        <w:rPr>
+          <w:rStyle w:val="VerbatimChar"/>
+        </w:rPr>
+        <w:t>rv32um</w:t>
+      </w:r>
+      <w:r>
+        <w:rPr/>
+        <w:t xml:space="preserve"> riscv-tests batteries as the compliance gate.</w:t>
+      </w:r>
+    </w:p>
+    <w:p>
+      <w:pPr>
+        <w:pStyle w:val="Compact"/>
+        <w:numPr>
+          <w:ilvl w:val="0"/>
+          <w:numId w:val="137"/>
+        </w:numPr>
+        <w:rPr/>
+      </w:pPr>
+      <w:r>
+        <w:rPr>
+          <w:b/>
+          <w:bCs/>
+        </w:rPr>
+        <w:t>Drill app</w:t>
+      </w:r>
+      <w:r>
+        <w:rPr/>
+        <w:t xml:space="preserve"> — </w:t>
+      </w:r>
+      <w:r>
+        <w:rPr>
+          <w:rStyle w:val="VerbatimChar"/>
+        </w:rPr>
+        <w:t>bin/apps/core_drills</w:t>
+      </w:r>
+      <w:r>
+        <w:rPr/>
+        <w:t xml:space="preserve"> (ddr_drills architecture): pipeline stage-viewer with forwarding arrows, hazard quiz, branch-predictor drill, and a rename/ROB viewer. App design gets its own doc once merlin’s RTL is fixed.</w:t>
+      </w:r>
+      <w:bookmarkEnd w:id="259"/>
+    </w:p>
+    <w:p>
+      <w:pPr>
+        <w:pStyle w:val="Heading2"/>
+        <w:pBdr>
+          <w:bottom w:val="single" w:sz="12" w:space="0" w:color="228B22"/>
+        </w:pBdr>
+        <w:spacing w:before="280" w:after="80"/>
+        <w:rPr/>
+      </w:pPr>
+      <w:bookmarkStart w:id="260" w:name="__RefHeading___Toc8180_1205863382"/>
+      <w:bookmarkStart w:id="261" w:name="references-and-layout"/>
+      <w:bookmarkEnd w:id="260"/>
+      <w:r>
+        <w:rPr>
+          <w:rStyle w:val="SectionNumber"/>
+          <w:b/>
+          <w:color w:val="228B22"/>
+          <w:sz w:val="28"/>
+        </w:rPr>
+        <w:t>15.4</w:t>
+      </w:r>
+      <w:r>
+        <w:rPr>
+          <w:b/>
+          <w:color w:val="228B22"/>
+          <w:sz w:val="28"/>
+        </w:rPr>
+        <w:tab/>
+        <w:t>References and layout</w:t>
+      </w:r>
+    </w:p>
+    <w:p>
+      <w:pPr>
+        <w:pStyle w:val="FirstParagraph"/>
+        <w:rPr/>
+      </w:pPr>
+      <w:r>
+        <w:rPr>
+          <w:sz w:val="20"/>
+        </w:rPr>
+        <w:t xml:space="preserve">Common primary sources (the RISC-V ISA manuals) live in </w:t>
+      </w:r>
+      <w:hyperlink r:id="rId56">
+        <w:r>
+          <w:rPr>
+            <w:rStyle w:val="ListLabel310"/>
+            <w:rFonts w:ascii="Consolas" w:hAnsi="Consolas"/>
+            <w:sz w:val="22"/>
+            <w:sz w:val="22"/>
+          </w:rPr>
+          <w:t>references/</w:t>
+        </w:r>
+      </w:hyperlink>
+      <w:r>
+        <w:rPr>
+          <w:sz w:val="20"/>
+        </w:rPr>
+        <w:t xml:space="preserve"> and are cited by chapter, not page.</w:t>
+      </w:r>
+    </w:p>
+    <w:p>
+      <w:pPr>
+        <w:pStyle w:val="BodyText"/>
+        <w:rPr/>
+      </w:pPr>
+      <w:r>
+        <w:rPr>
+          <w:sz w:val="20"/>
+        </w:rPr>
+        <w:t xml:space="preserve">Per-rung skeleton follows the dma-ip/stream component layout convention: </w:t>
+      </w:r>
+      <w:r>
+        <w:rPr>
+          <w:rStyle w:val="VerbatimChar"/>
+          <w:sz w:val="20"/>
+        </w:rPr>
+        <w:t>rtl/</w:t>
+      </w:r>
+      <w:r>
+        <w:rPr>
+          <w:sz w:val="20"/>
+        </w:rPr>
+        <w:t xml:space="preserve">, </w:t>
+      </w:r>
+      <w:r>
+        <w:rPr>
+          <w:rStyle w:val="VerbatimChar"/>
+          <w:sz w:val="20"/>
+        </w:rPr>
+        <w:t>docs/</w:t>
+      </w:r>
+      <w:r>
+        <w:rPr>
+          <w:sz w:val="20"/>
+        </w:rPr>
+        <w:t xml:space="preserve">, </w:t>
+      </w:r>
+      <w:r>
+        <w:rPr>
+          <w:rStyle w:val="VerbatimChar"/>
+          <w:sz w:val="20"/>
+        </w:rPr>
+        <w:t>dv/</w:t>
+      </w:r>
+      <w:r>
+        <w:rPr>
+          <w:sz w:val="20"/>
+        </w:rPr>
+        <w:t xml:space="preserve"> (cocotb + lockstep testbenches). Shared suite doctrine lands in </w:t>
+      </w:r>
+      <w:hyperlink r:id="rId57">
+        <w:r>
+          <w:rPr>
+            <w:rStyle w:val="ListLabel310"/>
+            <w:rFonts w:ascii="Consolas" w:hAnsi="Consolas"/>
+            <w:sz w:val="22"/>
+            <w:sz w:val="22"/>
+          </w:rPr>
+          <w:t>docs/</w:t>
+        </w:r>
+      </w:hyperlink>
+      <w:r>
+        <w:rPr>
+          <w:sz w:val="20"/>
+        </w:rPr>
+        <w:t xml:space="preserve"> as it is written. Per-rung </w:t>
+      </w:r>
+      <w:r>
+        <w:rPr>
+          <w:rStyle w:val="VerbatimChar"/>
+          <w:sz w:val="20"/>
+        </w:rPr>
+        <w:t>PRD.md</w:t>
+      </w:r>
+      <w:r>
+        <w:rPr>
+          <w:sz w:val="20"/>
+        </w:rPr>
+        <w:t>/</w:t>
+      </w:r>
+      <w:r>
+        <w:rPr>
+          <w:rStyle w:val="VerbatimChar"/>
+          <w:sz w:val="20"/>
+        </w:rPr>
+        <w:t>CLAUDE.md</w:t>
+      </w:r>
+      <w:r>
+        <w:rPr>
+          <w:sz w:val="20"/>
+        </w:rPr>
+        <w:t xml:space="preserve"> arrive with each rung’s implementation plan.</w:t>
+      </w:r>
+    </w:p>
+    <w:p>
+      <w:pPr>
+        <w:pStyle w:val="BodyText"/>
+        <w:rPr/>
+      </w:pPr>
+      <w:r>
+        <w:rPr>
+          <w:sz w:val="20"/>
+        </w:rPr>
+        <w:t xml:space="preserve">  </w:t>
+      </w:r>
+    </w:p>
+    <w:p>
+      <w:pPr>
+        <w:pStyle w:val="BodyText"/>
+        <w:rPr/>
+      </w:pPr>
+      <w:r>
+        <w:rPr>
+          <w:sz w:val="20"/>
+        </w:rPr>
+        <w:t xml:space="preserve">RTL Design Sherpa · Learning Hardware Design Through Practice  GitHub · Documentation Index · MIT License </w:t>
+      </w:r>
+    </w:p>
+    <w:p>
+      <w:pPr>
+        <w:pStyle w:val="Normal"/>
+        <w:rPr/>
+      </w:pPr>
+      <w:bookmarkStart w:id="262" w:name="risc-v-falcon-suite"/>
+      <w:bookmarkStart w:id="263" w:name="references-and-layout"/>
+      <w:r>
+        <w:rPr/>
+        <mc:AlternateContent>
+          <mc:Choice Requires="wps">
+            <w:drawing>
+              <wp:inline distT="0" distB="0" distL="0" distR="0">
+                <wp:extent cx="5943600" cy="19050"/>
+                <wp:effectExtent l="0" t="0" r="0" b="0"/>
+                <wp:docPr id="82" name=""/>
+                <a:graphic xmlns:a="http://schemas.openxmlformats.org/drawingml/2006/main">
+                  <a:graphicData uri="http://schemas.microsoft.com/office/word/2010/wordprocessingShape">
+                    <wps:wsp>
+                      <wps:cNvSpPr/>
+                      <wps:nvSpPr>
+                        <wps:cNvPr id="83" name=""/>
+                        <wps:cNvSpPr/>
+                      </wps:nvSpPr>
+                      <wps:spPr>
+                        <a:xfrm>
+                          <a:off x="0" y="0"/>
+                          <a:ext cx="5943600" cy="19080"/>
+                        </a:xfrm>
+                        <a:prstGeom prst="rect">
+                          <a:avLst/>
+                        </a:prstGeom>
+                        <a:solidFill>
+                          <a:srgbClr val="ffffff"/>
+                        </a:solidFill>
+                        <a:ln w="0">
+                          <a:solidFill>
+                            <a:srgbClr val="000000"/>
+                          </a:solidFill>
+                        </a:ln>
+                      </wps:spPr>
+                      <wps:bodyPr/>
+                    </wps:wsp>
+                  </a:graphicData>
+                </a:graphic>
+                <wp14:sizeRelH relativeFrom="page">
+                  <wp14:pctWidth>100000</wp14:pctWidth>
+                </wp14:sizeRelH>
+              </wp:inline>
+            </w:drawing>
+          </mc:Choice>
+          <mc:Fallback>
+            <w:pict>
+              <v:rect id="shape_0" fillcolor="white" stroked="t" o:allowincell="f" style="position:absolute;margin-left:0pt;margin-top:-1.55pt;width:467.95pt;height:1.45pt;mso-wrap-style:none;v-text-anchor:middle;mso-position-horizontal:center;mso-position-vertical:top">
+                <v:fill o:detectmouseclick="t" type="solid" color2="black"/>
+                <v:stroke color="black" joinstyle="round" endcap="flat"/>
+                <w10:wrap type="topAndBottom"/>
+              </v:rect>
+            </w:pict>
+          </mc:Fallback>
+        </mc:AlternateContent>
+      </w:r>
+      <w:bookmarkEnd w:id="262"/>
+      <w:bookmarkEnd w:id="263"/>
+      <w:r>
+        <w:br w:type="page"/>
+      </w:r>
+    </w:p>
+    <w:p>
+      <w:pPr>
+        <w:pStyle w:val="Heading1"/>
+        <w:shd w:val="clear" w:color="auto" w:fill="404040"/>
+        <w:spacing w:before="360" w:after="120"/>
+        <w:rPr/>
+      </w:pPr>
+      <w:bookmarkStart w:id="264" w:name="__RefHeading___Toc8182_1205863382"/>
+      <w:bookmarkStart w:id="265" w:name="kestrel-rv32i-testplans"/>
+      <w:bookmarkEnd w:id="264"/>
+      <w:r>
+        <w:rPr>
+          <w:rStyle w:val="SectionNumber"/>
+          <w:b/>
+          <w:color w:val="FFFFFF"/>
+          <w:sz w:val="32"/>
+        </w:rPr>
+        <w:t>16</w:t>
+      </w:r>
+      <w:r>
+        <w:rPr>
+          <w:b/>
+          <w:color w:val="FFFFFF"/>
+          <w:sz w:val="32"/>
+        </w:rPr>
+        <w:tab/>
+        <w:t>kestrel-rv32i Testplans</w:t>
+      </w:r>
+    </w:p>
+    <w:p>
+      <w:pPr>
+        <w:pStyle w:val="FirstParagraph"/>
+        <w:rPr/>
+      </w:pPr>
+      <w:r>
+        <w:rPr>
+          <w:sz w:val="20"/>
+        </w:rPr>
+        <w:t>YAML testplans mapping every kestrel FUB and the core top to the cocotb/pytest tests that exercise them. Format mirrors the pumice/retro_legacy_blocks testplan convention so the same coverage rollup applies (</w:t>
+      </w:r>
+      <w:r>
+        <w:rPr>
+          <w:rStyle w:val="VerbatimChar"/>
+          <w:sz w:val="20"/>
+        </w:rPr>
+        <w:t>bin/cov_utils/functional_coverage_tracker.py</w:t>
+      </w:r>
+      <w:r>
+        <w:rPr>
+          <w:sz w:val="20"/>
+        </w:rPr>
+        <w:t>).</w:t>
+      </w:r>
+    </w:p>
+    <w:p>
+      <w:pPr>
+        <w:pStyle w:val="Heading2"/>
+        <w:pBdr>
+          <w:bottom w:val="single" w:sz="12" w:space="0" w:color="228B22"/>
+        </w:pBdr>
+        <w:spacing w:before="280" w:after="80"/>
+        <w:rPr/>
+      </w:pPr>
+      <w:bookmarkStart w:id="266" w:name="__RefHeading___Toc8184_1205863382"/>
+      <w:bookmarkStart w:id="267" w:name="inventory"/>
+      <w:bookmarkEnd w:id="266"/>
+      <w:r>
+        <w:rPr>
+          <w:rStyle w:val="SectionNumber"/>
+          <w:b/>
+          <w:color w:val="228B22"/>
+          <w:sz w:val="28"/>
+        </w:rPr>
+        <w:t>16.1</w:t>
       </w:r>
       <w:r>
         <w:rPr>
@@ -37990,7 +40149,7 @@
         <w:pStyle w:val="Compact"/>
         <w:numPr>
           <w:ilvl w:val="0"/>
-          <w:numId w:val="133"/>
+          <w:numId w:val="138"/>
         </w:numPr>
         <w:rPr/>
       </w:pPr>
@@ -38016,7 +40175,7 @@
         <w:rPr/>
         <w:t>).</w:t>
       </w:r>
-      <w:bookmarkEnd w:id="254"/>
+      <w:bookmarkEnd w:id="267"/>
     </w:p>
     <w:p>
       <w:pPr>
@@ -38027,9 +40186,9 @@
         <w:spacing w:before="280" w:after="80"/>
         <w:rPr/>
       </w:pPr>
-      <w:bookmarkStart w:id="255" w:name="__RefHeading___Toc7610_1701033659"/>
-      <w:bookmarkStart w:id="256" w:name="what-each-plan-covers"/>
-      <w:bookmarkEnd w:id="255"/>
+      <w:bookmarkStart w:id="268" w:name="__RefHeading___Toc8186_1205863382"/>
+      <w:bookmarkStart w:id="269" w:name="what-each-plan-covers"/>
+      <w:bookmarkEnd w:id="268"/>
       <w:r>
         <w:rPr>
           <w:rStyle w:val="SectionNumber"/>
@@ -38037,7 +40196,7 @@
           <w:color w:val="228B22"/>
           <w:sz w:val="28"/>
         </w:rPr>
-        <w:t>15.2</w:t>
+        <w:t>16.2</w:t>
       </w:r>
       <w:r>
         <w:rPr>
@@ -38047,131 +40206,6 @@
         </w:rPr>
         <w:tab/>
         <w:t>What each plan covers</w:t>
-      </w:r>
-    </w:p>
-    <w:p>
-      <w:pPr>
-        <w:pStyle w:val="Compact"/>
-        <w:numPr>
-          <w:ilvl w:val="0"/>
-          <w:numId w:val="134"/>
-        </w:numPr>
-        <w:rPr/>
-      </w:pPr>
-      <w:r>
-        <w:rPr>
-          <w:b/>
-          <w:bCs/>
-        </w:rPr>
-        <w:t>RF (kestrel_regfile)</w:t>
-      </w:r>
-      <w:r>
-        <w:rPr/>
-        <w:t>: reset-to-zero, write/readback on both ports, read-during-write old-value, x0 discard, independent port addressing (attributed to the core-level golden trace, RF-05).</w:t>
-      </w:r>
-    </w:p>
-    <w:p>
-      <w:pPr>
-        <w:pStyle w:val="Compact"/>
-        <w:numPr>
-          <w:ilvl w:val="0"/>
-          <w:numId w:val="135"/>
-        </w:numPr>
-        <w:rPr/>
-      </w:pPr>
-      <w:r>
-        <w:rPr>
-          <w:b/>
-          <w:bCs/>
-        </w:rPr>
-        <w:t>ALU (kestrel_alu)</w:t>
-      </w:r>
-      <w:r>
-        <w:rPr/>
-        <w:t>: exhaustive 10-op x 16-value x 16-value golden-model sweep including shamt=</w:t>
-      </w:r>
-      <w:r>
-        <w:rPr>
-          <w:rStyle w:val="VerbatimChar"/>
-        </w:rPr>
-        <w:t>b[4:0]</w:t>
-      </w:r>
-      <w:r>
-        <w:rPr/>
-        <w:t>, signed/unsigned compare flags. The flags are unconnected inside kestrel_core by design (branch comparator is separate) — verified at unit level only.</w:t>
-      </w:r>
-    </w:p>
-    <w:p>
-      <w:pPr>
-        <w:pStyle w:val="Compact"/>
-        <w:numPr>
-          <w:ilvl w:val="0"/>
-          <w:numId w:val="136"/>
-        </w:numPr>
-        <w:rPr/>
-      </w:pPr>
-      <w:r>
-        <w:rPr>
-          <w:b/>
-          <w:bCs/>
-        </w:rPr>
-        <w:t>IG (kestrel_imm_gen)</w:t>
-      </w:r>
-      <w:r>
-        <w:rPr/>
-        <w:t xml:space="preserve">: I/S/B/U/J immediate assembly and sign extension with directed ±vectors; B/J LSB-zero rule; plus a SEED-driven randomized sweep (625 vectors, opcode+funct3 anchored per format class) against the Python </w:t>
-      </w:r>
-      <w:r>
-        <w:rPr>
-          <w:rStyle w:val="VerbatimChar"/>
-        </w:rPr>
-        <w:t>imm_golden</w:t>
-      </w:r>
-      <w:r>
-        <w:rPr/>
-        <w:t>.</w:t>
-      </w:r>
-    </w:p>
-    <w:p>
-      <w:pPr>
-        <w:pStyle w:val="Compact"/>
-        <w:numPr>
-          <w:ilvl w:val="0"/>
-          <w:numId w:val="137"/>
-        </w:numPr>
-        <w:rPr/>
-      </w:pPr>
-      <w:r>
-        <w:rPr>
-          <w:b/>
-          <w:bCs/>
-        </w:rPr>
-        <w:t>DEC (kestrel_decode)</w:t>
-      </w:r>
-      <w:r>
-        <w:rPr/>
-        <w:t>: the 48-encoding golden truth table (37 canonical RV32I + mret + fence/fence.i + ecall/ebreak + all 6 CSR-stub forms), illegal / reserved encodings landing on halt cause 0xF, ecall/ebreak causes 1/2. Halt cause 3 (IALIGN) is decode-invisible by design and lives in the CORE plan (CORE-13).</w:t>
-      </w:r>
-    </w:p>
-    <w:p>
-      <w:pPr>
-        <w:pStyle w:val="Compact"/>
-        <w:numPr>
-          <w:ilvl w:val="0"/>
-          <w:numId w:val="138"/>
-        </w:numPr>
-        <w:rPr/>
-      </w:pPr>
-      <w:r>
-        <w:rPr>
-          <w:b/>
-          <w:bCs/>
-        </w:rPr>
-        <w:t>ML (kestrel_mem_loader)</w:t>
-      </w:r>
-      <w:r>
-        <w:rPr/>
-        <w:t>: AXIL window over both 64 KB regions, per-byte wstrb merge, CTRL.run readback/release sequencing, load-mode isolation (core_rst_n hold, parked PC, no retirement), core↔dmem cross-mux both directions, run-mode observability through the AXIL port, AXIL backpressure (bready/rready held low — bvalid/rvalid hold, busy taps, no lost beat), run-mode loader-write rejection (post-CTRL.run poison write leaves the arrays untouched, B still OKAY), and the golden-trace board path (battery images streamed over AXIL with spike lockstep).</w:t>
       </w:r>
     </w:p>
     <w:p>
@@ -38188,13 +40222,138 @@
           <w:b/>
           <w:bCs/>
         </w:rPr>
+        <w:t>RF (kestrel_regfile)</w:t>
+      </w:r>
+      <w:r>
+        <w:rPr/>
+        <w:t>: reset-to-zero, write/readback on both ports, read-during-write old-value, x0 discard, independent port addressing (attributed to the core-level golden trace, RF-05).</w:t>
+      </w:r>
+    </w:p>
+    <w:p>
+      <w:pPr>
+        <w:pStyle w:val="Compact"/>
+        <w:numPr>
+          <w:ilvl w:val="0"/>
+          <w:numId w:val="140"/>
+        </w:numPr>
+        <w:rPr/>
+      </w:pPr>
+      <w:r>
+        <w:rPr>
+          <w:b/>
+          <w:bCs/>
+        </w:rPr>
+        <w:t>ALU (kestrel_alu)</w:t>
+      </w:r>
+      <w:r>
+        <w:rPr/>
+        <w:t>: exhaustive 10-op x 16-value x 16-value golden-model sweep including shamt=</w:t>
+      </w:r>
+      <w:r>
+        <w:rPr>
+          <w:rStyle w:val="VerbatimChar"/>
+        </w:rPr>
+        <w:t>b[4:0]</w:t>
+      </w:r>
+      <w:r>
+        <w:rPr/>
+        <w:t>, signed/unsigned compare flags. The flags are unconnected inside kestrel_core by design (branch comparator is separate) — verified at unit level only.</w:t>
+      </w:r>
+    </w:p>
+    <w:p>
+      <w:pPr>
+        <w:pStyle w:val="Compact"/>
+        <w:numPr>
+          <w:ilvl w:val="0"/>
+          <w:numId w:val="141"/>
+        </w:numPr>
+        <w:rPr/>
+      </w:pPr>
+      <w:r>
+        <w:rPr>
+          <w:b/>
+          <w:bCs/>
+        </w:rPr>
+        <w:t>IG (kestrel_imm_gen)</w:t>
+      </w:r>
+      <w:r>
+        <w:rPr/>
+        <w:t xml:space="preserve">: I/S/B/U/J immediate assembly and sign extension with directed ±vectors; B/J LSB-zero rule; plus a SEED-driven randomized sweep (625 vectors, opcode+funct3 anchored per format class) against the Python </w:t>
+      </w:r>
+      <w:r>
+        <w:rPr>
+          <w:rStyle w:val="VerbatimChar"/>
+        </w:rPr>
+        <w:t>imm_golden</w:t>
+      </w:r>
+      <w:r>
+        <w:rPr/>
+        <w:t>.</w:t>
+      </w:r>
+    </w:p>
+    <w:p>
+      <w:pPr>
+        <w:pStyle w:val="Compact"/>
+        <w:numPr>
+          <w:ilvl w:val="0"/>
+          <w:numId w:val="142"/>
+        </w:numPr>
+        <w:rPr/>
+      </w:pPr>
+      <w:r>
+        <w:rPr>
+          <w:b/>
+          <w:bCs/>
+        </w:rPr>
+        <w:t>DEC (kestrel_decode)</w:t>
+      </w:r>
+      <w:r>
+        <w:rPr/>
+        <w:t>: the 48-encoding golden truth table (37 canonical RV32I + mret + fence/fence.i + ecall/ebreak + all 6 CSR-stub forms), illegal / reserved encodings landing on halt cause 0xF, ecall/ebreak causes 1/2. Halt cause 3 (IALIGN) is decode-invisible by design and lives in the CORE plan (CORE-13).</w:t>
+      </w:r>
+    </w:p>
+    <w:p>
+      <w:pPr>
+        <w:pStyle w:val="Compact"/>
+        <w:numPr>
+          <w:ilvl w:val="0"/>
+          <w:numId w:val="143"/>
+        </w:numPr>
+        <w:rPr/>
+      </w:pPr>
+      <w:r>
+        <w:rPr>
+          <w:b/>
+          <w:bCs/>
+        </w:rPr>
+        <w:t>ML (kestrel_mem_loader)</w:t>
+      </w:r>
+      <w:r>
+        <w:rPr/>
+        <w:t>: AXIL window over both 64 KB regions, per-byte wstrb merge, CTRL.run readback/release sequencing, load-mode isolation (core_rst_n hold, parked PC, no retirement), core↔dmem cross-mux both directions, run-mode observability through the AXIL port, AXIL backpressure (bready/rready held low — bvalid/rvalid hold, busy taps, no lost beat), run-mode loader-write rejection (post-CTRL.run poison write leaves the arrays untouched, B still OKAY), and the golden-trace board path (battery images streamed over AXIL with spike lockstep).</w:t>
+      </w:r>
+    </w:p>
+    <w:p>
+      <w:pPr>
+        <w:pStyle w:val="Compact"/>
+        <w:numPr>
+          <w:ilvl w:val="0"/>
+          <w:numId w:val="144"/>
+        </w:numPr>
+        <w:rPr/>
+      </w:pPr>
+      <w:r>
+        <w:rPr>
+          <w:b/>
+          <w:bCs/>
+        </w:rPr>
         <w:t>CORE (kestrel_core)</w:t>
       </w:r>
       <w:r>
         <w:rPr/>
         <w:t>: ISA classes via golden trace, branches/jumps (incl. IALIGN halt cause 3), loads/stores incl. the cross-word 2-cycle retry, the system layer (FENCE NOPs, ECALL/EBREAK halt+hold, illegal halt, trap-beat shape), RVFI invariants, the 42-image rv32ui battery, spike lockstep, and the CORE-17 constrained-random fuzz (seeded streams vs the interpreter full-field diff plus spike lockstep at every level). Phase C gap (coverage closure) is tracked as not_implemented.</w:t>
       </w:r>
-      <w:bookmarkEnd w:id="256"/>
+      <w:bookmarkEnd w:id="269"/>
     </w:p>
     <w:p>
       <w:pPr>
@@ -38205,9 +40364,9 @@
         <w:spacing w:before="280" w:after="80"/>
         <w:rPr/>
       </w:pPr>
-      <w:bookmarkStart w:id="257" w:name="__RefHeading___Toc7612_1701033659"/>
-      <w:bookmarkStart w:id="258" w:name="junit-naming-convention-observed"/>
-      <w:bookmarkEnd w:id="257"/>
+      <w:bookmarkStart w:id="270" w:name="__RefHeading___Toc8188_1205863382"/>
+      <w:bookmarkStart w:id="271" w:name="junit-naming-convention-observed"/>
+      <w:bookmarkEnd w:id="270"/>
       <w:r>
         <w:rPr>
           <w:rStyle w:val="SectionNumber"/>
@@ -38215,7 +40374,7 @@
           <w:color w:val="228B22"/>
           <w:sz w:val="28"/>
         </w:rPr>
-        <w:t>15.3</w:t>
+        <w:t>16.3</w:t>
       </w:r>
       <w:r>
         <w:rPr>
@@ -38520,7 +40679,7 @@
         </w:rPr>
         <w:t>\;</w:t>
       </w:r>
-      <w:bookmarkEnd w:id="258"/>
+      <w:bookmarkEnd w:id="271"/>
     </w:p>
     <w:p>
       <w:pPr>
@@ -38531,9 +40690,9 @@
         <w:spacing w:before="280" w:after="80"/>
         <w:rPr/>
       </w:pPr>
-      <w:bookmarkStart w:id="259" w:name="__RefHeading___Toc7614_1701033659"/>
-      <w:bookmarkStart w:id="260" w:name="rollup"/>
-      <w:bookmarkEnd w:id="259"/>
+      <w:bookmarkStart w:id="272" w:name="__RefHeading___Toc8190_1205863382"/>
+      <w:bookmarkStart w:id="273" w:name="rollup"/>
+      <w:bookmarkEnd w:id="272"/>
       <w:r>
         <w:rPr>
           <w:rStyle w:val="SectionNumber"/>
@@ -38541,7 +40700,7 @@
           <w:color w:val="228B22"/>
           <w:sz w:val="28"/>
         </w:rPr>
-        <w:t>15.4</w:t>
+        <w:t>16.4</w:t>
       </w:r>
       <w:r>
         <w:rPr>
@@ -38803,7 +40962,7 @@
         </w:rPr>
         <w:t xml:space="preserve"> workflow and is deliberately not wired in kestrel yet (CORE-18 owns the cover model).</w:t>
       </w:r>
-      <w:bookmarkEnd w:id="260"/>
+      <w:bookmarkEnd w:id="273"/>
     </w:p>
     <w:p>
       <w:pPr>
@@ -38814,9 +40973,9 @@
         <w:spacing w:before="280" w:after="80"/>
         <w:rPr/>
       </w:pPr>
-      <w:bookmarkStart w:id="261" w:name="__RefHeading___Toc7616_1701033659"/>
-      <w:bookmarkStart w:id="262" w:name="running-the-tests"/>
-      <w:bookmarkEnd w:id="261"/>
+      <w:bookmarkStart w:id="274" w:name="__RefHeading___Toc8192_1205863382"/>
+      <w:bookmarkStart w:id="275" w:name="running-the-tests"/>
+      <w:bookmarkEnd w:id="274"/>
       <w:r>
         <w:rPr>
           <w:rStyle w:val="SectionNumber"/>
@@ -38824,7 +40983,7 @@
           <w:color w:val="228B22"/>
           <w:sz w:val="28"/>
         </w:rPr>
-        <w:t>15.5</w:t>
+        <w:t>16.5</w:t>
       </w:r>
       <w:r>
         <w:rPr>
@@ -38925,14 +41084,14 @@
         <w:pStyle w:val="FirstParagraph"/>
         <w:rPr/>
       </w:pPr>
-      <w:bookmarkStart w:id="263" w:name="running-the-tests"/>
+      <w:bookmarkStart w:id="276" w:name="running-the-tests"/>
       <w:r>
         <w:rPr>
           <w:sz w:val="20"/>
         </w:rPr>
         <w:t>REG_LEVEL semantics: GATE runs gate cells only, FUNC adds func, FULL adds full. The rv32ui battery reads TEST_LEVEL inside the sim (gate = 3-image smoke, func = 42 images + spike lockstep, full = 42 images without lockstep).</w:t>
       </w:r>
-      <w:bookmarkEnd w:id="263"/>
+      <w:bookmarkEnd w:id="276"/>
     </w:p>
     <w:p>
       <w:pPr>
@@ -38943,9 +41102,9 @@
         <w:spacing w:before="280" w:after="80"/>
         <w:rPr/>
       </w:pPr>
-      <w:bookmarkStart w:id="264" w:name="__RefHeading___Toc7618_1701033659"/>
-      <w:bookmarkStart w:id="265" w:name="functional-coverage-core-18"/>
-      <w:bookmarkEnd w:id="264"/>
+      <w:bookmarkStart w:id="277" w:name="__RefHeading___Toc8194_1205863382"/>
+      <w:bookmarkStart w:id="278" w:name="functional-coverage-core-18"/>
+      <w:bookmarkEnd w:id="277"/>
       <w:r>
         <w:rPr>
           <w:rStyle w:val="SectionNumber"/>
@@ -38953,7 +41112,7 @@
           <w:color w:val="228B22"/>
           <w:sz w:val="28"/>
         </w:rPr>
-        <w:t>15.6</w:t>
+        <w:t>16.6</w:t>
       </w:r>
       <w:r>
         <w:rPr>
@@ -39878,13 +42037,13 @@
         </w:rPr>
         <w:t>) are gitignored by design; the numbers above are the committed record, regenerable with the commands in this section.</w:t>
       </w:r>
-      <w:bookmarkEnd w:id="252"/>
       <w:bookmarkEnd w:id="265"/>
+      <w:bookmarkEnd w:id="278"/>
     </w:p>
     <w:sectPr>
-      <w:footerReference w:type="even" r:id="rId47"/>
-      <w:footerReference w:type="default" r:id="rId48"/>
-      <w:footerReference w:type="first" r:id="rId49"/>
+      <w:footerReference w:type="even" r:id="rId58"/>
+      <w:footerReference w:type="default" r:id="rId59"/>
+      <w:footerReference w:type="first" r:id="rId60"/>
       <w:type w:val="nextPage"/>
       <w:pgSz w:w="12240" w:h="15840"/>
       <w:pgMar w:left="1440" w:right="1440" w:gutter="0" w:header="0" w:top="1440" w:footer="720" w:bottom="1440"/>
@@ -40019,7 +42178,7 @@
           </w:r>
           <w:r>
             <w:rPr/>
-            <w:t>59</w:t>
+            <w:t>64</w:t>
           </w:r>
           <w:r>
             <w:rPr/>
@@ -40046,7 +42205,7 @@
           </w:r>
           <w:r>
             <w:rPr/>
-            <w:t>59</w:t>
+            <w:t>64</w:t>
           </w:r>
           <w:r>
             <w:rPr/>
@@ -40166,7 +42325,7 @@
           </w:r>
           <w:r>
             <w:rPr/>
-            <w:t>59</w:t>
+            <w:t>64</w:t>
           </w:r>
           <w:r>
             <w:rPr/>
@@ -40193,7 +42352,7 @@
           </w:r>
           <w:r>
             <w:rPr/>
-            <w:t>59</w:t>
+            <w:t>64</w:t>
           </w:r>
           <w:r>
             <w:rPr/>
@@ -44425,6 +46584,142 @@
     </w:lvl>
   </w:abstractNum>
   <w:abstractNum w:abstractNumId="33">
+    <w:lvl w:ilvl="0">
+      <w:numFmt w:val="bullet"/>
+      <w:lvlText w:val=""/>
+      <w:lvlJc w:val="left"/>
+      <w:pPr>
+        <w:tabs>
+          <w:tab w:val="num" w:pos="0"/>
+        </w:tabs>
+        <w:ind w:left="720" w:hanging="480"/>
+      </w:pPr>
+      <w:rPr>
+        <w:rFonts w:ascii="Symbol" w:hAnsi="Symbol" w:cs="Symbol" w:hint="default"/>
+      </w:rPr>
+    </w:lvl>
+    <w:lvl w:ilvl="1">
+      <w:start w:val="0"/>
+      <w:numFmt w:val="bullet"/>
+      <w:lvlText w:val=""/>
+      <w:lvlJc w:val="left"/>
+      <w:pPr>
+        <w:tabs>
+          <w:tab w:val="num" w:pos="0"/>
+        </w:tabs>
+        <w:ind w:left="1440" w:hanging="480"/>
+      </w:pPr>
+      <w:rPr>
+        <w:rFonts w:ascii="Symbol" w:hAnsi="Symbol" w:cs="Symbol" w:hint="default"/>
+      </w:rPr>
+    </w:lvl>
+    <w:lvl w:ilvl="2">
+      <w:start w:val="0"/>
+      <w:numFmt w:val="bullet"/>
+      <w:lvlText w:val=""/>
+      <w:lvlJc w:val="left"/>
+      <w:pPr>
+        <w:tabs>
+          <w:tab w:val="num" w:pos="0"/>
+        </w:tabs>
+        <w:ind w:left="2160" w:hanging="480"/>
+      </w:pPr>
+      <w:rPr>
+        <w:rFonts w:ascii="Symbol" w:hAnsi="Symbol" w:cs="Symbol" w:hint="default"/>
+      </w:rPr>
+    </w:lvl>
+    <w:lvl w:ilvl="3">
+      <w:start w:val="0"/>
+      <w:numFmt w:val="bullet"/>
+      <w:lvlText w:val=""/>
+      <w:lvlJc w:val="left"/>
+      <w:pPr>
+        <w:tabs>
+          <w:tab w:val="num" w:pos="0"/>
+        </w:tabs>
+        <w:ind w:left="2880" w:hanging="480"/>
+      </w:pPr>
+      <w:rPr>
+        <w:rFonts w:ascii="Symbol" w:hAnsi="Symbol" w:cs="Symbol" w:hint="default"/>
+      </w:rPr>
+    </w:lvl>
+    <w:lvl w:ilvl="4">
+      <w:start w:val="0"/>
+      <w:numFmt w:val="bullet"/>
+      <w:lvlText w:val=""/>
+      <w:lvlJc w:val="left"/>
+      <w:pPr>
+        <w:tabs>
+          <w:tab w:val="num" w:pos="0"/>
+        </w:tabs>
+        <w:ind w:left="3600" w:hanging="480"/>
+      </w:pPr>
+      <w:rPr>
+        <w:rFonts w:ascii="Symbol" w:hAnsi="Symbol" w:cs="Symbol" w:hint="default"/>
+      </w:rPr>
+    </w:lvl>
+    <w:lvl w:ilvl="5">
+      <w:start w:val="0"/>
+      <w:numFmt w:val="bullet"/>
+      <w:lvlText w:val=""/>
+      <w:lvlJc w:val="left"/>
+      <w:pPr>
+        <w:tabs>
+          <w:tab w:val="num" w:pos="0"/>
+        </w:tabs>
+        <w:ind w:left="4320" w:hanging="480"/>
+      </w:pPr>
+      <w:rPr>
+        <w:rFonts w:ascii="Symbol" w:hAnsi="Symbol" w:cs="Symbol" w:hint="default"/>
+      </w:rPr>
+    </w:lvl>
+    <w:lvl w:ilvl="6">
+      <w:start w:val="0"/>
+      <w:numFmt w:val="bullet"/>
+      <w:lvlText w:val=""/>
+      <w:lvlJc w:val="left"/>
+      <w:pPr>
+        <w:tabs>
+          <w:tab w:val="num" w:pos="0"/>
+        </w:tabs>
+        <w:ind w:left="5040" w:hanging="480"/>
+      </w:pPr>
+      <w:rPr>
+        <w:rFonts w:ascii="Symbol" w:hAnsi="Symbol" w:cs="Symbol" w:hint="default"/>
+      </w:rPr>
+    </w:lvl>
+    <w:lvl w:ilvl="7">
+      <w:start w:val="0"/>
+      <w:numFmt w:val="bullet"/>
+      <w:lvlText w:val=""/>
+      <w:lvlJc w:val="left"/>
+      <w:pPr>
+        <w:tabs>
+          <w:tab w:val="num" w:pos="0"/>
+        </w:tabs>
+        <w:ind w:left="5760" w:hanging="480"/>
+      </w:pPr>
+      <w:rPr>
+        <w:rFonts w:ascii="Symbol" w:hAnsi="Symbol" w:cs="Symbol" w:hint="default"/>
+      </w:rPr>
+    </w:lvl>
+    <w:lvl w:ilvl="8">
+      <w:start w:val="0"/>
+      <w:numFmt w:val="bullet"/>
+      <w:lvlText w:val=""/>
+      <w:lvlJc w:val="left"/>
+      <w:pPr>
+        <w:tabs>
+          <w:tab w:val="num" w:pos="0"/>
+        </w:tabs>
+        <w:ind w:left="6480" w:hanging="480"/>
+      </w:pPr>
+      <w:rPr>
+        <w:rFonts w:ascii="Symbol" w:hAnsi="Symbol" w:cs="Symbol" w:hint="default"/>
+      </w:rPr>
+    </w:lvl>
+  </w:abstractNum>
+  <w:abstractNum w:abstractNumId="34">
     <w:lvl w:ilvl="0">
       <w:start w:val="1"/>
       <w:numFmt w:val="none"/>
@@ -44643,13 +46938,13 @@
     <w:abstractNumId w:val="33"/>
   </w:num>
   <w:num w:numId="34">
+    <w:abstractNumId w:val="34"/>
+  </w:num>
+  <w:num w:numId="35">
     <w:abstractNumId w:val="1"/>
     <w:lvlOverride w:ilvl="0">
       <w:startOverride w:val="1"/>
     </w:lvlOverride>
-  </w:num>
-  <w:num w:numId="35">
-    <w:abstractNumId w:val="2"/>
   </w:num>
   <w:num w:numId="36">
     <w:abstractNumId w:val="2"/>
@@ -44676,19 +46971,19 @@
     <w:abstractNumId w:val="2"/>
   </w:num>
   <w:num w:numId="44">
+    <w:abstractNumId w:val="2"/>
+  </w:num>
+  <w:num w:numId="45">
     <w:abstractNumId w:val="1"/>
     <w:lvlOverride w:ilvl="0">
       <w:startOverride w:val="1"/>
     </w:lvlOverride>
   </w:num>
-  <w:num w:numId="45">
-    <w:abstractNumId w:val="1"/>
-  </w:num>
   <w:num w:numId="46">
     <w:abstractNumId w:val="1"/>
   </w:num>
   <w:num w:numId="47">
-    <w:abstractNumId w:val="2"/>
+    <w:abstractNumId w:val="1"/>
   </w:num>
   <w:num w:numId="48">
     <w:abstractNumId w:val="2"/>
@@ -44700,16 +46995,16 @@
     <w:abstractNumId w:val="2"/>
   </w:num>
   <w:num w:numId="51">
+    <w:abstractNumId w:val="2"/>
+  </w:num>
+  <w:num w:numId="52">
     <w:abstractNumId w:val="1"/>
     <w:lvlOverride w:ilvl="0">
       <w:startOverride w:val="1"/>
     </w:lvlOverride>
   </w:num>
-  <w:num w:numId="52">
+  <w:num w:numId="53">
     <w:abstractNumId w:val="1"/>
-  </w:num>
-  <w:num w:numId="53">
-    <w:abstractNumId w:val="2"/>
   </w:num>
   <w:num w:numId="54">
     <w:abstractNumId w:val="2"/>
@@ -44718,13 +47013,13 @@
     <w:abstractNumId w:val="2"/>
   </w:num>
   <w:num w:numId="56">
+    <w:abstractNumId w:val="2"/>
+  </w:num>
+  <w:num w:numId="57">
     <w:abstractNumId w:val="1"/>
     <w:lvlOverride w:ilvl="0">
       <w:startOverride w:val="1"/>
     </w:lvlOverride>
-  </w:num>
-  <w:num w:numId="57">
-    <w:abstractNumId w:val="1"/>
   </w:num>
   <w:num w:numId="58">
     <w:abstractNumId w:val="1"/>
@@ -44733,7 +47028,7 @@
     <w:abstractNumId w:val="1"/>
   </w:num>
   <w:num w:numId="60">
-    <w:abstractNumId w:val="2"/>
+    <w:abstractNumId w:val="1"/>
   </w:num>
   <w:num w:numId="61">
     <w:abstractNumId w:val="2"/>
@@ -44757,13 +47052,13 @@
     <w:abstractNumId w:val="2"/>
   </w:num>
   <w:num w:numId="68">
+    <w:abstractNumId w:val="2"/>
+  </w:num>
+  <w:num w:numId="69">
     <w:abstractNumId w:val="1"/>
     <w:lvlOverride w:ilvl="0">
       <w:startOverride w:val="1"/>
     </w:lvlOverride>
-  </w:num>
-  <w:num w:numId="69">
-    <w:abstractNumId w:val="1"/>
   </w:num>
   <w:num w:numId="70">
     <w:abstractNumId w:val="1"/>
@@ -44779,12 +47074,12 @@
   </w:num>
   <w:num w:numId="74">
     <w:abstractNumId w:val="1"/>
+  </w:num>
+  <w:num w:numId="75">
+    <w:abstractNumId w:val="1"/>
     <w:lvlOverride w:ilvl="0">
       <w:startOverride w:val="1"/>
     </w:lvlOverride>
-  </w:num>
-  <w:num w:numId="75">
-    <w:abstractNumId w:val="1"/>
   </w:num>
   <w:num w:numId="76">
     <w:abstractNumId w:val="1"/>
@@ -44794,12 +47089,12 @@
   </w:num>
   <w:num w:numId="78">
     <w:abstractNumId w:val="1"/>
+  </w:num>
+  <w:num w:numId="79">
+    <w:abstractNumId w:val="1"/>
     <w:lvlOverride w:ilvl="0">
       <w:startOverride w:val="1"/>
     </w:lvlOverride>
-  </w:num>
-  <w:num w:numId="79">
-    <w:abstractNumId w:val="1"/>
   </w:num>
   <w:num w:numId="80">
     <w:abstractNumId w:val="1"/>
@@ -44812,12 +47107,12 @@
   </w:num>
   <w:num w:numId="83">
     <w:abstractNumId w:val="1"/>
+  </w:num>
+  <w:num w:numId="84">
+    <w:abstractNumId w:val="1"/>
     <w:lvlOverride w:ilvl="0">
       <w:startOverride w:val="1"/>
     </w:lvlOverride>
-  </w:num>
-  <w:num w:numId="84">
-    <w:abstractNumId w:val="1"/>
   </w:num>
   <w:num w:numId="85">
     <w:abstractNumId w:val="1"/>
@@ -44838,7 +47133,7 @@
     <w:abstractNumId w:val="1"/>
   </w:num>
   <w:num w:numId="91">
-    <w:abstractNumId w:val="2"/>
+    <w:abstractNumId w:val="1"/>
   </w:num>
   <w:num w:numId="92">
     <w:abstractNumId w:val="2"/>
@@ -44982,6 +47277,21 @@
     <w:abstractNumId w:val="2"/>
   </w:num>
   <w:num w:numId="139">
+    <w:abstractNumId w:val="2"/>
+  </w:num>
+  <w:num w:numId="140">
+    <w:abstractNumId w:val="2"/>
+  </w:num>
+  <w:num w:numId="141">
+    <w:abstractNumId w:val="2"/>
+  </w:num>
+  <w:num w:numId="142">
+    <w:abstractNumId w:val="2"/>
+  </w:num>
+  <w:num w:numId="143">
+    <w:abstractNumId w:val="2"/>
+  </w:num>
+  <w:num w:numId="144">
     <w:abstractNumId w:val="2"/>
   </w:num>
 </w:numbering>
